--- a/ВКР Марин Виктор ИСП-21.docx
+++ b/ВКР Марин Виктор ИСП-21.docx
@@ -9,19 +9,11 @@
           <w:szCs w:val="24"/>
         </w:rPr>
       </w:pPr>
-      <w:proofErr w:type="gramStart"/>
       <w:r>
         <w:rPr>
           <w:szCs w:val="24"/>
         </w:rPr>
-        <w:t>ГОСУДАРСТВЕННОЕ  БЮДЖЕТНОЕ</w:t>
-      </w:r>
-      <w:proofErr w:type="gramEnd"/>
-      <w:r>
-        <w:rPr>
-          <w:szCs w:val="24"/>
-        </w:rPr>
-        <w:t xml:space="preserve">  ПРОФЕССИОНАЛЬНОЕ ОБРАЗОВАТЕЛЬНОЕ  УЧРЕЖДЕНИЕ  МОСКОВСКОЙ  ОБЛАСТИ</w:t>
+        <w:t>ГОСУДАРСТВЕННОЕ  БЮДЖЕТНОЕ  ПРОФЕССИОНАЛЬНОЕ ОБРАЗОВАТЕЛЬНОЕ  УЧРЕЖДЕНИЕ  МОСКОВСКОЙ  ОБЛАСТИ</w:t>
       </w:r>
     </w:p>
     <w:p>
@@ -112,17 +104,8 @@
                 <w:szCs w:val="28"/>
                 <w:lang w:val="ru-RU"/>
               </w:rPr>
-              <w:t xml:space="preserve">«» июня </w:t>
-            </w:r>
-            <w:proofErr w:type="gramStart"/>
-            <w:r>
-              <w:rPr>
-                <w:szCs w:val="28"/>
-                <w:lang w:val="ru-RU"/>
-              </w:rPr>
-              <w:t>2026  г.</w:t>
-            </w:r>
-            <w:proofErr w:type="gramEnd"/>
+              <w:t>«» июня 2026  г.</w:t>
+            </w:r>
           </w:p>
           <w:p>
             <w:pPr>
@@ -136,23 +119,7 @@
                 <w:szCs w:val="24"/>
                 <w:lang w:val="ru-RU"/>
               </w:rPr>
-              <w:t xml:space="preserve">Зам. </w:t>
-            </w:r>
-            <w:proofErr w:type="gramStart"/>
-            <w:r>
-              <w:rPr>
-                <w:szCs w:val="24"/>
-                <w:lang w:val="ru-RU"/>
-              </w:rPr>
-              <w:t>директора  по</w:t>
-            </w:r>
-            <w:proofErr w:type="gramEnd"/>
-            <w:r>
-              <w:rPr>
-                <w:szCs w:val="24"/>
-                <w:lang w:val="ru-RU"/>
-              </w:rPr>
-              <w:t xml:space="preserve">  УР __________Комкова С.П.                                                        </w:t>
+              <w:t xml:space="preserve">Зам. директора  по  УР __________Комкова С.П.                                                        </w:t>
             </w:r>
           </w:p>
         </w:tc>
@@ -282,14 +249,7 @@
         <w:rPr>
           <w:szCs w:val="24"/>
         </w:rPr>
-        <w:t xml:space="preserve">Выполнил: </w:t>
-      </w:r>
-      <w:proofErr w:type="gramStart"/>
-      <w:r>
-        <w:rPr>
-          <w:szCs w:val="24"/>
-        </w:rPr>
-        <w:t>студент</w:t>
+        <w:t>Выполнил: студент</w:t>
       </w:r>
       <w:r>
         <w:rPr>
@@ -312,17 +272,7 @@
           <w:szCs w:val="24"/>
           <w:u w:val="single"/>
         </w:rPr>
-        <w:t>гр.</w:t>
-      </w:r>
-      <w:proofErr w:type="gramEnd"/>
-      <w:r>
-        <w:rPr>
-          <w:i/>
-          <w:iCs/>
-          <w:szCs w:val="24"/>
-          <w:u w:val="single"/>
-        </w:rPr>
-        <w:t xml:space="preserve"> ИСП-21</w:t>
+        <w:t>гр. ИСП-21</w:t>
       </w:r>
       <w:r>
         <w:rPr>
@@ -353,100 +303,94 @@
           <w:sz w:val="16"/>
           <w:szCs w:val="16"/>
         </w:rPr>
-        <w:t xml:space="preserve">                                                                                                             (</w:t>
-      </w:r>
-      <w:proofErr w:type="gramStart"/>
-      <w:r>
+        <w:t xml:space="preserve">                                                                                                             (Подпись)                            (ФИО)</w:t>
+      </w:r>
+    </w:p>
+    <w:p>
+      <w:pPr>
+        <w:rPr>
+          <w:szCs w:val="24"/>
+        </w:rPr>
+      </w:pPr>
+      <w:r>
+        <w:rPr>
+          <w:szCs w:val="24"/>
+        </w:rPr>
+        <w:t>Руководитель  проекта:___________________Базяк Г.В.</w:t>
+      </w:r>
+    </w:p>
+    <w:p>
+      <w:pPr>
         <w:rPr>
           <w:sz w:val="16"/>
           <w:szCs w:val="16"/>
         </w:rPr>
-        <w:t xml:space="preserve">Подпись)   </w:t>
-      </w:r>
-      <w:proofErr w:type="gramEnd"/>
+      </w:pPr>
+      <w:r>
+        <w:rPr>
+          <w:szCs w:val="24"/>
+        </w:rPr>
+        <w:t xml:space="preserve">                                                      </w:t>
+      </w:r>
       <w:r>
         <w:rPr>
           <w:sz w:val="16"/>
           <w:szCs w:val="16"/>
         </w:rPr>
-        <w:t xml:space="preserve">                         (ФИО)</w:t>
-      </w:r>
-    </w:p>
-    <w:p>
-      <w:pPr>
+        <w:t>(Подпись)</w:t>
+      </w:r>
+      <w:r>
         <w:rPr>
           <w:szCs w:val="24"/>
         </w:rPr>
-      </w:pPr>
-      <w:proofErr w:type="gramStart"/>
-      <w:r>
-        <w:rPr>
-          <w:szCs w:val="24"/>
-        </w:rPr>
-        <w:t>Руководитель  проекта</w:t>
-      </w:r>
-      <w:proofErr w:type="gramEnd"/>
-      <w:r>
-        <w:rPr>
-          <w:szCs w:val="24"/>
-        </w:rPr>
-        <w:t>:___________________</w:t>
-      </w:r>
-      <w:proofErr w:type="spellStart"/>
-      <w:r>
-        <w:rPr>
-          <w:szCs w:val="24"/>
-        </w:rPr>
-        <w:t>Базяк</w:t>
-      </w:r>
-      <w:proofErr w:type="spellEnd"/>
-      <w:r>
-        <w:rPr>
-          <w:szCs w:val="24"/>
-        </w:rPr>
-        <w:t xml:space="preserve"> Г.В.</w:t>
-      </w:r>
-    </w:p>
-    <w:p>
-      <w:pPr>
+        <w:t xml:space="preserve">                        </w:t>
+      </w:r>
+      <w:r>
         <w:rPr>
           <w:sz w:val="16"/>
           <w:szCs w:val="16"/>
         </w:rPr>
-      </w:pPr>
-      <w:r>
+        <w:t>(ФИО)</w:t>
+      </w:r>
+    </w:p>
+    <w:p>
+      <w:pPr>
         <w:rPr>
           <w:szCs w:val="24"/>
         </w:rPr>
-        <w:t xml:space="preserve">                                                      </w:t>
-      </w:r>
-      <w:r>
+      </w:pPr>
+      <w:r>
+        <w:rPr>
+          <w:szCs w:val="24"/>
+        </w:rPr>
+        <w:t xml:space="preserve">Рецензент:______________________________ </w:t>
+      </w:r>
+    </w:p>
+    <w:p>
+      <w:pPr>
         <w:rPr>
           <w:sz w:val="16"/>
           <w:szCs w:val="16"/>
         </w:rPr>
-        <w:t>(</w:t>
-      </w:r>
-      <w:proofErr w:type="gramStart"/>
+      </w:pPr>
+      <w:r>
+        <w:rPr>
+          <w:szCs w:val="28"/>
+        </w:rPr>
+        <w:t xml:space="preserve">                                            </w:t>
+      </w:r>
       <w:r>
         <w:rPr>
           <w:sz w:val="16"/>
           <w:szCs w:val="16"/>
         </w:rPr>
-        <w:t>Подпись)</w:t>
-      </w:r>
-      <w:r>
-        <w:rPr>
-          <w:szCs w:val="24"/>
-        </w:rPr>
-        <w:t xml:space="preserve">   </w:t>
-      </w:r>
-      <w:proofErr w:type="gramEnd"/>
-      <w:r>
-        <w:rPr>
-          <w:szCs w:val="24"/>
-        </w:rPr>
-        <w:t xml:space="preserve">                     </w:t>
+        <w:t>(Подпись)</w:t>
+      </w:r>
+      <w:r>
+        <w:rPr>
+          <w:szCs w:val="28"/>
+        </w:rPr>
+        <w:t xml:space="preserve">                              </w:t>
       </w:r>
       <w:r>
         <w:rPr>
@@ -455,30 +399,30 @@
         </w:rPr>
         <w:t>(ФИО)</w:t>
       </w:r>
-    </w:p>
-    <w:p>
-      <w:pPr>
+      <w:r>
+        <w:rPr>
+          <w:szCs w:val="28"/>
+        </w:rPr>
+        <w:t xml:space="preserve">       </w:t>
+      </w:r>
+    </w:p>
+    <w:p>
+      <w:pPr>
+        <w:spacing w:before="120"/>
         <w:rPr>
           <w:szCs w:val="24"/>
         </w:rPr>
       </w:pPr>
-      <w:proofErr w:type="gramStart"/>
       <w:r>
         <w:rPr>
           <w:szCs w:val="24"/>
         </w:rPr>
-        <w:t>Рецензент:_</w:t>
-      </w:r>
-      <w:proofErr w:type="gramEnd"/>
-      <w:r>
-        <w:rPr>
-          <w:szCs w:val="24"/>
-        </w:rPr>
-        <w:t xml:space="preserve">_____________________________ </w:t>
-      </w:r>
-    </w:p>
-    <w:p>
-      <w:pPr>
+        <w:t xml:space="preserve">Нормоконтролер: ________________________ </w:t>
+      </w:r>
+    </w:p>
+    <w:p>
+      <w:pPr>
+        <w:spacing w:before="120"/>
         <w:rPr>
           <w:sz w:val="16"/>
           <w:szCs w:val="16"/>
@@ -488,113 +432,20 @@
         <w:rPr>
           <w:szCs w:val="28"/>
         </w:rPr>
-        <w:t xml:space="preserve">                                            </w:t>
+        <w:t xml:space="preserve">                                                  </w:t>
       </w:r>
       <w:r>
         <w:rPr>
           <w:sz w:val="16"/>
           <w:szCs w:val="16"/>
         </w:rPr>
-        <w:t>(</w:t>
-      </w:r>
-      <w:proofErr w:type="gramStart"/>
-      <w:r>
-        <w:rPr>
-          <w:sz w:val="16"/>
-          <w:szCs w:val="16"/>
-        </w:rPr>
-        <w:t>Подпись)</w:t>
-      </w:r>
-      <w:r>
-        <w:rPr>
-          <w:szCs w:val="28"/>
-        </w:rPr>
-        <w:t xml:space="preserve">   </w:t>
-      </w:r>
-      <w:proofErr w:type="gramEnd"/>
-      <w:r>
-        <w:rPr>
-          <w:szCs w:val="28"/>
-        </w:rPr>
-        <w:t xml:space="preserve">                           </w:t>
-      </w:r>
-      <w:r>
-        <w:rPr>
-          <w:sz w:val="16"/>
-          <w:szCs w:val="16"/>
-        </w:rPr>
-        <w:t>(ФИО)</w:t>
-      </w:r>
-      <w:r>
-        <w:rPr>
-          <w:szCs w:val="28"/>
-        </w:rPr>
-        <w:t xml:space="preserve">       </w:t>
-      </w:r>
-    </w:p>
-    <w:p>
-      <w:pPr>
-        <w:spacing w:before="120"/>
-        <w:rPr>
-          <w:szCs w:val="24"/>
-        </w:rPr>
-      </w:pPr>
-      <w:proofErr w:type="spellStart"/>
-      <w:r>
-        <w:rPr>
-          <w:szCs w:val="24"/>
-        </w:rPr>
-        <w:t>Нормоконтролер</w:t>
-      </w:r>
-      <w:proofErr w:type="spellEnd"/>
-      <w:r>
-        <w:rPr>
-          <w:szCs w:val="24"/>
-        </w:rPr>
-        <w:t xml:space="preserve">: ________________________ </w:t>
-      </w:r>
-    </w:p>
-    <w:p>
-      <w:pPr>
-        <w:spacing w:before="120"/>
-        <w:rPr>
-          <w:sz w:val="16"/>
-          <w:szCs w:val="16"/>
-        </w:rPr>
-      </w:pPr>
-      <w:r>
-        <w:rPr>
-          <w:szCs w:val="28"/>
-        </w:rPr>
-        <w:t xml:space="preserve">                                                  </w:t>
-      </w:r>
-      <w:r>
-        <w:rPr>
-          <w:sz w:val="16"/>
-          <w:szCs w:val="16"/>
-        </w:rPr>
-        <w:t>(</w:t>
-      </w:r>
-      <w:proofErr w:type="gramStart"/>
-      <w:r>
-        <w:rPr>
-          <w:sz w:val="16"/>
-          <w:szCs w:val="16"/>
-        </w:rPr>
-        <w:t>Подпись)</w:t>
-      </w:r>
-      <w:r>
-        <w:rPr>
-          <w:szCs w:val="28"/>
-        </w:rPr>
-        <w:t xml:space="preserve">   </w:t>
-      </w:r>
-      <w:proofErr w:type="gramEnd"/>
-      <w:r>
-        <w:rPr>
-          <w:szCs w:val="28"/>
-        </w:rPr>
-        <w:t xml:space="preserve">       </w:t>
+        <w:t>(Подпись)</w:t>
+      </w:r>
+      <w:r>
+        <w:rPr>
+          <w:szCs w:val="28"/>
+        </w:rPr>
+        <w:t xml:space="preserve">          </w:t>
       </w:r>
       <w:r>
         <w:rPr>
@@ -688,37 +539,35 @@
           <w:color w:val="auto"/>
           <w:szCs w:val="24"/>
         </w:rPr>
-        <w:t>В условиях развития сервисных услуг и роста объема ремонтных работ особую актуальность приобретает автоматизация процессов учета и управления заявками на ремонт техники — важного элемента работы сервисных организаций. Современные веб-технологии, такие как HTML, CSS и JavaScript, позволяют создавать удобные информационные системы, однако их разработка требует продуманной структуры и реализации интерфейса.</w:t>
+        <w:t xml:space="preserve">В условиях развития сервисных услуг и роста объема ремонтных работ особую актуальность приобретает автоматизация процессов учета и управления заявками на ремонт техники </w:t>
       </w:r>
       <w:r>
         <w:rPr>
           <w:color w:val="auto"/>
           <w:szCs w:val="24"/>
         </w:rPr>
-        <w:t xml:space="preserve"> </w:t>
+        <w:t>-</w:t>
       </w:r>
       <w:r>
         <w:rPr>
           <w:color w:val="auto"/>
           <w:szCs w:val="24"/>
         </w:rPr>
-        <w:t>Цель настоящей дипломной работы заключается в разработке веб-приложения для автоматизации учета заявок на ремонт техники «</w:t>
-      </w:r>
-      <w:proofErr w:type="spellStart"/>
+        <w:t xml:space="preserve"> важного элемента работы сервисных организаций. Современные веб-технологии, такие как HTML, CSS и JavaScript, позволяют создавать удобные информационные системы, однако их разработка требует продуманной структуры и реализации интерфейса.</w:t>
+      </w:r>
       <w:r>
         <w:rPr>
           <w:color w:val="auto"/>
           <w:szCs w:val="24"/>
         </w:rPr>
-        <w:t>РемонтТех</w:t>
-      </w:r>
-      <w:proofErr w:type="spellEnd"/>
+        <w:t xml:space="preserve"> </w:t>
+      </w:r>
       <w:r>
         <w:rPr>
           <w:color w:val="auto"/>
           <w:szCs w:val="24"/>
         </w:rPr>
-        <w:t>». В рамках исследования проведен анализ предметной области и существующих решений, разработана структура приложения, реализован пользовательский интерфейс и применен механизм хранения данных с использованием</w:t>
+        <w:t>Цель настоящей дипломной работы заключается в разработке веб-приложения для автоматизации учета заявок на ремонт техники «РемонтТех». В рамках исследования проведен анализ предметной области и существующих решений, разработана структура приложения, реализован пользовательский интерфейс и применен механизм хранения данных с использованием</w:t>
       </w:r>
       <w:r>
         <w:rPr>
@@ -742,7 +591,6 @@
         </w:rPr>
         <w:t xml:space="preserve">, </w:t>
       </w:r>
-      <w:proofErr w:type="spellStart"/>
       <w:r>
         <w:rPr>
           <w:color w:val="auto"/>
@@ -751,7 +599,6 @@
         </w:rPr>
         <w:t>SQLAlchemy</w:t>
       </w:r>
-      <w:proofErr w:type="spellEnd"/>
       <w:r>
         <w:rPr>
           <w:color w:val="auto"/>
@@ -759,7 +606,6 @@
         </w:rPr>
         <w:t xml:space="preserve">, </w:t>
       </w:r>
-      <w:proofErr w:type="spellStart"/>
       <w:r>
         <w:rPr>
           <w:color w:val="auto"/>
@@ -768,7 +614,6 @@
         </w:rPr>
         <w:t>FastAPI</w:t>
       </w:r>
-      <w:proofErr w:type="spellEnd"/>
       <w:r>
         <w:rPr>
           <w:color w:val="auto"/>
@@ -4555,63 +4400,7 @@
         <w:rPr>
           <w:lang w:eastAsia="en-US"/>
         </w:rPr>
-        <w:t xml:space="preserve">В рамках выпускной квалификационной работы была разработана информационная система управления ремонтами компьютеров, реализованная в виде веб-приложения с использованием современных </w:t>
-      </w:r>
-      <w:proofErr w:type="spellStart"/>
-      <w:r>
-        <w:rPr>
-          <w:lang w:eastAsia="en-US"/>
-        </w:rPr>
-        <w:t>фронтенд</w:t>
-      </w:r>
-      <w:proofErr w:type="spellEnd"/>
-      <w:r>
-        <w:rPr>
-          <w:lang w:eastAsia="en-US"/>
-        </w:rPr>
-        <w:t xml:space="preserve">- и бэкенд-технологий. Хранение и обработка данных осуществляется на серверной стороне с использованием реляционной базы данных </w:t>
-      </w:r>
-      <w:proofErr w:type="spellStart"/>
-      <w:r>
-        <w:rPr>
-          <w:lang w:eastAsia="en-US"/>
-        </w:rPr>
-        <w:t>SQLite</w:t>
-      </w:r>
-      <w:proofErr w:type="spellEnd"/>
-      <w:r>
-        <w:rPr>
-          <w:lang w:eastAsia="en-US"/>
-        </w:rPr>
-        <w:t xml:space="preserve">, взаимодействие с которой реализовано посредством ORM-библиотеки </w:t>
-      </w:r>
-      <w:proofErr w:type="spellStart"/>
-      <w:r>
-        <w:rPr>
-          <w:lang w:eastAsia="en-US"/>
-        </w:rPr>
-        <w:t>SQLAlchemy</w:t>
-      </w:r>
-      <w:proofErr w:type="spellEnd"/>
-      <w:r>
-        <w:rPr>
-          <w:lang w:eastAsia="en-US"/>
-        </w:rPr>
-        <w:t xml:space="preserve">. Обмен данными между клиентской и серверной частями системы осуществляется через REST API, разработанный на базе фреймворка </w:t>
-      </w:r>
-      <w:proofErr w:type="spellStart"/>
-      <w:r>
-        <w:rPr>
-          <w:lang w:eastAsia="en-US"/>
-        </w:rPr>
-        <w:t>FastAPI</w:t>
-      </w:r>
-      <w:proofErr w:type="spellEnd"/>
-      <w:r>
-        <w:rPr>
-          <w:lang w:eastAsia="en-US"/>
-        </w:rPr>
-        <w:t>, что обеспечивает централизованное хранение информации, многопользовательский доступ и повышенную надёжность работы системы.</w:t>
+        <w:t>В рамках выпускной квалификационной работы была разработана информационная система управления ремонтами компьютеров, реализованная в виде веб-приложения с использованием современных фронтенд- и бэкенд-технологий. Хранение и обработка данных осуществляется на серверной стороне с использованием реляционной базы данных SQLite, взаимодействие с которой реализовано посредством ORM-библиотеки SQLAlchemy. Обмен данными между клиентской и серверной частями системы осуществляется через REST API, разработанный на базе фреймворка FastAPI, что обеспечивает централизованное хранение информации, многопользовательский доступ и повышенную надёжность работы системы.</w:t>
       </w:r>
     </w:p>
     <w:p>
@@ -5313,7 +5102,6 @@
           <w:szCs w:val="28"/>
         </w:rPr>
       </w:pPr>
-      <w:proofErr w:type="spellStart"/>
       <w:r>
         <w:rPr>
           <w:rFonts w:ascii="Times New Roman" w:hAnsi="Times New Roman" w:cs="Times New Roman"/>
@@ -5323,27 +5111,18 @@
         </w:rPr>
         <w:t>RemOnline</w:t>
       </w:r>
-      <w:proofErr w:type="spellEnd"/>
-    </w:p>
-    <w:p>
-      <w:pPr>
-        <w:rPr>
-          <w:lang w:eastAsia="en-US"/>
-        </w:rPr>
-      </w:pPr>
-      <w:proofErr w:type="spellStart"/>
-      <w:r>
-        <w:rPr>
-          <w:lang w:eastAsia="en-US"/>
-        </w:rPr>
-        <w:t>RemOnline</w:t>
-      </w:r>
-      <w:proofErr w:type="spellEnd"/>
-      <w:r>
-        <w:rPr>
-          <w:lang w:eastAsia="en-US"/>
-        </w:rPr>
-        <w:t xml:space="preserve"> является облачной системой управления сервисным бизнесом, ориентированной на ремонтные мастерские и сервисные центры.</w:t>
+    </w:p>
+    <w:p>
+      <w:pPr>
+        <w:rPr>
+          <w:lang w:eastAsia="en-US"/>
+        </w:rPr>
+      </w:pPr>
+      <w:r>
+        <w:rPr>
+          <w:lang w:eastAsia="en-US"/>
+        </w:rPr>
+        <w:t>RemOnline является облачной системой управления сервисным бизнесом, ориентированной на ремонтные мастерские и сервисные центры.</w:t>
       </w:r>
     </w:p>
     <w:p>
@@ -5607,18 +5386,8 @@
           <w:iCs/>
           <w:lang w:eastAsia="en-US"/>
         </w:rPr>
-        <w:t xml:space="preserve">Аналитическая панель системы </w:t>
-      </w:r>
-      <w:proofErr w:type="spellStart"/>
-      <w:r>
-        <w:rPr>
-          <w:i/>
-          <w:iCs/>
-          <w:lang w:eastAsia="en-US"/>
-        </w:rPr>
-        <w:t>RemOnline</w:t>
-      </w:r>
-      <w:proofErr w:type="spellEnd"/>
+        <w:t>Аналитическая панель системы RemOnline</w:t>
+      </w:r>
     </w:p>
     <w:p>
       <w:pPr>
@@ -5717,16 +5486,8 @@
         <w:rPr>
           <w:lang w:eastAsia="en-US"/>
         </w:rPr>
-        <w:t xml:space="preserve"> </w:t>
-      </w:r>
-      <w:proofErr w:type="spellStart"/>
-      <w:r>
-        <w:rPr>
-          <w:lang w:eastAsia="en-US"/>
-        </w:rPr>
-        <w:t>RemOnline</w:t>
-      </w:r>
-      <w:proofErr w:type="spellEnd"/>
+        <w:t xml:space="preserve"> RemOnline</w:t>
+      </w:r>
     </w:p>
     <w:p>
       <w:pPr>
@@ -5761,7 +5522,6 @@
         </w:rPr>
         <w:t xml:space="preserve">Пример отображения базы данных в системе </w:t>
       </w:r>
-      <w:proofErr w:type="spellStart"/>
       <w:r>
         <w:rPr>
           <w:i/>
@@ -5770,7 +5530,6 @@
         </w:rPr>
         <w:t>RemOnline</w:t>
       </w:r>
-      <w:proofErr w:type="spellEnd"/>
     </w:p>
     <w:p>
       <w:pPr>
@@ -5792,7 +5551,6 @@
           <w:szCs w:val="28"/>
         </w:rPr>
       </w:pPr>
-      <w:proofErr w:type="spellStart"/>
       <w:r>
         <w:rPr>
           <w:rFonts w:ascii="Times New Roman" w:hAnsi="Times New Roman" w:cs="Times New Roman"/>
@@ -5801,7 +5559,6 @@
         </w:rPr>
         <w:t>МойСклад</w:t>
       </w:r>
-      <w:proofErr w:type="spellEnd"/>
     </w:p>
     <w:p>
       <w:pPr>
@@ -5819,21 +5576,7 @@
         <w:rPr>
           <w:lang w:eastAsia="en-US"/>
         </w:rPr>
-        <w:t>Система «</w:t>
-      </w:r>
-      <w:proofErr w:type="spellStart"/>
-      <w:r>
-        <w:rPr>
-          <w:lang w:eastAsia="en-US"/>
-        </w:rPr>
-        <w:t>МойСклад</w:t>
-      </w:r>
-      <w:proofErr w:type="spellEnd"/>
-      <w:r>
-        <w:rPr>
-          <w:lang w:eastAsia="en-US"/>
-        </w:rPr>
-        <w:t>» представляет собой универсальное решение для учета товаров и заказов, которое может применяться в сервисных центрах.</w:t>
+        <w:t>Система «МойСклад» представляет собой универсальное решение для учета товаров и заказов, которое может применяться в сервисных центрах.</w:t>
       </w:r>
     </w:p>
     <w:p>
@@ -6036,25 +5779,7 @@
           <w:iCs/>
           <w:lang w:eastAsia="en-US"/>
         </w:rPr>
-        <w:t>Пример работы с данными в системе «</w:t>
-      </w:r>
-      <w:proofErr w:type="spellStart"/>
-      <w:r>
-        <w:rPr>
-          <w:i/>
-          <w:iCs/>
-          <w:lang w:eastAsia="en-US"/>
-        </w:rPr>
-        <w:t>МойСклад</w:t>
-      </w:r>
-      <w:proofErr w:type="spellEnd"/>
-      <w:r>
-        <w:rPr>
-          <w:i/>
-          <w:iCs/>
-          <w:lang w:eastAsia="en-US"/>
-        </w:rPr>
-        <w:t>»</w:t>
+        <w:t>Пример работы с данными в системе «МойСклад»</w:t>
       </w:r>
     </w:p>
     <w:p>
@@ -6152,25 +5877,7 @@
           <w:iCs/>
           <w:lang w:eastAsia="en-US"/>
         </w:rPr>
-        <w:t>Рисунок 1.5 Отображение отчетности в системе «</w:t>
-      </w:r>
-      <w:proofErr w:type="spellStart"/>
-      <w:r>
-        <w:rPr>
-          <w:i/>
-          <w:iCs/>
-          <w:lang w:eastAsia="en-US"/>
-        </w:rPr>
-        <w:t>МойСклад</w:t>
-      </w:r>
-      <w:proofErr w:type="spellEnd"/>
-      <w:r>
-        <w:rPr>
-          <w:i/>
-          <w:iCs/>
-          <w:lang w:eastAsia="en-US"/>
-        </w:rPr>
-        <w:t>»</w:t>
+        <w:t>Рисунок 1.5 Отображение отчетности в системе «МойСклад»</w:t>
       </w:r>
     </w:p>
     <w:p>
@@ -6192,25 +5899,7 @@
           <w:sz w:val="28"/>
           <w:szCs w:val="28"/>
         </w:rPr>
-        <w:t>1</w:t>
-      </w:r>
-      <w:proofErr w:type="gramStart"/>
-      <w:r>
-        <w:rPr>
-          <w:rFonts w:ascii="Times New Roman" w:hAnsi="Times New Roman" w:cs="Times New Roman"/>
-          <w:sz w:val="28"/>
-          <w:szCs w:val="28"/>
-        </w:rPr>
-        <w:t>С:Управление</w:t>
-      </w:r>
-      <w:proofErr w:type="gramEnd"/>
-      <w:r>
-        <w:rPr>
-          <w:rFonts w:ascii="Times New Roman" w:hAnsi="Times New Roman" w:cs="Times New Roman"/>
-          <w:sz w:val="28"/>
-          <w:szCs w:val="28"/>
-        </w:rPr>
-        <w:t xml:space="preserve"> сервисным центром</w:t>
+        <w:t>1С:Управление сервисным центром</w:t>
       </w:r>
     </w:p>
     <w:p>
@@ -6501,25 +6190,7 @@
           <w:iCs/>
           <w:szCs w:val="28"/>
         </w:rPr>
-        <w:t>Рисунок 1.6 Интерфейс системы «1</w:t>
-      </w:r>
-      <w:proofErr w:type="gramStart"/>
-      <w:r>
-        <w:rPr>
-          <w:i/>
-          <w:iCs/>
-          <w:szCs w:val="28"/>
-        </w:rPr>
-        <w:t>С:Управление</w:t>
-      </w:r>
-      <w:proofErr w:type="gramEnd"/>
-      <w:r>
-        <w:rPr>
-          <w:i/>
-          <w:iCs/>
-          <w:szCs w:val="28"/>
-        </w:rPr>
-        <w:t xml:space="preserve"> сервисным центром»</w:t>
+        <w:t>Рисунок 1.6 Интерфейс системы «1С:Управление сервисным центром»</w:t>
       </w:r>
     </w:p>
     <w:p>
@@ -6649,14 +6320,12 @@
                 <w:szCs w:val="28"/>
               </w:rPr>
             </w:pPr>
-            <w:proofErr w:type="spellStart"/>
             <w:r>
               <w:rPr>
                 <w:szCs w:val="28"/>
               </w:rPr>
               <w:t>RemOnline</w:t>
             </w:r>
-            <w:proofErr w:type="spellEnd"/>
           </w:p>
         </w:tc>
         <w:tc>
@@ -6671,7 +6340,6 @@
                 <w:lang w:val="ru-RU"/>
               </w:rPr>
             </w:pPr>
-            <w:proofErr w:type="spellStart"/>
             <w:r>
               <w:rPr>
                 <w:szCs w:val="28"/>
@@ -6679,7 +6347,6 @@
               </w:rPr>
               <w:t>МойСклад</w:t>
             </w:r>
-            <w:proofErr w:type="spellEnd"/>
           </w:p>
         </w:tc>
         <w:tc>
@@ -6713,7 +6380,6 @@
                 <w:lang w:val="ru-RU"/>
               </w:rPr>
             </w:pPr>
-            <w:proofErr w:type="spellStart"/>
             <w:r>
               <w:rPr>
                 <w:szCs w:val="28"/>
@@ -6721,7 +6387,6 @@
               </w:rPr>
               <w:t>РемонтТех</w:t>
             </w:r>
-            <w:proofErr w:type="spellEnd"/>
           </w:p>
         </w:tc>
       </w:tr>
@@ -7984,21 +7649,7 @@
         <w:rPr>
           <w:lang w:eastAsia="en-US"/>
         </w:rPr>
-        <w:t xml:space="preserve">Дополнительно может использоваться многоуровневая архитектура, включающая разделение на </w:t>
-      </w:r>
-      <w:proofErr w:type="spellStart"/>
-      <w:r>
-        <w:rPr>
-          <w:lang w:eastAsia="en-US"/>
-        </w:rPr>
-        <w:t>фронтенд</w:t>
-      </w:r>
-      <w:proofErr w:type="spellEnd"/>
-      <w:r>
-        <w:rPr>
-          <w:lang w:eastAsia="en-US"/>
-        </w:rPr>
-        <w:t>, бэкенд и слой данных. Такое разделение позволяет упростить разработку, повысить гибкость системы и облегчить ее сопровождение.</w:t>
+        <w:t>Дополнительно может использоваться многоуровневая архитектура, включающая разделение на фронтенд, бэкенд и слой данных. Такое разделение позволяет упростить разработку, повысить гибкость системы и облегчить ее сопровождение.</w:t>
       </w:r>
     </w:p>
     <w:p>
@@ -8633,6 +8284,88 @@
           <w:lang w:eastAsia="en-US"/>
         </w:rPr>
       </w:pPr>
+    </w:p>
+    <w:p>
+      <w:pPr>
+        <w:spacing w:after="160"/>
+        <w:jc w:val="left"/>
+        <w:rPr>
+          <w:lang w:eastAsia="en-US"/>
+        </w:rPr>
+      </w:pPr>
+      <w:r>
+        <w:rPr>
+          <w:lang w:eastAsia="en-US"/>
+        </w:rPr>
+        <w:t>В рамках первой главы выпускной квалификационной работы были рассмотрены теоретические аспекты применения информационных систем в сфере сервисного обслуживания компьютерной техники. Проведённый анализ показал, что в условиях цифровой трансформации экономики автоматизация бизнес-процессов сервисных центров является необходимым условием повышения эффективности их деятельности. Информационные системы позволяют обеспечить централизованное хранение данных, прозрачность выполнения заказов, сокращение временных затрат на обработку информации и повышение качества клиентского сервиса.</w:t>
+      </w:r>
+    </w:p>
+    <w:p>
+      <w:pPr>
+        <w:spacing w:after="160"/>
+        <w:jc w:val="left"/>
+        <w:rPr>
+          <w:lang w:eastAsia="en-US"/>
+        </w:rPr>
+      </w:pPr>
+      <w:r>
+        <w:rPr>
+          <w:lang w:eastAsia="en-US"/>
+        </w:rPr>
+        <w:t>В ходе исследования были выявлены существенные недостатки традиционных методов управления, основанных на использовании бумажных журналов и электронных таблиц. К ним относятся высокая вероятность потери или искажения данных, отсутствие оперативного контроля за состоянием заказов, сложности с масштабированием бизнеса и ограниченные возможности для анализа деятельности предприятия. Данные проблемы обуславливают объективную необходимость внедрения специализированных программных решений.</w:t>
+      </w:r>
+    </w:p>
+    <w:p>
+      <w:pPr>
+        <w:spacing w:after="160"/>
+        <w:jc w:val="left"/>
+        <w:rPr>
+          <w:lang w:eastAsia="en-US"/>
+        </w:rPr>
+      </w:pPr>
+      <w:r>
+        <w:rPr>
+          <w:lang w:eastAsia="en-US"/>
+        </w:rPr>
+        <w:t xml:space="preserve">Сравнительный анализ существующих на российском рынке информационных систем, включая RemOnline, «МойСклад» и решения на платформе 1С, позволил выявить их ключевые преимущества и недостатки. Установлено, что большинство коммерческих продуктов либо являются </w:t>
+      </w:r>
+      <w:r>
+        <w:rPr>
+          <w:lang w:eastAsia="en-US"/>
+        </w:rPr>
+        <w:lastRenderedPageBreak/>
+        <w:t>платными, либо требуют сложного внедрения и сопровождения, либо не в полной мере учитывают специфику именно ремонтной деятельности. Это подтверждает актуальность разработки собственного программного продукта, ориентированного на потребности малого и среднего сервисного центра.</w:t>
+      </w:r>
+    </w:p>
+    <w:p>
+      <w:pPr>
+        <w:spacing w:after="160"/>
+        <w:jc w:val="left"/>
+        <w:rPr>
+          <w:lang w:eastAsia="en-US"/>
+        </w:rPr>
+      </w:pPr>
+      <w:r>
+        <w:rPr>
+          <w:lang w:eastAsia="en-US"/>
+        </w:rPr>
+        <w:t>В главе также были рассмотрены теоретические основы построения информационных систем, включая их архитектуру, роль базы данных, требования к функциональности и безопасности. Особое внимание уделено моделированию бизнес-процессов ремонта, что позволило формализовать последовательность операций от приёма устройства до его выдачи клиенту и создать основу для последующей практической реализации. Рассмотренные аспекты интеграции с внешними системами и современные тенденции развития, такие как облачные технологии и элементы искусственного интеллекта, определили направления для потенциального совершенствования разрабатываемого решения.</w:t>
+      </w:r>
+    </w:p>
+    <w:p>
+      <w:pPr>
+        <w:spacing w:after="160"/>
+        <w:jc w:val="left"/>
+        <w:rPr>
+          <w:lang w:eastAsia="en-US"/>
+        </w:rPr>
+      </w:pPr>
+      <w:r>
+        <w:rPr>
+          <w:lang w:eastAsia="en-US"/>
+        </w:rPr>
+        <w:t>Таким образом, теоретическое исследование подтвердило высокую значимость информационных систем для эффективного управления сервисным центром и обосновало необходимость разработки собственного программного продукта, учитывающего выявленные недостатки существующих аналогов и специфику предметной области.</w:t>
+      </w:r>
       <w:r>
         <w:rPr>
           <w:lang w:eastAsia="en-US"/>
@@ -9730,35 +9463,7 @@
         <w:rPr>
           <w:lang w:eastAsia="en-US"/>
         </w:rPr>
-        <w:t xml:space="preserve">В качестве хранилища данных используется реляционная база данных </w:t>
-      </w:r>
-      <w:proofErr w:type="spellStart"/>
-      <w:r>
-        <w:rPr>
-          <w:lang w:eastAsia="en-US"/>
-        </w:rPr>
-        <w:t>SQLite</w:t>
-      </w:r>
-      <w:proofErr w:type="spellEnd"/>
-      <w:r>
-        <w:rPr>
-          <w:lang w:eastAsia="en-US"/>
-        </w:rPr>
-        <w:t xml:space="preserve">. Хранение и обработка информации осуществляется на серверной стороне, что обеспечивает централизованный доступ к данным и их сохранность. Все действия пользователя, такие как добавление новых клиентов, устройств или заявок на ремонт, редактирование информации и удаление записей, выполняются через серверное приложение и фиксируются в базе данных с использованием ORM-библиотеки </w:t>
-      </w:r>
-      <w:proofErr w:type="spellStart"/>
-      <w:r>
-        <w:rPr>
-          <w:lang w:eastAsia="en-US"/>
-        </w:rPr>
-        <w:t>SQLAlchemy</w:t>
-      </w:r>
-      <w:proofErr w:type="spellEnd"/>
-      <w:r>
-        <w:rPr>
-          <w:lang w:eastAsia="en-US"/>
-        </w:rPr>
-        <w:t>.</w:t>
+        <w:t>В качестве хранилища данных используется реляционная база данных SQLite. Хранение и обработка информации осуществляется на серверной стороне, что обеспечивает централизованный доступ к данным и их сохранность. Все действия пользователя, такие как добавление новых клиентов, устройств или заявок на ремонт, редактирование информации и удаление записей, выполняются через серверное приложение и фиксируются в базе данных с использованием ORM-библиотеки SQLAlchemy.</w:t>
       </w:r>
     </w:p>
     <w:p>
@@ -9791,21 +9496,7 @@
         <w:rPr>
           <w:lang w:eastAsia="en-US"/>
         </w:rPr>
-        <w:t>Пользовательский интерфейс (</w:t>
-      </w:r>
-      <w:proofErr w:type="spellStart"/>
-      <w:r>
-        <w:rPr>
-          <w:lang w:eastAsia="en-US"/>
-        </w:rPr>
-        <w:t>Frontend</w:t>
-      </w:r>
-      <w:proofErr w:type="spellEnd"/>
-      <w:r>
-        <w:rPr>
-          <w:lang w:eastAsia="en-US"/>
-        </w:rPr>
-        <w:t xml:space="preserve">) </w:t>
+        <w:t xml:space="preserve">Пользовательский интерфейс (Frontend) </w:t>
       </w:r>
       <w:r>
         <w:rPr>
@@ -9848,49 +9539,7 @@
         <w:rPr>
           <w:lang w:eastAsia="en-US"/>
         </w:rPr>
-        <w:t xml:space="preserve"> логический компонент, который отвечает за обработку действий пользователя, валидацию данных, выполнение операций CRUD (</w:t>
-      </w:r>
-      <w:proofErr w:type="spellStart"/>
-      <w:r>
-        <w:rPr>
-          <w:lang w:eastAsia="en-US"/>
-        </w:rPr>
-        <w:t>Create</w:t>
-      </w:r>
-      <w:proofErr w:type="spellEnd"/>
-      <w:r>
-        <w:rPr>
-          <w:lang w:eastAsia="en-US"/>
-        </w:rPr>
-        <w:t xml:space="preserve">, </w:t>
-      </w:r>
-      <w:proofErr w:type="spellStart"/>
-      <w:r>
-        <w:rPr>
-          <w:lang w:eastAsia="en-US"/>
-        </w:rPr>
-        <w:t>Read</w:t>
-      </w:r>
-      <w:proofErr w:type="spellEnd"/>
-      <w:r>
-        <w:rPr>
-          <w:lang w:eastAsia="en-US"/>
-        </w:rPr>
-        <w:t xml:space="preserve">, Update, </w:t>
-      </w:r>
-      <w:proofErr w:type="spellStart"/>
-      <w:r>
-        <w:rPr>
-          <w:lang w:eastAsia="en-US"/>
-        </w:rPr>
-        <w:t>Delete</w:t>
-      </w:r>
-      <w:proofErr w:type="spellEnd"/>
-      <w:r>
-        <w:rPr>
-          <w:lang w:eastAsia="en-US"/>
-        </w:rPr>
-        <w:t xml:space="preserve">) и синхронизацию с хранилищем. Модуль обеспечивает целостность данных и корректное обновление интерфейса при внесении изменений. </w:t>
+        <w:t xml:space="preserve"> логический компонент, который отвечает за обработку действий пользователя, валидацию данных, выполнение операций CRUD (Create, Read, Update, Delete) и синхронизацию с хранилищем. Модуль обеспечивает целостность данных и корректное обновление интерфейса при внесении изменений. </w:t>
       </w:r>
     </w:p>
     <w:p>
@@ -9916,59 +9565,23 @@
           <w:szCs w:val="28"/>
         </w:rPr>
         <w:lastRenderedPageBreak/>
-        <w:t>Реляционная база данных (</w:t>
-      </w:r>
-      <w:proofErr w:type="spellStart"/>
+        <w:t xml:space="preserve">Реляционная база данных (SQLite) </w:t>
+      </w:r>
       <w:r>
         <w:rPr>
           <w:rFonts w:ascii="Times New Roman" w:hAnsi="Times New Roman" w:cs="Times New Roman"/>
           <w:sz w:val="28"/>
           <w:szCs w:val="28"/>
         </w:rPr>
-        <w:t>SQLite</w:t>
-      </w:r>
-      <w:proofErr w:type="spellEnd"/>
+        <w:t>-</w:t>
+      </w:r>
       <w:r>
         <w:rPr>
           <w:rFonts w:ascii="Times New Roman" w:hAnsi="Times New Roman" w:cs="Times New Roman"/>
           <w:sz w:val="28"/>
           <w:szCs w:val="28"/>
         </w:rPr>
-        <w:t xml:space="preserve">) </w:t>
-      </w:r>
-      <w:r>
-        <w:rPr>
-          <w:rFonts w:ascii="Times New Roman" w:hAnsi="Times New Roman" w:cs="Times New Roman"/>
-          <w:sz w:val="28"/>
-          <w:szCs w:val="28"/>
-        </w:rPr>
-        <w:t>-</w:t>
-      </w:r>
-      <w:r>
-        <w:rPr>
-          <w:rFonts w:ascii="Times New Roman" w:hAnsi="Times New Roman" w:cs="Times New Roman"/>
-          <w:sz w:val="28"/>
-          <w:szCs w:val="28"/>
-        </w:rPr>
-        <w:t xml:space="preserve"> компонент, обеспечивающий централизованное хранение информации на серверной стороне. База данных используется для хранения данных о клиентах, устройствах, заявках, мастерах, работах и запчастях. Взаимодействие с данными осуществляется через серверное приложение с использованием ORM-библиотеки </w:t>
-      </w:r>
-      <w:proofErr w:type="spellStart"/>
-      <w:r>
-        <w:rPr>
-          <w:rFonts w:ascii="Times New Roman" w:hAnsi="Times New Roman" w:cs="Times New Roman"/>
-          <w:sz w:val="28"/>
-          <w:szCs w:val="28"/>
-        </w:rPr>
-        <w:t>SQLAlchemy</w:t>
-      </w:r>
-      <w:proofErr w:type="spellEnd"/>
-      <w:r>
-        <w:rPr>
-          <w:rFonts w:ascii="Times New Roman" w:hAnsi="Times New Roman" w:cs="Times New Roman"/>
-          <w:sz w:val="28"/>
-          <w:szCs w:val="28"/>
-        </w:rPr>
-        <w:t>.</w:t>
+        <w:t xml:space="preserve"> компонент, обеспечивающий централизованное хранение информации на серверной стороне. База данных используется для хранения данных о клиентах, устройствах, заявках, мастерах, работах и запчастях. Взаимодействие с данными осуществляется через серверное приложение с использованием ORM-библиотеки SQLAlchemy.</w:t>
       </w:r>
     </w:p>
     <w:p>
@@ -10178,35 +9791,7 @@
           <w:lang w:eastAsia="en-US"/>
         </w:rPr>
         <w:lastRenderedPageBreak/>
-        <w:t xml:space="preserve">рассматриваемом проекте хранение данных реализовано с использованием реляционной базы данных, что обеспечивает структурированное представление информации и возможность эффективной работы с ней. Доступ к данным осуществляется через серверное приложение, реализованное на основе фреймворка </w:t>
-      </w:r>
-      <w:proofErr w:type="spellStart"/>
-      <w:r>
-        <w:rPr>
-          <w:lang w:eastAsia="en-US"/>
-        </w:rPr>
-        <w:t>FastAPI</w:t>
-      </w:r>
-      <w:proofErr w:type="spellEnd"/>
-      <w:r>
-        <w:rPr>
-          <w:lang w:eastAsia="en-US"/>
-        </w:rPr>
-        <w:t xml:space="preserve">, с применением ORM-библиотеки </w:t>
-      </w:r>
-      <w:proofErr w:type="spellStart"/>
-      <w:r>
-        <w:rPr>
-          <w:lang w:eastAsia="en-US"/>
-        </w:rPr>
-        <w:t>SQLAlchemy</w:t>
-      </w:r>
-      <w:proofErr w:type="spellEnd"/>
-      <w:r>
-        <w:rPr>
-          <w:lang w:eastAsia="en-US"/>
-        </w:rPr>
-        <w:t>, что упрощает взаимодействие с базой данных и повышает масштабируемость системы. Такой подход позволяет обеспечить централизованное хранение данных, их целостность и поддержку многопользовательского режима работы.</w:t>
+        <w:t>рассматриваемом проекте хранение данных реализовано с использованием реляционной базы данных, что обеспечивает структурированное представление информации и возможность эффективной работы с ней. Доступ к данным осуществляется через серверное приложение, реализованное на основе фреймворка FastAPI, с применением ORM-библиотеки SQLAlchemy, что упрощает взаимодействие с базой данных и повышает масштабируемость системы. Такой подход позволяет обеспечить централизованное хранение данных, их целостность и поддержку многопользовательского режима работы.</w:t>
       </w:r>
     </w:p>
     <w:p>
@@ -10251,21 +9836,7 @@
         <w:rPr>
           <w:lang w:eastAsia="en-US"/>
         </w:rPr>
-        <w:t xml:space="preserve"> каждый клиент представлен объектом, содержащим уникальный идентификатор, имя, контактные данные (телефон, </w:t>
-      </w:r>
-      <w:proofErr w:type="spellStart"/>
-      <w:r>
-        <w:rPr>
-          <w:lang w:eastAsia="en-US"/>
-        </w:rPr>
-        <w:t>e-mail</w:t>
-      </w:r>
-      <w:proofErr w:type="spellEnd"/>
-      <w:r>
-        <w:rPr>
-          <w:lang w:eastAsia="en-US"/>
-        </w:rPr>
-        <w:t xml:space="preserve">) и историю обращений. Идентификатор используется для связи с устройствами и заявками. </w:t>
+        <w:t xml:space="preserve"> каждый клиент представлен объектом, содержащим уникальный идентификатор, имя, контактные данные (телефон, e-mail) и историю обращений. Идентификатор используется для связи с устройствами и заявками. </w:t>
       </w:r>
     </w:p>
     <w:p>
@@ -11196,23 +10767,7 @@
           <w:szCs w:val="28"/>
         </w:rPr>
         <w:lastRenderedPageBreak/>
-        <w:t xml:space="preserve">Использование единого модуля управления данными обеспечивает </w:t>
-      </w:r>
-      <w:proofErr w:type="spellStart"/>
-      <w:r>
-        <w:rPr>
-          <w:color w:val="auto"/>
-          <w:szCs w:val="28"/>
-        </w:rPr>
-        <w:t>консистентность</w:t>
-      </w:r>
-      <w:proofErr w:type="spellEnd"/>
-      <w:r>
-        <w:rPr>
-          <w:color w:val="auto"/>
-          <w:szCs w:val="28"/>
-        </w:rPr>
-        <w:t xml:space="preserve"> информации в системе, централизованное управление логикой работы с данными и облегчает расширение функциональности в будущем.</w:t>
+        <w:t>Использование единого модуля управления данными обеспечивает консистентность информации в системе, централизованное управление логикой работы с данными и облегчает расширение функциональности в будущем.</w:t>
       </w:r>
     </w:p>
     <w:p>
@@ -11308,6 +10863,97 @@
     </w:p>
     <w:p>
       <w:pPr>
+        <w:spacing w:after="160"/>
+        <w:ind w:left="708" w:firstLine="1"/>
+        <w:rPr>
+          <w:color w:val="auto"/>
+          <w:szCs w:val="28"/>
+        </w:rPr>
+      </w:pPr>
+      <w:bookmarkStart w:id="23" w:name="_Toc226965346"/>
+      <w:r>
+        <w:rPr>
+          <w:color w:val="auto"/>
+          <w:szCs w:val="28"/>
+        </w:rPr>
+        <w:t>В рамках второй главы выпускной квалификационной работы было выполнено комплексное проектирование информационной системы управления сервисным центром по ремонту компьютерной техники. Проведённый анализ предметной области позволил детально описать ключевые процессы деятельности сервисного центра, выявить основных участников (клиентов, мастеров и администраторов), определить перечень ключевых сущностей и установить логические взаимосвязи между ними. На основе полученных данных была сформулирована задача разработки системы, обеспечивающей автоматизированный учёт клиентов, устройств, заявок, мастеров, выполняемых работ и используемых запчастей.</w:t>
+      </w:r>
+    </w:p>
+    <w:p>
+      <w:pPr>
+        <w:spacing w:after="160"/>
+        <w:rPr>
+          <w:color w:val="auto"/>
+          <w:szCs w:val="28"/>
+        </w:rPr>
+      </w:pPr>
+      <w:r>
+        <w:rPr>
+          <w:color w:val="auto"/>
+          <w:szCs w:val="28"/>
+        </w:rPr>
+        <w:lastRenderedPageBreak/>
+        <w:t>Для формализации деятельности сервисного центра осуществлено моделирование бизнес-процессов, визуализирующее последовательность операций от регистрации заявки до выдачи отремонтированного устройства клиенту. Данная модель позволила определить точки взаимодействия пользователей, информационные потоки и требования к функциональности будущей системы. На этапе архитектурного проектирования обоснован выбор клиент</w:t>
+      </w:r>
+      <w:r>
+        <w:rPr>
+          <w:color w:val="auto"/>
+          <w:szCs w:val="28"/>
+        </w:rPr>
+        <w:noBreakHyphen/>
+        <w:t>серверной архитектуры с использованием веб</w:t>
+      </w:r>
+      <w:r>
+        <w:rPr>
+          <w:color w:val="auto"/>
+          <w:szCs w:val="28"/>
+        </w:rPr>
+        <w:noBreakHyphen/>
+        <w:t>ориентированного подхода, обеспечивающего удобство развёртывания и независимость от аппаратной платформы пользователя. В качестве серверной составляющей предусмотрено применение фреймворка FastAPI и ORM</w:t>
+      </w:r>
+      <w:r>
+        <w:rPr>
+          <w:color w:val="auto"/>
+          <w:szCs w:val="28"/>
+        </w:rPr>
+        <w:noBreakHyphen/>
+        <w:t>библиотеки SQLAlchemy, что гарантирует эффективное взаимодействие с реляционной базой данных SQLite и возможность масштабирования системы в будущем.</w:t>
+      </w:r>
+    </w:p>
+    <w:p>
+      <w:pPr>
+        <w:spacing w:after="160"/>
+        <w:rPr>
+          <w:color w:val="auto"/>
+          <w:szCs w:val="28"/>
+        </w:rPr>
+      </w:pPr>
+      <w:r>
+        <w:rPr>
+          <w:color w:val="auto"/>
+          <w:szCs w:val="28"/>
+        </w:rPr>
+        <w:t>Спроектирована структура хранения данных, включающая взаимосвязанные таблицы клиентов, устройств, мастеров, заявок, работ и запчастей, с использованием идентификаторов для обеспечения ссылочной целостности и исключения дублирования информации. Определены функциональные модули системы, каждый из которых отвечает за обработку операций, связанных с определённой сущностью, что обеспечивает модульность, упрощает разработку и последующее сопровождение программного продукта. Разработаны принципы построения пользовательского интерфейса, ориентированного на удобство навигации, оперативный поиск и фильтрацию данных, а также визуализацию статистических показателей деятельности сервисного центра.</w:t>
+      </w:r>
+    </w:p>
+    <w:p>
+      <w:pPr>
+        <w:spacing w:after="160"/>
+        <w:rPr>
+          <w:color w:val="auto"/>
+          <w:szCs w:val="28"/>
+        </w:rPr>
+      </w:pPr>
+      <w:r>
+        <w:rPr>
+          <w:color w:val="auto"/>
+          <w:szCs w:val="28"/>
+        </w:rPr>
+        <w:t>Таким образом, результаты проектирования, представленные во второй главе, создали необходимую теоретическую и методологическую основу для практической реализации информационной системы, определили её архитектуру, структуру данных и функциональный состав, что позволило перейти к непосредственной разработке программного продукта в последующей части работы.</w:t>
+      </w:r>
+    </w:p>
+    <w:p>
+      <w:pPr>
         <w:pStyle w:val="1"/>
         <w:spacing w:line="360" w:lineRule="auto"/>
         <w:ind w:firstLine="709"/>
@@ -11321,7 +10967,6 @@
           <w:szCs w:val="28"/>
         </w:rPr>
       </w:pPr>
-      <w:bookmarkStart w:id="23" w:name="_Toc226965346"/>
       <w:r>
         <w:rPr>
           <w:rFonts w:ascii="Times New Roman" w:hAnsi="Times New Roman" w:cs="Times New Roman"/>
@@ -11331,6 +10976,7 @@
           <w:sz w:val="28"/>
           <w:szCs w:val="28"/>
         </w:rPr>
+        <w:lastRenderedPageBreak/>
         <w:t>3</w:t>
       </w:r>
       <w:r>
@@ -11428,14 +11074,61 @@
         <w:rPr>
           <w:lang w:eastAsia="en-US"/>
         </w:rPr>
-        <w:t xml:space="preserve">В рамках выпускной квалификационной работы была спроектирована и реализована информационная система управления сервисным центром по ремонту компьютерной и электронной техники. Основное назначение системы заключается в автоматизации процессов учёта клиентов, регистрируемой </w:t>
+        <w:t xml:space="preserve">В рамках выпускной квалификационной работы была спроектирована и реализована информационная система управления сервисным центром по ремонту компьютерной и электронной техники. Основное назначение системы заключается в автоматизации процессов учёта клиентов, регистрируемой техники, заявок на обслуживание, а также в организации эффективного взаимодействия между сотрудниками сервисного центра </w:t>
+      </w:r>
+      <w:r>
+        <w:rPr>
+          <w:lang w:eastAsia="en-US"/>
+        </w:rPr>
+        <w:t>-</w:t>
+      </w:r>
+      <w:r>
+        <w:rPr>
+          <w:lang w:eastAsia="en-US"/>
+        </w:rPr>
+        <w:t xml:space="preserve"> администраторами, менеджерами и мастерами. Внедрение разработанного программного продукта позволяет существенно сократить временные затраты на обработку заявок, минимизировать вероятность ошибок, связанных с ручным ведением документации, и обеспечить централизованное хранение всей необходимой информации в структурированном виде.</w:t>
+      </w:r>
+    </w:p>
+    <w:p>
+      <w:pPr>
+        <w:spacing w:after="160"/>
+        <w:rPr>
+          <w:lang w:eastAsia="en-US"/>
+        </w:rPr>
+      </w:pPr>
+      <w:r>
+        <w:rPr>
+          <w:lang w:eastAsia="en-US"/>
+        </w:rPr>
+        <w:t>Архитектурно система построена по принципу клиент</w:t>
+      </w:r>
+      <w:r>
+        <w:rPr>
+          <w:lang w:eastAsia="en-US"/>
+        </w:rPr>
+        <w:noBreakHyphen/>
+        <w:t>серверного взаимодействия с чётким разделением на фронтенд и бэкенд. Серверная часть представляет собой RESTful API, разработанное на основе современного веб</w:t>
+      </w:r>
+      <w:r>
+        <w:rPr>
+          <w:lang w:eastAsia="en-US"/>
+        </w:rPr>
+        <w:noBreakHyphen/>
+        <w:t>фреймворка FastAPI с использованием языка программирования Python. Такой подход обеспечивает высокую производительность обработки запросов, удобную автоматическую генерацию документации в формате OpenAPI и встроенную валидацию данных с помощью библиотеки Pydantic. В качестве системы управления базами данных на этапе разработки и тестирования применяется SQLite, что позволяет упростить развёртывание приложения и не требует настройки отдельного сервера баз данных. При этом для абстрагирования работы с данными используется объектно</w:t>
+      </w:r>
+      <w:r>
+        <w:rPr>
+          <w:lang w:eastAsia="en-US"/>
+        </w:rPr>
+        <w:noBreakHyphen/>
+        <w:t xml:space="preserve">реляционное отображение SQLAlchemy, которое даёт возможность манипулировать записями </w:t>
       </w:r>
       <w:r>
         <w:rPr>
           <w:lang w:eastAsia="en-US"/>
         </w:rPr>
         <w:lastRenderedPageBreak/>
-        <w:t>техники, заявок на обслуживание, а также в организации эффективного взаимодействия между сотрудниками сервисного центра – администраторами, менеджерами и мастерами. Внедрение разработанного программного продукта позволяет существенно сократить временные затраты на обработку заявок, минимизировать вероятность ошибок, связанных с ручным ведением документации, и обеспечить централизованное хранение всей необходимой информации в структурированном виде.</w:t>
+        <w:t>таблиц как объектами языка Python, а также легко заменять СУБД на более производительную в случае необходимости.</w:t>
       </w:r>
     </w:p>
     <w:p>
@@ -11449,282 +11142,150 @@
         <w:rPr>
           <w:lang w:eastAsia="en-US"/>
         </w:rPr>
-        <w:t>Архитектурно система построена по принципу клиент</w:t>
+        <w:t>Фронтенд системы реализован в формате одностраничного веб</w:t>
       </w:r>
       <w:r>
         <w:rPr>
           <w:lang w:eastAsia="en-US"/>
         </w:rPr>
         <w:noBreakHyphen/>
-        <w:t xml:space="preserve">серверного взаимодействия с чётким разделением на </w:t>
-      </w:r>
-      <w:proofErr w:type="spellStart"/>
-      <w:r>
-        <w:rPr>
-          <w:lang w:eastAsia="en-US"/>
-        </w:rPr>
-        <w:t>фронтенд</w:t>
-      </w:r>
-      <w:proofErr w:type="spellEnd"/>
-      <w:r>
-        <w:rPr>
-          <w:lang w:eastAsia="en-US"/>
-        </w:rPr>
-        <w:t xml:space="preserve"> и бэкенд. Серверная часть представляет собой </w:t>
-      </w:r>
-      <w:proofErr w:type="spellStart"/>
-      <w:r>
-        <w:rPr>
-          <w:lang w:eastAsia="en-US"/>
-        </w:rPr>
-        <w:t>RESTful</w:t>
-      </w:r>
-      <w:proofErr w:type="spellEnd"/>
-      <w:r>
-        <w:rPr>
-          <w:lang w:eastAsia="en-US"/>
-        </w:rPr>
-        <w:t xml:space="preserve"> API, разработанное на основе современного веб</w:t>
+        <w:t>приложения, исполняемого непосредственно в браузере пользователя. Интерфейс построен с применением языков разметки HTML5 и каскадных таблиц стилей CSS3, а для обеспечения адаптивности и единообразия визуальных компонентов задействован популярный фреймворк Bootstrap 5. Динамическое поведение страниц, асинхронное взаимодействие с сервером и обновление содержимого без перезагрузки страницы достигаются благодаря использованию языка JavaScript в соответствии со стандартом ECMAScript последних версий. Модульная структура клиентского кода позволяет легко масштабировать и сопровождать проект. Общий вид пользовательского интерфейса главной страницы системы представлен на рисунке 3.1.</w:t>
+      </w:r>
+    </w:p>
+    <w:p>
+      <w:pPr>
+        <w:spacing w:after="160"/>
+        <w:rPr>
+          <w:lang w:eastAsia="en-US"/>
+        </w:rPr>
+      </w:pPr>
+      <w:r>
+        <w:rPr>
+          <w:lang w:eastAsia="en-US"/>
+        </w:rPr>
+        <w:t>Логика работы системы предполагает разграничение прав доступа на основе ролей пользователей. Гость, не прошедший процедуру аутентификации, не имеет доступа к защищённым разделам и перенаправляется на страницу входа. Зарегистрированные пользователи с ролью администратора обладают полным набором привилегий, включая управление учётными записями других сотрудников. Менеджеры могут работать с клиентской базой, устройствами и заявками, а также просматривать отчёты. Мастерам доступен ограниченный функционал, связанный с выполнением ремонтных работ и просмотром назначенных им заявок. Такой подход гарантирует безопасность данных и предотвращает несанкционированные действия.</w:t>
+      </w:r>
+    </w:p>
+    <w:p>
+      <w:pPr>
+        <w:spacing w:after="160"/>
+        <w:rPr>
+          <w:lang w:eastAsia="en-US"/>
+        </w:rPr>
+      </w:pPr>
+      <w:r>
+        <w:rPr>
+          <w:lang w:eastAsia="en-US"/>
+        </w:rPr>
+        <w:t xml:space="preserve">Функциональные возможности системы охватывают полный цикл обслуживания клиентов. Пользователь может вести реестр клиентов с указанием контактных данных и примечаний, добавлять в базу устройства с детальными характеристиками, создавать заявки на ремонт с выбором клиента и его аппарата, назначать ответственного мастера, устанавливать статус выполнения и стоимость работ. На главной панели отображаются агрегированные </w:t>
+      </w:r>
+      <w:r>
+        <w:rPr>
+          <w:lang w:eastAsia="en-US"/>
+        </w:rPr>
+        <w:lastRenderedPageBreak/>
+        <w:t>статистические показатели: количество новых заявок за текущий день, число активных ремонтов, количество готовых к выдаче устройств и среднее время выполнения работ. Динамика поступления и завершения заявок визуализируется с помощью интерактивных графиков, построенных на основе библиотеки Chart.js. Круговая диаграмма иллюстрирует распределение заявок по статусам, а линейный график демонстрирует ежедневную активность сервисного центра за последнюю неделю.</w:t>
+      </w:r>
+    </w:p>
+    <w:p>
+      <w:pPr>
+        <w:spacing w:after="160"/>
+        <w:rPr>
+          <w:lang w:eastAsia="en-US"/>
+        </w:rPr>
+      </w:pPr>
+      <w:r>
+        <w:rPr>
+          <w:lang w:eastAsia="en-US"/>
+        </w:rPr>
+        <w:t>Обмен данными между клиентской и серверной частями осуществляется посредством HTTP</w:t>
       </w:r>
       <w:r>
         <w:rPr>
           <w:lang w:eastAsia="en-US"/>
         </w:rPr>
         <w:noBreakHyphen/>
-        <w:t xml:space="preserve">фреймворка </w:t>
-      </w:r>
-      <w:proofErr w:type="spellStart"/>
-      <w:r>
-        <w:rPr>
-          <w:lang w:eastAsia="en-US"/>
-        </w:rPr>
-        <w:t>FastAPI</w:t>
-      </w:r>
-      <w:proofErr w:type="spellEnd"/>
-      <w:r>
-        <w:rPr>
-          <w:lang w:eastAsia="en-US"/>
-        </w:rPr>
-        <w:t xml:space="preserve"> с использованием языка программирования Python. Такой подход обеспечивает высокую производительность обработки запросов, удобную автоматическую генерацию документации в формате </w:t>
-      </w:r>
-      <w:proofErr w:type="spellStart"/>
-      <w:r>
-        <w:rPr>
-          <w:lang w:eastAsia="en-US"/>
-        </w:rPr>
-        <w:t>OpenAPI</w:t>
-      </w:r>
-      <w:proofErr w:type="spellEnd"/>
-      <w:r>
-        <w:rPr>
-          <w:lang w:eastAsia="en-US"/>
-        </w:rPr>
-        <w:t xml:space="preserve"> и встроенную валидацию данных с помощью библиотеки </w:t>
-      </w:r>
-      <w:proofErr w:type="spellStart"/>
-      <w:r>
-        <w:rPr>
-          <w:lang w:eastAsia="en-US"/>
-        </w:rPr>
-        <w:t>Pydantic</w:t>
-      </w:r>
-      <w:proofErr w:type="spellEnd"/>
-      <w:r>
-        <w:rPr>
-          <w:lang w:eastAsia="en-US"/>
-        </w:rPr>
-        <w:t xml:space="preserve">. В качестве системы управления базами данных на этапе разработки и тестирования применяется </w:t>
-      </w:r>
-      <w:proofErr w:type="spellStart"/>
-      <w:r>
-        <w:rPr>
-          <w:lang w:eastAsia="en-US"/>
-        </w:rPr>
-        <w:t>SQLite</w:t>
-      </w:r>
-      <w:proofErr w:type="spellEnd"/>
-      <w:r>
-        <w:rPr>
-          <w:lang w:eastAsia="en-US"/>
-        </w:rPr>
-        <w:t>, что позволяет упростить развёртывание приложения и не требует настройки отдельного сервера баз данных. При этом для абстрагирования работы с данными используется объектно</w:t>
+        <w:t>запросов в формате JSON. Для каждого ключевого ресурса (клиенты, устройства, мастера, заказы, пользователи) реализованы стандартные операции создания, чтения, обновления и удаления, что соответствует принципам архитектурного стиля REST. Наличие механизма CORS позволяет фронтенду, развёрнутому на отдельном порту или домене, беспрепятственно обращаться к API. Дополнительно в систему интегрирована функция отправки уведомлений клиентам: после оформления заявки на указанный адрес электронной почты автоматически высылается уникальная ссылка для отслеживания статуса выполнения работ.</w:t>
+      </w:r>
+    </w:p>
+    <w:p>
+      <w:pPr>
+        <w:spacing w:after="160"/>
+        <w:rPr>
+          <w:lang w:eastAsia="en-US"/>
+        </w:rPr>
+      </w:pPr>
+      <w:r>
+        <w:rPr>
+          <w:lang w:eastAsia="en-US"/>
+        </w:rPr>
+        <w:t>Таким образом, разработанная информационная система представляет собой завершённое программное решение, готовое к внедрению в деятельность малого или среднего сервисного центра. Она сочетает в себе современные технологии веб</w:t>
       </w:r>
       <w:r>
         <w:rPr>
           <w:lang w:eastAsia="en-US"/>
         </w:rPr>
         <w:noBreakHyphen/>
-        <w:t xml:space="preserve">реляционное отображение </w:t>
-      </w:r>
-      <w:proofErr w:type="spellStart"/>
-      <w:r>
-        <w:rPr>
-          <w:lang w:eastAsia="en-US"/>
-        </w:rPr>
-        <w:t>SQLAlchemy</w:t>
-      </w:r>
-      <w:proofErr w:type="spellEnd"/>
-      <w:r>
-        <w:rPr>
-          <w:lang w:eastAsia="en-US"/>
-        </w:rPr>
-        <w:t>, которое даёт возможность манипулировать записями таблиц как объектами языка Python, а также легко заменять СУБД на более производительную в случае необходимости.</w:t>
-      </w:r>
+        <w:t>разработки, интуитивно понятный пользовательский интерфейс и надёжную серверную составляющую, что в совокупности обеспечивает высокую эффективность и удобство эксплуатации.</w:t>
+      </w:r>
+    </w:p>
+    <w:p>
+      <w:pPr>
+        <w:spacing w:after="160" w:line="278" w:lineRule="auto"/>
+        <w:ind w:firstLine="0"/>
+        <w:jc w:val="left"/>
+        <w:rPr>
+          <w:lang w:eastAsia="en-US"/>
+        </w:rPr>
+      </w:pPr>
+    </w:p>
+    <w:p>
+      <w:pPr>
+        <w:spacing w:after="160" w:line="278" w:lineRule="auto"/>
+        <w:ind w:firstLine="0"/>
+        <w:jc w:val="center"/>
+        <w:rPr>
+          <w:i/>
+          <w:iCs/>
+          <w:lang w:eastAsia="en-US"/>
+        </w:rPr>
+      </w:pPr>
+    </w:p>
+    <w:p>
+      <w:pPr>
+        <w:spacing w:after="160" w:line="278" w:lineRule="auto"/>
+        <w:ind w:firstLine="0"/>
+        <w:jc w:val="center"/>
+        <w:rPr>
+          <w:i/>
+          <w:iCs/>
+          <w:lang w:eastAsia="en-US"/>
+        </w:rPr>
+      </w:pPr>
     </w:p>
     <w:p>
       <w:pPr>
         <w:spacing w:after="160"/>
-        <w:rPr>
-          <w:lang w:eastAsia="en-US"/>
-        </w:rPr>
-      </w:pPr>
-      <w:proofErr w:type="spellStart"/>
-      <w:r>
-        <w:rPr>
-          <w:lang w:eastAsia="en-US"/>
-        </w:rPr>
-        <w:t>Фронтенд</w:t>
-      </w:r>
-      <w:proofErr w:type="spellEnd"/>
-      <w:r>
-        <w:rPr>
-          <w:lang w:eastAsia="en-US"/>
-        </w:rPr>
-        <w:t xml:space="preserve"> системы реализован в формате одностраничного веб</w:t>
-      </w:r>
-      <w:r>
-        <w:rPr>
-          <w:lang w:eastAsia="en-US"/>
-        </w:rPr>
-        <w:noBreakHyphen/>
-        <w:t xml:space="preserve">приложения, исполняемого непосредственно в браузере пользователя. Интерфейс построен с применением языков разметки HTML5 и каскадных таблиц стилей CSS3, а для обеспечения адаптивности и единообразия визуальных компонентов задействован популярный фреймворк </w:t>
-      </w:r>
-      <w:proofErr w:type="spellStart"/>
-      <w:r>
-        <w:rPr>
-          <w:lang w:eastAsia="en-US"/>
-        </w:rPr>
-        <w:t>Bootstrap</w:t>
-      </w:r>
-      <w:proofErr w:type="spellEnd"/>
-      <w:r>
-        <w:rPr>
-          <w:lang w:eastAsia="en-US"/>
-        </w:rPr>
-        <w:t xml:space="preserve"> 5. Динамическое поведение страниц, асинхронное взаимодействие с сервером и обновление содержимого без перезагрузки страницы достигаются благодаря использованию языка JavaScript в соответствии со стандартом </w:t>
-      </w:r>
-      <w:proofErr w:type="spellStart"/>
-      <w:r>
-        <w:rPr>
-          <w:lang w:eastAsia="en-US"/>
-        </w:rPr>
-        <w:t>ECMAScript</w:t>
-      </w:r>
-      <w:proofErr w:type="spellEnd"/>
-      <w:r>
-        <w:rPr>
-          <w:lang w:eastAsia="en-US"/>
-        </w:rPr>
-        <w:t xml:space="preserve"> </w:t>
-      </w:r>
-      <w:r>
-        <w:rPr>
+        <w:ind w:firstLine="0"/>
+        <w:jc w:val="center"/>
+        <w:rPr>
+          <w:lang w:eastAsia="en-US"/>
+        </w:rPr>
+      </w:pPr>
+      <w:r>
+        <w:rPr>
+          <w:noProof/>
           <w:lang w:eastAsia="en-US"/>
         </w:rPr>
         <w:lastRenderedPageBreak/>
-        <w:t>последних версий. Модульная структура клиентского кода позволяет легко масштабировать и сопровождать проект. Общий вид пользовательского интерфейса главной страницы системы представлен на рисунке 3.1.</w:t>
-      </w:r>
-    </w:p>
-    <w:p>
-      <w:pPr>
-        <w:spacing w:after="160"/>
-        <w:rPr>
-          <w:lang w:eastAsia="en-US"/>
-        </w:rPr>
-      </w:pPr>
-      <w:r>
-        <w:rPr>
-          <w:lang w:eastAsia="en-US"/>
-        </w:rPr>
-        <w:t>Логика работы системы предполагает разграничение прав доступа на основе ролей пользователей. Гость, не прошедший процедуру аутентификации, не имеет доступа к защищённым разделам и перенаправляется на страницу входа. Зарегистрированные пользователи с ролью администратора обладают полным набором привилегий, включая управление учётными записями других сотрудников. Менеджеры могут работать с клиентской базой, устройствами и заявками, а также просматривать отчёты. Мастерам доступен ограниченный функционал, связанный с выполнением ремонтных работ и просмотром назначенных им заявок. Такой подход гарантирует безопасность данных и предотвращает несанкционированные действия.</w:t>
-      </w:r>
-    </w:p>
-    <w:p>
-      <w:pPr>
-        <w:spacing w:after="160"/>
-        <w:rPr>
-          <w:lang w:eastAsia="en-US"/>
-        </w:rPr>
-      </w:pPr>
-      <w:r>
-        <w:rPr>
-          <w:lang w:eastAsia="en-US"/>
-        </w:rPr>
-        <w:t>Функциональные возможности системы охватывают полный цикл обслуживания клиентов. Пользователь может вести реестр клиентов с указанием контактных данных и примечаний, добавлять в базу устройства с детальными характеристиками, создавать заявки на ремонт с выбором клиента и его аппарата, назначать ответственного мастера, устанавливать статус выполнения и стоимость работ. На главной панели отображаются агрегированные статистические показатели: количество новых заявок за текущий день, число активных ремонтов, количество готовых к выдаче устройств и среднее время выполнения работ. Динамика поступления и завершения заявок визуализируется с помощью интерактивных графиков, построенных на основе библиотеки Chart.js. Круговая диаграмма иллюстрирует распределение заявок по статусам, а линейный график демонстрирует ежедневную активность сервисного центра за последнюю неделю.</w:t>
-      </w:r>
-    </w:p>
-    <w:p>
-      <w:pPr>
-        <w:spacing w:after="160"/>
-        <w:rPr>
-          <w:lang w:eastAsia="en-US"/>
-        </w:rPr>
-      </w:pPr>
-      <w:r>
-        <w:rPr>
-          <w:lang w:eastAsia="en-US"/>
-        </w:rPr>
-        <w:t>Обмен данными между клиентской и серверной частями осуществляется посредством HTTP</w:t>
-      </w:r>
-      <w:r>
-        <w:rPr>
-          <w:lang w:eastAsia="en-US"/>
-        </w:rPr>
-        <w:noBreakHyphen/>
-        <w:t xml:space="preserve">запросов в формате JSON. Для каждого ключевого ресурса (клиенты, устройства, мастера, заказы, пользователи) реализованы стандартные </w:t>
-      </w:r>
-      <w:r>
-        <w:rPr>
-          <w:lang w:eastAsia="en-US"/>
-        </w:rPr>
-        <w:lastRenderedPageBreak/>
-        <w:t xml:space="preserve">операции создания, чтения, обновления и удаления, что соответствует принципам архитектурного стиля REST. Наличие механизма CORS позволяет </w:t>
-      </w:r>
-      <w:proofErr w:type="spellStart"/>
-      <w:r>
-        <w:rPr>
-          <w:lang w:eastAsia="en-US"/>
-        </w:rPr>
-        <w:t>фронтенду</w:t>
-      </w:r>
-      <w:proofErr w:type="spellEnd"/>
-      <w:r>
-        <w:rPr>
-          <w:lang w:eastAsia="en-US"/>
-        </w:rPr>
-        <w:t>, развёрнутому на отдельном порту или домене, беспрепятственно обращаться к API. Дополнительно в систему интегрирована функция отправки уведомлений клиентам: после оформления заявки на указанный адрес электронной почты автоматически высылается уникальная ссылка для отслеживания статуса выполнения работ.</w:t>
-      </w:r>
-    </w:p>
-    <w:p>
-      <w:pPr>
-        <w:spacing w:after="160"/>
-        <w:rPr>
-          <w:lang w:eastAsia="en-US"/>
-        </w:rPr>
-      </w:pPr>
-      <w:r>
-        <w:rPr>
-          <w:noProof/>
-          <w:lang w:eastAsia="en-US"/>
-        </w:rPr>
         <w:drawing>
-          <wp:anchor distT="0" distB="0" distL="114300" distR="114300" simplePos="0" relativeHeight="251679744" behindDoc="0" locked="0" layoutInCell="1" allowOverlap="1" wp14:anchorId="7616FCCB" wp14:editId="1FB969CD">
+          <wp:anchor distT="0" distB="0" distL="114300" distR="114300" simplePos="0" relativeHeight="251679744" behindDoc="0" locked="0" layoutInCell="1" allowOverlap="1" wp14:anchorId="7616FCCB" wp14:editId="265579C3">
             <wp:simplePos x="0" y="0"/>
             <wp:positionH relativeFrom="margin">
               <wp:align>center</wp:align>
             </wp:positionH>
-            <wp:positionV relativeFrom="paragraph">
-              <wp:posOffset>1878670</wp:posOffset>
+            <wp:positionV relativeFrom="page">
+              <wp:posOffset>752475</wp:posOffset>
             </wp:positionV>
             <wp:extent cx="6340475" cy="3121660"/>
             <wp:effectExtent l="0" t="0" r="3175" b="2540"/>
@@ -11773,44 +11334,27 @@
       </w:r>
       <w:r>
         <w:rPr>
-          <w:lang w:eastAsia="en-US"/>
-        </w:rPr>
-        <w:t>Таким образом, разработанная информационная система представляет собой завершённое программное решение, готовое к внедрению в деятельность малого или среднего сервисного центра. Она сочетает в себе современные технологии веб</w:t>
-      </w:r>
-      <w:r>
-        <w:rPr>
-          <w:lang w:eastAsia="en-US"/>
-        </w:rPr>
-        <w:noBreakHyphen/>
-        <w:t>разработки, интуитивно понятный пользовательский интерфейс и надёжную серверную составляющую, что в совокупности обеспечивает высокую эффективность и удобство эксплуатации.</w:t>
-      </w:r>
-    </w:p>
-    <w:p>
-      <w:pPr>
-        <w:spacing w:after="160" w:line="278" w:lineRule="auto"/>
-        <w:ind w:firstLine="0"/>
-        <w:jc w:val="left"/>
-        <w:rPr>
-          <w:lang w:eastAsia="en-US"/>
-        </w:rPr>
-      </w:pPr>
-    </w:p>
-    <w:p>
-      <w:pPr>
-        <w:spacing w:after="160" w:line="278" w:lineRule="auto"/>
-        <w:ind w:firstLine="0"/>
-        <w:jc w:val="center"/>
-        <w:rPr>
-          <w:lang w:eastAsia="en-US"/>
-        </w:rPr>
-      </w:pPr>
-      <w:r>
-        <w:rPr>
           <w:i/>
           <w:iCs/>
           <w:lang w:eastAsia="en-US"/>
         </w:rPr>
-        <w:t>Рисунок 3.1 – Общий интерфейс разработанной системы</w:t>
+        <w:t xml:space="preserve">Рисунок 3.1 </w:t>
+      </w:r>
+      <w:r>
+        <w:rPr>
+          <w:i/>
+          <w:iCs/>
+          <w:lang w:eastAsia="en-US"/>
+        </w:rPr>
+        <w:t>-</w:t>
+      </w:r>
+      <w:r>
+        <w:rPr>
+          <w:i/>
+          <w:iCs/>
+          <w:lang w:eastAsia="en-US"/>
+        </w:rPr>
+        <w:t xml:space="preserve"> Общий интерфейс разработанной системы</w:t>
       </w:r>
     </w:p>
     <w:p>
@@ -11867,91 +11411,112 @@
     <w:p>
       <w:pPr>
         <w:shd w:val="clear" w:color="auto" w:fill="FFFFFF"/>
-        <w:jc w:val="left"/>
-        <w:rPr>
-          <w:lang w:eastAsia="en-US"/>
-        </w:rPr>
-      </w:pPr>
-      <w:r>
-        <w:rPr>
-          <w:lang w:eastAsia="en-US"/>
-        </w:rPr>
-        <w:t xml:space="preserve">В разработанной системе хранение данных осуществляется с использованием реляционной базы данных </w:t>
-      </w:r>
-      <w:proofErr w:type="spellStart"/>
-      <w:r>
-        <w:rPr>
-          <w:lang w:eastAsia="en-US"/>
-        </w:rPr>
-        <w:t>SQLite</w:t>
-      </w:r>
-      <w:proofErr w:type="spellEnd"/>
-      <w:r>
-        <w:rPr>
-          <w:lang w:eastAsia="en-US"/>
-        </w:rPr>
-        <w:t xml:space="preserve">. Данные обрабатываются на </w:t>
+        <w:rPr>
+          <w:lang w:eastAsia="en-US"/>
+        </w:rPr>
+      </w:pPr>
+      <w:r>
+        <w:rPr>
+          <w:lang w:eastAsia="en-US"/>
+        </w:rPr>
+        <w:t>В разработанной системе хранение данных осуществляется с использованием реляционной базы данных SQLite, доступ к которой предоставляется исключительно через серверную часть приложения. Клиентский интерфейс не взаимодействует с базой данных напрямую, а обменивается структурированными сообщениями в формате JSON с RESTful API, реализованным на базе фреймворка FastAPI. Такой подход гарантирует централизованное управление данными, исключает дублирование информации на стороне клиента и обеспечивает высокий уровень безопасности.</w:t>
+      </w:r>
+    </w:p>
+    <w:p>
+      <w:pPr>
+        <w:shd w:val="clear" w:color="auto" w:fill="FFFFFF"/>
+        <w:rPr>
+          <w:lang w:eastAsia="en-US"/>
+        </w:rPr>
+      </w:pPr>
+      <w:r>
+        <w:rPr>
+          <w:lang w:eastAsia="en-US"/>
+        </w:rPr>
+        <w:t xml:space="preserve">Для организации работы с базой данных применяется объектно-реляционное отображение SQLAlchemy </w:t>
+      </w:r>
+      <w:r>
+        <w:rPr>
+          <w:lang w:eastAsia="en-US"/>
+        </w:rPr>
+        <w:t>-</w:t>
+      </w:r>
+      <w:r>
+        <w:rPr>
+          <w:lang w:eastAsia="en-US"/>
+        </w:rPr>
+        <w:t xml:space="preserve"> одна из наиболее мощных и гибких ORM-библиотек для языка Python. Её использование позволяет определить структуру таблиц в виде классов Python, а связи между сущностями </w:t>
+      </w:r>
+      <w:r>
+        <w:rPr>
+          <w:lang w:eastAsia="en-US"/>
+        </w:rPr>
+        <w:t>-</w:t>
+      </w:r>
+      <w:r>
+        <w:rPr>
+          <w:lang w:eastAsia="en-US"/>
+        </w:rPr>
+        <w:t xml:space="preserve"> в виде атрибутов объектов, что существенно упрощает написание и поддержку кода по сравнению с непосредственным использованием SQL-запросов. Серверный модуль crud.py содержит набор функций, реализующих базовые операции создания, чтения, обновления и удаления записей для всех основных сущностей </w:t>
       </w:r>
       <w:r>
         <w:rPr>
           <w:lang w:eastAsia="en-US"/>
         </w:rPr>
         <w:lastRenderedPageBreak/>
-        <w:t>серверной стороне и передаются между клиентом и сервером в формате JSON, что обеспечивает удобство их структурирования и интеграции с веб-интерфейсом.</w:t>
+        <w:t>системы: клиентов, устройств, мастеров, заказов и пользователей. Каждая такая функция принимает объект сессии базы данных и соответствующие данные, выполняет необходимые действия и возвращает результат в виде объектов моделей SQLAlchemy, которые затем сериализуются в JSON с помощью Pydantic-схем.</w:t>
       </w:r>
     </w:p>
     <w:p>
       <w:pPr>
         <w:shd w:val="clear" w:color="auto" w:fill="FFFFFF"/>
-        <w:jc w:val="left"/>
-        <w:rPr>
-          <w:lang w:eastAsia="en-US"/>
-        </w:rPr>
-      </w:pPr>
-      <w:r>
-        <w:rPr>
-          <w:lang w:eastAsia="en-US"/>
-        </w:rPr>
-        <w:t xml:space="preserve">Для работы с базой данных реализован серверный модуль, включающий функции добавления, получения и изменения данных с использованием ORM-библиотеки </w:t>
-      </w:r>
-      <w:proofErr w:type="spellStart"/>
-      <w:r>
-        <w:rPr>
-          <w:lang w:eastAsia="en-US"/>
-        </w:rPr>
-        <w:t>SQLAlchemy</w:t>
-      </w:r>
-      <w:proofErr w:type="spellEnd"/>
-      <w:r>
-        <w:rPr>
-          <w:lang w:eastAsia="en-US"/>
-        </w:rPr>
-        <w:t>.</w:t>
+        <w:rPr>
+          <w:lang w:eastAsia="en-US"/>
+        </w:rPr>
+      </w:pPr>
+      <w:r>
+        <w:rPr>
+          <w:lang w:eastAsia="en-US"/>
+        </w:rPr>
+        <w:t>Пример функции, отвечающей за получение списка всех клиентов из базы данных, представлен в листинге (приложение А, листинг 3.2). В ней используется метод query объекта сессии для построения запроса к таблице clients, после чего результат ограничивается заданными параметрами skip и limit, что позволяет реализовать постраничную навигацию при отображении данных. Аналогичные функции реализованы для всех сущностей предметной области, что обеспечивает единообразие программного интерфейса и упрощает дальнейшее развитие системы.</w:t>
       </w:r>
     </w:p>
     <w:p>
       <w:pPr>
         <w:shd w:val="clear" w:color="auto" w:fill="FFFFFF"/>
-        <w:jc w:val="center"/>
-        <w:rPr>
-          <w:lang w:eastAsia="en-US"/>
-        </w:rPr>
-      </w:pPr>
-      <w:r>
+        <w:rPr>
+          <w:lang w:eastAsia="en-US"/>
+        </w:rPr>
+      </w:pPr>
+      <w:r>
+        <w:rPr>
+          <w:lang w:eastAsia="en-US"/>
+        </w:rPr>
+        <w:t>Таким образом, реализованный механизм хранения и обработки данных, основанный на связке SQLite, SQLAlchemy и FastAPI, обеспечивает надёжное централизованное хранение информации, высокую производительность при работе с клиентскими запросами и удобство масштабирования при возможном переходе на более мощные СУБД, такие как PostgreSQL или MySQL. Использование ORM-подхода позволило сосредоточиться на бизнес-логике приложения, абстрагировавшись от низкоуровневых деталей взаимодействия с базой данных.</w:t>
+      </w:r>
+      <w:r>
+        <w:rPr>
+          <w:lang w:eastAsia="en-US"/>
+        </w:rPr>
+        <w:t xml:space="preserve"> </w:t>
+      </w:r>
+    </w:p>
+    <w:p>
+      <w:pPr>
+        <w:shd w:val="clear" w:color="auto" w:fill="FFFFFF"/>
         <w:rPr>
           <w:i/>
           <w:iCs/>
           <w:lang w:eastAsia="en-US"/>
         </w:rPr>
-        <w:t xml:space="preserve">Листинг 3.2 </w:t>
-      </w:r>
+      </w:pPr>
       <w:r>
         <w:rPr>
           <w:i/>
           <w:iCs/>
           <w:lang w:eastAsia="en-US"/>
         </w:rPr>
-        <w:t>-</w:t>
+        <w:t xml:space="preserve">Приложение А, листинг 3.2 </w:t>
       </w:r>
       <w:r>
         <w:rPr>
@@ -11959,55 +11524,51 @@
           <w:iCs/>
           <w:lang w:eastAsia="en-US"/>
         </w:rPr>
-        <w:t xml:space="preserve"> Функция загрузки данных из </w:t>
-      </w:r>
-      <w:proofErr w:type="spellStart"/>
+        <w:t>-</w:t>
+      </w:r>
       <w:r>
         <w:rPr>
           <w:i/>
           <w:iCs/>
           <w:lang w:eastAsia="en-US"/>
         </w:rPr>
-        <w:t>localStorage</w:t>
-      </w:r>
-      <w:proofErr w:type="spellEnd"/>
+        <w:t xml:space="preserve"> Функция получения списка клиентов из базы данных</w:t>
+      </w:r>
     </w:p>
     <w:p>
       <w:pPr>
         <w:shd w:val="clear" w:color="auto" w:fill="FFFFFF"/>
         <w:rPr>
-          <w:color w:val="auto"/>
-          <w:sz w:val="24"/>
-          <w:szCs w:val="24"/>
-        </w:rPr>
-      </w:pPr>
-    </w:p>
-    <w:p>
-      <w:pPr>
-        <w:spacing w:after="160"/>
-        <w:rPr>
-          <w:lang w:eastAsia="en-US"/>
-        </w:rPr>
-      </w:pPr>
-      <w:r>
-        <w:rPr>
-          <w:lang w:eastAsia="en-US"/>
-        </w:rPr>
-        <w:t>Использование ORM-подхода позволяет работать со сложными структурами данных и связями между сущностями в виде объектов языка программирования, что упрощает разработку и повышает читаемость кода.</w:t>
-      </w:r>
-    </w:p>
-    <w:p>
-      <w:pPr>
-        <w:spacing w:after="160"/>
-        <w:rPr>
-          <w:lang w:eastAsia="en-US"/>
-        </w:rPr>
-      </w:pPr>
-      <w:r>
-        <w:rPr>
-          <w:lang w:eastAsia="en-US"/>
-        </w:rPr>
-        <w:t>Таким образом, реализованный механизм хранения обеспечивает надёжную и централизованную работу системы с использованием серверной базы данных.</w:t>
+          <w:i/>
+          <w:iCs/>
+          <w:lang w:val="en-US" w:eastAsia="en-US"/>
+        </w:rPr>
+      </w:pPr>
+      <w:r>
+        <w:rPr>
+          <w:i/>
+          <w:iCs/>
+          <w:lang w:val="en-US" w:eastAsia="en-US"/>
+        </w:rPr>
+        <w:t>def get_clients(db: Session, skip: int = 0, limit: int = 100):</w:t>
+      </w:r>
+    </w:p>
+    <w:p>
+      <w:pPr>
+        <w:shd w:val="clear" w:color="auto" w:fill="FFFFFF"/>
+        <w:rPr>
+          <w:i/>
+          <w:iCs/>
+          <w:lang w:eastAsia="en-US"/>
+        </w:rPr>
+      </w:pPr>
+      <w:r>
+        <w:rPr>
+          <w:i/>
+          <w:iCs/>
+          <w:lang w:val="en-US" w:eastAsia="en-US"/>
+        </w:rPr>
+        <w:t xml:space="preserve">    return db.query(models.Client).offset(skip).limit(limit).all()</w:t>
       </w:r>
     </w:p>
     <w:p>
@@ -12072,7 +11633,14 @@
         <w:rPr>
           <w:lang w:eastAsia="en-US"/>
         </w:rPr>
-        <w:t>В системе реализованы базовые операции обработки данных (CRUD), обеспечивающие создание, чтение, обновление и удаление записей.</w:t>
+        <w:t xml:space="preserve">В системе реализованы базовые операции обработки данных (CRUD), обеспечивающие создание, чтение, обновление и удаление записей для всех </w:t>
+      </w:r>
+      <w:r>
+        <w:rPr>
+          <w:lang w:eastAsia="en-US"/>
+        </w:rPr>
+        <w:lastRenderedPageBreak/>
+        <w:t>основных сущностей: клиентов, устройств, мастеров, заказов и пользователей. Все операции выполняются на серверной стороне с использованием ORM-библиотеки SQLAlchemy, что гарантирует целостность данных и корректную работу с реляционной базой данных SQLite. Клиентская часть взаимодействует с сервером посредством HTTP-запросов к соответствующим эндпоинтам RESTful API, передавая данные в формате JSON.</w:t>
       </w:r>
     </w:p>
     <w:p>
@@ -12086,40 +11654,166 @@
         <w:rPr>
           <w:lang w:eastAsia="en-US"/>
         </w:rPr>
-        <w:t>Добавление новых записей осуществляется путем формирования объекта и его сохранения в массиве данных.</w:t>
+        <w:t>Добавление новых записей осуществляется путём вызова специализированной функции модуля crud.py, которая принимает объект сессии базы данных и данные в виде Pydantic-схемы, прошедшей предварительную валидацию. Функция создаёт экземпляр модели SQLAlchemy, добавляет его в сессию и фиксирует транзакцию, после чего возвращает созданный объект с присвоенным идентификатором. Пример функции создания нового клиента приведён в листинге (приложение А, листинг 3.3). Аналогичные функции реализованы для всех сущностей системы.</w:t>
       </w:r>
     </w:p>
     <w:p>
       <w:pPr>
         <w:spacing w:after="160"/>
-        <w:jc w:val="center"/>
-        <w:rPr>
-          <w:lang w:eastAsia="en-US"/>
-        </w:rPr>
-      </w:pPr>
-      <w:r>
-        <w:rPr>
-          <w:i/>
-          <w:iCs/>
-          <w:lang w:eastAsia="en-US"/>
-        </w:rPr>
-        <w:t xml:space="preserve">Листинг 3.3 </w:t>
-      </w:r>
-      <w:r>
-        <w:rPr>
-          <w:i/>
-          <w:iCs/>
+        <w:rPr>
+          <w:lang w:eastAsia="en-US"/>
+        </w:rPr>
+      </w:pPr>
+      <w:r>
+        <w:rPr>
+          <w:lang w:eastAsia="en-US"/>
+        </w:rPr>
+        <w:t>Обновление данных выполняется путём поиска записи по уникальному идентификатору, изменения её атрибутов в соответствии с переданными полями и последующего сохранения изменений в базе данных. В функции обновления используются механизмы частичного обновления: передаются только те поля, которые были изменены пользователем, что позволяет избежать случайной перезаписи остальных данных. Листинг (приложение А, листинг 3.4) демонстрирует функцию обновления информации о клиенте.</w:t>
+      </w:r>
+    </w:p>
+    <w:p>
+      <w:pPr>
+        <w:spacing w:after="160"/>
+        <w:rPr>
+          <w:lang w:eastAsia="en-US"/>
+        </w:rPr>
+      </w:pPr>
+      <w:r>
+        <w:rPr>
+          <w:lang w:eastAsia="en-US"/>
+        </w:rPr>
+        <w:t>Удаление записи производится аналогичным образом: по идентификатору находится соответствующий объект, после чего он удаляется из сессии, и изменения фиксируются в базе данных. Перед выполнением операции на клиентской стороне пользователю выводится диалог подтверждения, что предотвращает случайное удаление. В листинге (приложение А, листинг 3.5) представлена функция удаления клиента.</w:t>
+      </w:r>
+    </w:p>
+    <w:p>
+      <w:pPr>
+        <w:spacing w:after="160"/>
+        <w:rPr>
+          <w:lang w:eastAsia="en-US"/>
+        </w:rPr>
+      </w:pPr>
+      <w:r>
+        <w:rPr>
+          <w:lang w:eastAsia="en-US"/>
+        </w:rPr>
+        <w:lastRenderedPageBreak/>
+        <w:t>Все CRUD-операции инкапсулированы в эндпоинтах FastAPI, которые доступны по соответствующим URL-адресам (например, /clients/ с методами POST, GET, PUT, DELETE). Такая архитектура обеспечивает чёткое разделение ответственности между уровнями приложения и упрощает тестирование и дальнейшее расширение функциональности. Реализованный механизм обработки данных гарантирует полный контроль над информацией, хранящейся в системе, и её актуальность для всех авторизованных пользователей.</w:t>
+      </w:r>
+    </w:p>
+    <w:p>
+      <w:pPr>
+        <w:spacing w:after="160"/>
+        <w:rPr>
+          <w:lang w:eastAsia="en-US"/>
+        </w:rPr>
+      </w:pPr>
+      <w:r>
+        <w:rPr>
+          <w:b/>
+          <w:bCs/>
+          <w:lang w:eastAsia="en-US"/>
+        </w:rPr>
+        <w:t xml:space="preserve">Приложение А, листинг 3.3 </w:t>
+      </w:r>
+      <w:r>
+        <w:rPr>
+          <w:b/>
+          <w:bCs/>
           <w:lang w:eastAsia="en-US"/>
         </w:rPr>
         <w:t>-</w:t>
       </w:r>
       <w:r>
         <w:rPr>
-          <w:i/>
-          <w:iCs/>
-          <w:lang w:eastAsia="en-US"/>
-        </w:rPr>
-        <w:t xml:space="preserve"> Пример добавления записи</w:t>
+          <w:b/>
+          <w:bCs/>
+          <w:lang w:eastAsia="en-US"/>
+        </w:rPr>
+        <w:t xml:space="preserve"> Функция создания нового клиента (crud.py)</w:t>
+      </w:r>
+    </w:p>
+    <w:p>
+      <w:pPr>
+        <w:spacing w:after="160" w:line="240" w:lineRule="auto"/>
+        <w:rPr>
+          <w:lang w:val="en-US" w:eastAsia="en-US"/>
+        </w:rPr>
+      </w:pPr>
+      <w:r>
+        <w:rPr>
+          <w:lang w:val="en-US" w:eastAsia="en-US"/>
+        </w:rPr>
+        <w:t>def create_client(db: Session, client: schemas.ClientCreate):</w:t>
+      </w:r>
+    </w:p>
+    <w:p>
+      <w:pPr>
+        <w:spacing w:after="160" w:line="240" w:lineRule="auto"/>
+        <w:rPr>
+          <w:lang w:val="en-US" w:eastAsia="en-US"/>
+        </w:rPr>
+      </w:pPr>
+      <w:r>
+        <w:rPr>
+          <w:lang w:val="en-US" w:eastAsia="en-US"/>
+        </w:rPr>
+        <w:t xml:space="preserve">    db_client = models.Client(**client.dict())</w:t>
+      </w:r>
+    </w:p>
+    <w:p>
+      <w:pPr>
+        <w:spacing w:after="160" w:line="240" w:lineRule="auto"/>
+        <w:rPr>
+          <w:lang w:val="en-US" w:eastAsia="en-US"/>
+        </w:rPr>
+      </w:pPr>
+      <w:r>
+        <w:rPr>
+          <w:lang w:val="en-US" w:eastAsia="en-US"/>
+        </w:rPr>
+        <w:t xml:space="preserve">    db.add(db_client)</w:t>
+      </w:r>
+    </w:p>
+    <w:p>
+      <w:pPr>
+        <w:spacing w:after="160" w:line="240" w:lineRule="auto"/>
+        <w:rPr>
+          <w:lang w:val="en-US" w:eastAsia="en-US"/>
+        </w:rPr>
+      </w:pPr>
+      <w:r>
+        <w:rPr>
+          <w:lang w:val="en-US" w:eastAsia="en-US"/>
+        </w:rPr>
+        <w:t xml:space="preserve">    db.commit()</w:t>
+      </w:r>
+    </w:p>
+    <w:p>
+      <w:pPr>
+        <w:spacing w:after="160" w:line="240" w:lineRule="auto"/>
+        <w:rPr>
+          <w:lang w:val="en-US" w:eastAsia="en-US"/>
+        </w:rPr>
+      </w:pPr>
+      <w:r>
+        <w:rPr>
+          <w:lang w:val="en-US" w:eastAsia="en-US"/>
+        </w:rPr>
+        <w:t xml:space="preserve">    db.refresh(db_client)</w:t>
+      </w:r>
+    </w:p>
+    <w:p>
+      <w:pPr>
+        <w:spacing w:after="160" w:line="240" w:lineRule="auto"/>
+        <w:rPr>
+          <w:lang w:val="en-US" w:eastAsia="en-US"/>
+        </w:rPr>
+      </w:pPr>
+      <w:r>
+        <w:rPr>
+          <w:lang w:val="en-US" w:eastAsia="en-US"/>
+        </w:rPr>
+        <w:t xml:space="preserve">    return db_client</w:t>
       </w:r>
     </w:p>
     <w:p>
@@ -12131,105 +11825,296 @@
       </w:pPr>
       <w:r>
         <w:rPr>
-          <w:lang w:eastAsia="en-US"/>
-        </w:rPr>
-        <w:t>Обновление данных реализуется путем поиска элемента по идентификатору и изменения его свойств.</w:t>
+          <w:b/>
+          <w:bCs/>
+          <w:lang w:eastAsia="en-US"/>
+        </w:rPr>
+        <w:t xml:space="preserve">Приложение А, листинг 3.4 </w:t>
+      </w:r>
+      <w:r>
+        <w:rPr>
+          <w:b/>
+          <w:bCs/>
+          <w:lang w:eastAsia="en-US"/>
+        </w:rPr>
+        <w:t>-</w:t>
+      </w:r>
+      <w:r>
+        <w:rPr>
+          <w:b/>
+          <w:bCs/>
+          <w:lang w:eastAsia="en-US"/>
+        </w:rPr>
+        <w:t xml:space="preserve"> Функция обновления данных клиента (crud.py)</w:t>
+      </w:r>
+    </w:p>
+    <w:p>
+      <w:pPr>
+        <w:spacing w:after="160" w:line="240" w:lineRule="auto"/>
+        <w:rPr>
+          <w:lang w:val="en-US" w:eastAsia="en-US"/>
+        </w:rPr>
+      </w:pPr>
+      <w:r>
+        <w:rPr>
+          <w:lang w:val="en-US" w:eastAsia="en-US"/>
+        </w:rPr>
+        <w:t>def update_client(db: Session, client_id: int, client_update: schemas.ClientUpdate):</w:t>
+      </w:r>
+    </w:p>
+    <w:p>
+      <w:pPr>
+        <w:spacing w:after="160" w:line="240" w:lineRule="auto"/>
+        <w:rPr>
+          <w:lang w:val="en-US" w:eastAsia="en-US"/>
+        </w:rPr>
+      </w:pPr>
+      <w:r>
+        <w:rPr>
+          <w:lang w:val="en-US" w:eastAsia="en-US"/>
+        </w:rPr>
+        <w:t xml:space="preserve">    db_client = get_client(db, client_id)</w:t>
+      </w:r>
+    </w:p>
+    <w:p>
+      <w:pPr>
+        <w:spacing w:after="160" w:line="240" w:lineRule="auto"/>
+        <w:rPr>
+          <w:lang w:val="en-US" w:eastAsia="en-US"/>
+        </w:rPr>
+      </w:pPr>
+      <w:r>
+        <w:rPr>
+          <w:lang w:val="en-US" w:eastAsia="en-US"/>
+        </w:rPr>
+        <w:t xml:space="preserve">    if not db_client:</w:t>
+      </w:r>
+    </w:p>
+    <w:p>
+      <w:pPr>
+        <w:spacing w:after="160" w:line="240" w:lineRule="auto"/>
+        <w:rPr>
+          <w:lang w:val="en-US" w:eastAsia="en-US"/>
+        </w:rPr>
+      </w:pPr>
+      <w:r>
+        <w:rPr>
+          <w:lang w:val="en-US" w:eastAsia="en-US"/>
+        </w:rPr>
+        <w:t xml:space="preserve">        return None</w:t>
+      </w:r>
+    </w:p>
+    <w:p>
+      <w:pPr>
+        <w:spacing w:after="160" w:line="240" w:lineRule="auto"/>
+        <w:rPr>
+          <w:lang w:val="en-US" w:eastAsia="en-US"/>
+        </w:rPr>
+      </w:pPr>
+      <w:r>
+        <w:rPr>
+          <w:lang w:val="en-US" w:eastAsia="en-US"/>
+        </w:rPr>
+        <w:t xml:space="preserve">    update_data = client_update.dict(exclude_unset=True)</w:t>
+      </w:r>
+    </w:p>
+    <w:p>
+      <w:pPr>
+        <w:spacing w:after="160" w:line="240" w:lineRule="auto"/>
+        <w:rPr>
+          <w:lang w:val="en-US" w:eastAsia="en-US"/>
+        </w:rPr>
+      </w:pPr>
+      <w:r>
+        <w:rPr>
+          <w:lang w:val="en-US" w:eastAsia="en-US"/>
+        </w:rPr>
+        <w:t xml:space="preserve">    for field, value in update_data.items():</w:t>
+      </w:r>
+    </w:p>
+    <w:p>
+      <w:pPr>
+        <w:spacing w:after="160" w:line="240" w:lineRule="auto"/>
+        <w:rPr>
+          <w:lang w:val="en-US" w:eastAsia="en-US"/>
+        </w:rPr>
+      </w:pPr>
+      <w:r>
+        <w:rPr>
+          <w:lang w:val="en-US" w:eastAsia="en-US"/>
+        </w:rPr>
+        <w:t xml:space="preserve">        setattr(db_client, field, value)</w:t>
+      </w:r>
+    </w:p>
+    <w:p>
+      <w:pPr>
+        <w:spacing w:after="160" w:line="240" w:lineRule="auto"/>
+        <w:rPr>
+          <w:lang w:val="en-US" w:eastAsia="en-US"/>
+        </w:rPr>
+      </w:pPr>
+      <w:r>
+        <w:rPr>
+          <w:lang w:val="en-US" w:eastAsia="en-US"/>
+        </w:rPr>
+        <w:t xml:space="preserve">    db.commit()</w:t>
+      </w:r>
+    </w:p>
+    <w:p>
+      <w:pPr>
+        <w:spacing w:after="160" w:line="240" w:lineRule="auto"/>
+        <w:rPr>
+          <w:lang w:val="en-US" w:eastAsia="en-US"/>
+        </w:rPr>
+      </w:pPr>
+      <w:r>
+        <w:rPr>
+          <w:lang w:val="en-US" w:eastAsia="en-US"/>
+        </w:rPr>
+        <w:t xml:space="preserve">    db.refresh(db_client)</w:t>
+      </w:r>
+    </w:p>
+    <w:p>
+      <w:pPr>
+        <w:spacing w:after="160" w:line="240" w:lineRule="auto"/>
+        <w:rPr>
+          <w:lang w:eastAsia="en-US"/>
+        </w:rPr>
+      </w:pPr>
+      <w:r>
+        <w:rPr>
+          <w:lang w:val="en-US" w:eastAsia="en-US"/>
+        </w:rPr>
+        <w:t xml:space="preserve">    </w:t>
+      </w:r>
+      <w:r>
+        <w:rPr>
+          <w:lang w:eastAsia="en-US"/>
+        </w:rPr>
+        <w:t>return db_client</w:t>
       </w:r>
     </w:p>
     <w:p>
       <w:pPr>
         <w:spacing w:after="160"/>
-        <w:jc w:val="center"/>
-        <w:rPr>
-          <w:lang w:eastAsia="en-US"/>
-        </w:rPr>
-      </w:pPr>
-      <w:r>
-        <w:rPr>
-          <w:i/>
-          <w:iCs/>
-          <w:lang w:eastAsia="en-US"/>
-        </w:rPr>
-        <w:t xml:space="preserve">Листинг 3.4 </w:t>
-      </w:r>
-      <w:r>
-        <w:rPr>
-          <w:i/>
-          <w:iCs/>
+        <w:rPr>
+          <w:lang w:eastAsia="en-US"/>
+        </w:rPr>
+      </w:pPr>
+      <w:r>
+        <w:rPr>
+          <w:b/>
+          <w:bCs/>
+          <w:lang w:eastAsia="en-US"/>
+        </w:rPr>
+        <w:t xml:space="preserve">Приложение А, листинг 3.5 </w:t>
+      </w:r>
+      <w:r>
+        <w:rPr>
+          <w:b/>
+          <w:bCs/>
           <w:lang w:eastAsia="en-US"/>
         </w:rPr>
         <w:t>-</w:t>
       </w:r>
       <w:r>
         <w:rPr>
-          <w:i/>
-          <w:iCs/>
-          <w:lang w:eastAsia="en-US"/>
-        </w:rPr>
-        <w:t xml:space="preserve"> Пример обновления записи</w:t>
-      </w:r>
-    </w:p>
-    <w:p>
-      <w:pPr>
-        <w:spacing w:after="160"/>
-        <w:jc w:val="left"/>
-        <w:rPr>
-          <w:lang w:eastAsia="en-US"/>
-        </w:rPr>
-      </w:pPr>
-      <w:r>
-        <w:rPr>
-          <w:lang w:eastAsia="en-US"/>
-        </w:rPr>
-        <w:t>Удаление записи осуществляется путем фильтрации массива данных.</w:t>
-      </w:r>
-    </w:p>
-    <w:p>
-      <w:pPr>
-        <w:spacing w:after="160"/>
-        <w:jc w:val="center"/>
-        <w:rPr>
-          <w:lang w:eastAsia="en-US"/>
-        </w:rPr>
-      </w:pPr>
-      <w:r>
-        <w:rPr>
-          <w:i/>
-          <w:iCs/>
-          <w:lang w:eastAsia="en-US"/>
-        </w:rPr>
-        <w:t xml:space="preserve">Листинг 3.5 </w:t>
-      </w:r>
-      <w:r>
-        <w:rPr>
-          <w:i/>
-          <w:iCs/>
-          <w:lang w:eastAsia="en-US"/>
-        </w:rPr>
-        <w:t>-</w:t>
-      </w:r>
-      <w:r>
-        <w:rPr>
-          <w:i/>
-          <w:iCs/>
-          <w:lang w:eastAsia="en-US"/>
-        </w:rPr>
-        <w:t xml:space="preserve"> Пример удаления записи</w:t>
-      </w:r>
-    </w:p>
-    <w:p>
-      <w:pPr>
-        <w:spacing w:after="160"/>
-        <w:rPr>
-          <w:lang w:eastAsia="en-US"/>
-        </w:rPr>
-      </w:pPr>
-      <w:r>
-        <w:rPr>
-          <w:lang w:eastAsia="en-US"/>
+          <w:b/>
+          <w:bCs/>
+          <w:lang w:eastAsia="en-US"/>
+        </w:rPr>
+        <w:t xml:space="preserve"> Функция удаления клиента (crud.py)</w:t>
+      </w:r>
+    </w:p>
+    <w:p>
+      <w:pPr>
+        <w:spacing w:after="160" w:line="240" w:lineRule="auto"/>
+        <w:rPr>
+          <w:lang w:val="en-US" w:eastAsia="en-US"/>
+        </w:rPr>
+      </w:pPr>
+      <w:r>
+        <w:rPr>
+          <w:lang w:val="en-US" w:eastAsia="en-US"/>
         </w:rPr>
         <w:lastRenderedPageBreak/>
-        <w:t>Реализация CRUD-операций обеспечивает полный контроль над данными системы.</w:t>
+        <w:t>def delete_client(db: Session, client_id: int):</w:t>
+      </w:r>
+    </w:p>
+    <w:p>
+      <w:pPr>
+        <w:spacing w:after="160" w:line="240" w:lineRule="auto"/>
+        <w:rPr>
+          <w:lang w:val="en-US" w:eastAsia="en-US"/>
+        </w:rPr>
+      </w:pPr>
+      <w:r>
+        <w:rPr>
+          <w:lang w:val="en-US" w:eastAsia="en-US"/>
+        </w:rPr>
+        <w:t xml:space="preserve">    db_client = get_client(db, client_id)</w:t>
+      </w:r>
+    </w:p>
+    <w:p>
+      <w:pPr>
+        <w:spacing w:after="160" w:line="240" w:lineRule="auto"/>
+        <w:rPr>
+          <w:lang w:val="en-US" w:eastAsia="en-US"/>
+        </w:rPr>
+      </w:pPr>
+      <w:r>
+        <w:rPr>
+          <w:lang w:val="en-US" w:eastAsia="en-US"/>
+        </w:rPr>
+        <w:t xml:space="preserve">    if db_client:</w:t>
+      </w:r>
+    </w:p>
+    <w:p>
+      <w:pPr>
+        <w:spacing w:after="160" w:line="240" w:lineRule="auto"/>
+        <w:rPr>
+          <w:lang w:val="en-US" w:eastAsia="en-US"/>
+        </w:rPr>
+      </w:pPr>
+      <w:r>
+        <w:rPr>
+          <w:lang w:val="en-US" w:eastAsia="en-US"/>
+        </w:rPr>
+        <w:t xml:space="preserve">        db.delete(db_client)</w:t>
+      </w:r>
+    </w:p>
+    <w:p>
+      <w:pPr>
+        <w:spacing w:after="160" w:line="240" w:lineRule="auto"/>
+        <w:rPr>
+          <w:lang w:val="en-US" w:eastAsia="en-US"/>
+        </w:rPr>
+      </w:pPr>
+      <w:r>
+        <w:rPr>
+          <w:lang w:val="en-US" w:eastAsia="en-US"/>
+        </w:rPr>
+        <w:t xml:space="preserve">        db.commit()</w:t>
+      </w:r>
+    </w:p>
+    <w:p>
+      <w:pPr>
+        <w:spacing w:after="160" w:line="240" w:lineRule="auto"/>
+        <w:rPr>
+          <w:lang w:val="en-US" w:eastAsia="en-US"/>
+        </w:rPr>
+      </w:pPr>
+      <w:r>
+        <w:rPr>
+          <w:lang w:val="en-US" w:eastAsia="en-US"/>
+        </w:rPr>
+        <w:t xml:space="preserve">    return db_client</w:t>
+      </w:r>
+      <w:r>
+        <w:rPr>
+          <w:lang w:val="en-US" w:eastAsia="en-US"/>
+        </w:rPr>
+        <w:t xml:space="preserve"> </w:t>
       </w:r>
     </w:p>
     <w:p>
@@ -12286,16 +12171,805 @@
     <w:p>
       <w:pPr>
         <w:spacing w:after="160"/>
+        <w:rPr>
+          <w:lang w:eastAsia="en-US"/>
+        </w:rPr>
+      </w:pPr>
+      <w:r>
+        <w:rPr>
+          <w:lang w:eastAsia="en-US"/>
+        </w:rPr>
+        <w:t>Модуль управления клиентами обеспечивает централизованное хранение и обработку информации о заказчиках сервисного центра. На серверной стороне для представления клиента определена модель SQLAlchemy, которая</w:t>
+      </w:r>
+      <w:r>
+        <w:rPr>
+          <w:rFonts w:eastAsia="MS Mincho"/>
+          <w:lang w:eastAsia="en-US"/>
+        </w:rPr>
+        <w:t>映射</w:t>
+      </w:r>
+      <w:r>
+        <w:rPr>
+          <w:lang w:eastAsia="en-US"/>
+        </w:rPr>
+        <w:t>ируется на таблицу clients в базе данных SQLite. Структура этой модели включает поля, необходимые для идентификации клиента и связи с другими сущностями: уникальный идентификатор, полное имя, контактный телефон, адрес электронной почты, физический адрес, тип клиента (физическое или юридическое лицо), примечания и дату создания записи. Использование перечисления ClientType гарантирует, что в базе данных сохраняются только допустимые значения типов клиентов. Фрагмент определения модели клиента представлен в листинге (приложение А, листинг 3.6). При получении данных от клиентского приложения через API информация валидируется с помощью Pydantic-схемы ClientCreate, что исключает попадание некорректных записей в базу.</w:t>
+      </w:r>
+    </w:p>
+    <w:p>
+      <w:pPr>
+        <w:spacing w:after="160"/>
+        <w:rPr>
+          <w:lang w:eastAsia="en-US"/>
+        </w:rPr>
+      </w:pPr>
+      <w:r>
+        <w:rPr>
+          <w:lang w:eastAsia="en-US"/>
+        </w:rPr>
+        <w:t xml:space="preserve">Модуль учёта техники реализует хранение сведений об устройствах, поступивших в ремонт. Каждое устройство однозначно связано с определённым клиентом посредством внешнего ключа client_id, что позволяет реализовать связь «один ко многим»: один клиент может иметь множество зарегистрированных устройств. Модель Device, определённая в файле models.py, содержит поля для описания типа устройства, бренда, модели, серийного номера, года выпуска, технических характеристик, гарантийного срока, текущего статуса </w:t>
+      </w:r>
+      <w:r>
+        <w:rPr>
+          <w:lang w:eastAsia="en-US"/>
+        </w:rPr>
+        <w:lastRenderedPageBreak/>
+        <w:t>и примечаний. Как и в случае с клиентами, при создании новой записи через API данные проходят проверку Pydantic-схемой DeviceCreate. Структура объекта устройства на уровне серверной модели отражена в листинге (приложение А, листинг 3.7).</w:t>
+      </w:r>
+    </w:p>
+    <w:p>
+      <w:pPr>
+        <w:spacing w:after="160"/>
+        <w:rPr>
+          <w:lang w:eastAsia="en-US"/>
+        </w:rPr>
+      </w:pPr>
+      <w:r>
+        <w:rPr>
+          <w:lang w:eastAsia="en-US"/>
+        </w:rPr>
+        <w:t>Взаимодействие пользователя с модулями клиентов и устройств осуществляется через соответствующие разделы веб-интерфейса. На странице управления клиентами доступны табличное и карточное представления записей с возможностью поиска, фильтрации по типу клиента, добавления, редактирования и удаления информации. Со страницы клиента можно напрямую перейти к добавлению нового устройства или созданию заявки на ремонт. Аналогично, интерфейс учёта техники отображает список всех устройств с указанием владельца, статуса и истории ремонтов. Внешний вид интерфейса управления клиентами и техникой показан на рисунке 3.2.</w:t>
+      </w:r>
+    </w:p>
+    <w:p>
+      <w:pPr>
+        <w:spacing w:after="160"/>
+        <w:rPr>
+          <w:lang w:eastAsia="en-US"/>
+        </w:rPr>
+      </w:pPr>
+      <w:r>
+        <w:rPr>
+          <w:lang w:eastAsia="en-US"/>
+        </w:rPr>
+        <w:t>Таким образом, реализованная структура данных и соответствующие программные модули обеспечивают удобное и надёжное управление информацией о клиентах и принадлежащей им технике, а установленная связь «один ко многим» позволяет корректно отражать реальные отношения между сущностями предметной области.</w:t>
+      </w:r>
+    </w:p>
+    <w:p>
+      <w:pPr>
+        <w:spacing w:after="160"/>
+        <w:rPr>
+          <w:lang w:eastAsia="en-US"/>
+        </w:rPr>
+      </w:pPr>
+    </w:p>
+    <w:p>
+      <w:pPr>
+        <w:spacing w:after="160"/>
+        <w:rPr>
+          <w:i/>
+          <w:iCs/>
+          <w:lang w:eastAsia="en-US"/>
+        </w:rPr>
+      </w:pPr>
+      <w:r>
+        <w:rPr>
+          <w:i/>
+          <w:iCs/>
+          <w:lang w:val="en-US" w:eastAsia="en-US"/>
+        </w:rPr>
+        <w:lastRenderedPageBreak/>
+        <w:drawing>
+          <wp:anchor distT="0" distB="0" distL="114300" distR="114300" simplePos="0" relativeHeight="251681792" behindDoc="0" locked="0" layoutInCell="1" allowOverlap="1" wp14:anchorId="27FAA285" wp14:editId="2376C9D0">
+            <wp:simplePos x="0" y="0"/>
+            <wp:positionH relativeFrom="margin">
+              <wp:align>right</wp:align>
+            </wp:positionH>
+            <wp:positionV relativeFrom="paragraph">
+              <wp:posOffset>3465195</wp:posOffset>
+            </wp:positionV>
+            <wp:extent cx="6120130" cy="3016885"/>
+            <wp:effectExtent l="0" t="0" r="0" b="0"/>
+            <wp:wrapTopAndBottom/>
+            <wp:docPr id="13" name="Рисунок 13"/>
+            <wp:cNvGraphicFramePr>
+              <a:graphicFrameLocks xmlns:a="http://schemas.openxmlformats.org/drawingml/2006/main" noChangeAspect="1"/>
+            </wp:cNvGraphicFramePr>
+            <a:graphic xmlns:a="http://schemas.openxmlformats.org/drawingml/2006/main">
+              <a:graphicData uri="http://schemas.openxmlformats.org/drawingml/2006/picture">
+                <pic:pic xmlns:pic="http://schemas.openxmlformats.org/drawingml/2006/picture">
+                  <pic:nvPicPr>
+                    <pic:cNvPr id="1" name=""/>
+                    <pic:cNvPicPr/>
+                  </pic:nvPicPr>
+                  <pic:blipFill>
+                    <a:blip r:embed="rId21" cstate="print">
+                      <a:extLst>
+                        <a:ext uri="{28A0092B-C50C-407E-A947-70E740481C1C}">
+                          <a14:useLocalDpi xmlns:a14="http://schemas.microsoft.com/office/drawing/2010/main" val="0"/>
+                        </a:ext>
+                      </a:extLst>
+                    </a:blip>
+                    <a:stretch>
+                      <a:fillRect/>
+                    </a:stretch>
+                  </pic:blipFill>
+                  <pic:spPr>
+                    <a:xfrm>
+                      <a:off x="0" y="0"/>
+                      <a:ext cx="6120130" cy="3016885"/>
+                    </a:xfrm>
+                    <a:prstGeom prst="rect">
+                      <a:avLst/>
+                    </a:prstGeom>
+                  </pic:spPr>
+                </pic:pic>
+              </a:graphicData>
+            </a:graphic>
+          </wp:anchor>
+        </w:drawing>
+      </w:r>
+      <w:r>
+        <w:rPr>
+          <w:lang w:val="en-US" w:eastAsia="en-US"/>
+        </w:rPr>
+        <w:drawing>
+          <wp:anchor distT="0" distB="0" distL="114300" distR="114300" simplePos="0" relativeHeight="251680768" behindDoc="0" locked="0" layoutInCell="1" allowOverlap="1" wp14:anchorId="60B499D7" wp14:editId="1084DB86">
+            <wp:simplePos x="0" y="0"/>
+            <wp:positionH relativeFrom="margin">
+              <wp:align>right</wp:align>
+            </wp:positionH>
+            <wp:positionV relativeFrom="paragraph">
+              <wp:posOffset>0</wp:posOffset>
+            </wp:positionV>
+            <wp:extent cx="6120130" cy="3008630"/>
+            <wp:effectExtent l="0" t="0" r="0" b="1270"/>
+            <wp:wrapTopAndBottom/>
+            <wp:docPr id="12" name="Рисунок 12"/>
+            <wp:cNvGraphicFramePr>
+              <a:graphicFrameLocks xmlns:a="http://schemas.openxmlformats.org/drawingml/2006/main" noChangeAspect="1"/>
+            </wp:cNvGraphicFramePr>
+            <a:graphic xmlns:a="http://schemas.openxmlformats.org/drawingml/2006/main">
+              <a:graphicData uri="http://schemas.openxmlformats.org/drawingml/2006/picture">
+                <pic:pic xmlns:pic="http://schemas.openxmlformats.org/drawingml/2006/picture">
+                  <pic:nvPicPr>
+                    <pic:cNvPr id="1" name=""/>
+                    <pic:cNvPicPr/>
+                  </pic:nvPicPr>
+                  <pic:blipFill>
+                    <a:blip r:embed="rId22" cstate="print">
+                      <a:extLst>
+                        <a:ext uri="{28A0092B-C50C-407E-A947-70E740481C1C}">
+                          <a14:useLocalDpi xmlns:a14="http://schemas.microsoft.com/office/drawing/2010/main" val="0"/>
+                        </a:ext>
+                      </a:extLst>
+                    </a:blip>
+                    <a:stretch>
+                      <a:fillRect/>
+                    </a:stretch>
+                  </pic:blipFill>
+                  <pic:spPr>
+                    <a:xfrm>
+                      <a:off x="0" y="0"/>
+                      <a:ext cx="6120130" cy="3008630"/>
+                    </a:xfrm>
+                    <a:prstGeom prst="rect">
+                      <a:avLst/>
+                    </a:prstGeom>
+                  </pic:spPr>
+                </pic:pic>
+              </a:graphicData>
+            </a:graphic>
+          </wp:anchor>
+        </w:drawing>
+      </w:r>
+      <w:r>
+        <w:rPr>
+          <w:i/>
+          <w:iCs/>
+          <w:lang w:eastAsia="en-US"/>
+        </w:rPr>
+        <w:t xml:space="preserve">Рисунок 3.2 </w:t>
+      </w:r>
+      <w:r>
+        <w:rPr>
+          <w:i/>
+          <w:iCs/>
+          <w:lang w:eastAsia="en-US"/>
+        </w:rPr>
+        <w:t>-</w:t>
+      </w:r>
+      <w:r>
+        <w:rPr>
+          <w:i/>
+          <w:iCs/>
+          <w:lang w:eastAsia="en-US"/>
+        </w:rPr>
+        <w:t xml:space="preserve"> Интерфейс управления клиентами</w:t>
+      </w:r>
+    </w:p>
+    <w:p>
+      <w:pPr>
+        <w:spacing w:after="160"/>
+        <w:rPr>
+          <w:lang w:eastAsia="en-US"/>
+        </w:rPr>
+      </w:pPr>
+      <w:r>
+        <w:rPr>
+          <w:i/>
+          <w:iCs/>
+          <w:lang w:eastAsia="en-US"/>
+        </w:rPr>
+        <w:t xml:space="preserve">Рисунок </w:t>
+      </w:r>
+      <w:r>
+        <w:rPr>
+          <w:i/>
+          <w:iCs/>
+          <w:lang w:eastAsia="en-US"/>
+        </w:rPr>
+        <w:t>3.</w:t>
+      </w:r>
+      <w:r>
+        <w:rPr>
+          <w:i/>
+          <w:iCs/>
+          <w:lang w:eastAsia="en-US"/>
+        </w:rPr>
+        <w:t>3</w:t>
+      </w:r>
+      <w:r>
+        <w:rPr>
+          <w:i/>
+          <w:iCs/>
+          <w:lang w:eastAsia="en-US"/>
+        </w:rPr>
+        <w:t xml:space="preserve"> </w:t>
+      </w:r>
+      <w:r>
+        <w:rPr>
+          <w:i/>
+          <w:iCs/>
+          <w:lang w:eastAsia="en-US"/>
+        </w:rPr>
+        <w:t>-</w:t>
+      </w:r>
+      <w:r>
+        <w:rPr>
+          <w:i/>
+          <w:iCs/>
+          <w:lang w:eastAsia="en-US"/>
+        </w:rPr>
+        <w:t xml:space="preserve"> Интерфейс управления техникой</w:t>
+      </w:r>
+    </w:p>
+    <w:p>
+      <w:pPr>
+        <w:spacing w:after="160"/>
+        <w:rPr>
+          <w:lang w:eastAsia="en-US"/>
+        </w:rPr>
+      </w:pPr>
+      <w:r>
+        <w:rPr>
+          <w:b/>
+          <w:bCs/>
+          <w:lang w:eastAsia="en-US"/>
+        </w:rPr>
+        <w:t xml:space="preserve">Приложение А, листинг 3.6 </w:t>
+      </w:r>
+      <w:r>
+        <w:rPr>
+          <w:b/>
+          <w:bCs/>
+          <w:lang w:eastAsia="en-US"/>
+        </w:rPr>
+        <w:t>-</w:t>
+      </w:r>
+      <w:r>
+        <w:rPr>
+          <w:b/>
+          <w:bCs/>
+          <w:lang w:eastAsia="en-US"/>
+        </w:rPr>
+        <w:t xml:space="preserve"> Фрагмент модели клиента (models.py)</w:t>
+      </w:r>
+    </w:p>
+    <w:p>
+      <w:pPr>
+        <w:spacing w:after="160" w:line="240" w:lineRule="auto"/>
         <w:jc w:val="left"/>
         <w:rPr>
-          <w:lang w:eastAsia="en-US"/>
-        </w:rPr>
-      </w:pPr>
-      <w:r>
-        <w:rPr>
-          <w:lang w:eastAsia="en-US"/>
-        </w:rPr>
-        <w:t>Модуль управления клиентами обеспечивает хранение и обработку информации о пользователях системы.</w:t>
+          <w:lang w:val="en-US" w:eastAsia="en-US"/>
+        </w:rPr>
+      </w:pPr>
+      <w:r>
+        <w:rPr>
+          <w:lang w:val="en-US" w:eastAsia="en-US"/>
+        </w:rPr>
+        <w:t>class Client(Base):</w:t>
+      </w:r>
+    </w:p>
+    <w:p>
+      <w:pPr>
+        <w:spacing w:after="160" w:line="240" w:lineRule="auto"/>
+        <w:jc w:val="left"/>
+        <w:rPr>
+          <w:lang w:val="en-US" w:eastAsia="en-US"/>
+        </w:rPr>
+      </w:pPr>
+      <w:r>
+        <w:rPr>
+          <w:lang w:val="en-US" w:eastAsia="en-US"/>
+        </w:rPr>
+        <w:t xml:space="preserve">    __tablename__ = "clients"</w:t>
+      </w:r>
+    </w:p>
+    <w:p>
+      <w:pPr>
+        <w:spacing w:after="160" w:line="240" w:lineRule="auto"/>
+        <w:jc w:val="left"/>
+        <w:rPr>
+          <w:lang w:val="en-US" w:eastAsia="en-US"/>
+        </w:rPr>
+      </w:pPr>
+      <w:r>
+        <w:rPr>
+          <w:lang w:val="en-US" w:eastAsia="en-US"/>
+        </w:rPr>
+        <w:t xml:space="preserve">    id = Column(Integer, primary_key=True, index=True)</w:t>
+      </w:r>
+    </w:p>
+    <w:p>
+      <w:pPr>
+        <w:spacing w:after="160" w:line="240" w:lineRule="auto"/>
+        <w:jc w:val="left"/>
+        <w:rPr>
+          <w:lang w:val="en-US" w:eastAsia="en-US"/>
+        </w:rPr>
+      </w:pPr>
+      <w:r>
+        <w:rPr>
+          <w:lang w:val="en-US" w:eastAsia="en-US"/>
+        </w:rPr>
+        <w:t xml:space="preserve">    full_name = Column(String, nullable=False)</w:t>
+      </w:r>
+    </w:p>
+    <w:p>
+      <w:pPr>
+        <w:spacing w:after="160" w:line="240" w:lineRule="auto"/>
+        <w:jc w:val="left"/>
+        <w:rPr>
+          <w:lang w:val="en-US" w:eastAsia="en-US"/>
+        </w:rPr>
+      </w:pPr>
+      <w:r>
+        <w:rPr>
+          <w:lang w:val="en-US" w:eastAsia="en-US"/>
+        </w:rPr>
+        <w:t xml:space="preserve">    phone = Column(String, nullable=True)</w:t>
+      </w:r>
+    </w:p>
+    <w:p>
+      <w:pPr>
+        <w:spacing w:after="160" w:line="240" w:lineRule="auto"/>
+        <w:jc w:val="left"/>
+        <w:rPr>
+          <w:lang w:val="en-US" w:eastAsia="en-US"/>
+        </w:rPr>
+      </w:pPr>
+      <w:r>
+        <w:rPr>
+          <w:lang w:val="en-US" w:eastAsia="en-US"/>
+        </w:rPr>
+        <w:t xml:space="preserve">    email = Column(String)</w:t>
+      </w:r>
+    </w:p>
+    <w:p>
+      <w:pPr>
+        <w:spacing w:after="160" w:line="240" w:lineRule="auto"/>
+        <w:jc w:val="left"/>
+        <w:rPr>
+          <w:lang w:val="en-US" w:eastAsia="en-US"/>
+        </w:rPr>
+      </w:pPr>
+      <w:r>
+        <w:rPr>
+          <w:lang w:val="en-US" w:eastAsia="en-US"/>
+        </w:rPr>
+        <w:lastRenderedPageBreak/>
+        <w:t xml:space="preserve">    address = Column(String)</w:t>
+      </w:r>
+    </w:p>
+    <w:p>
+      <w:pPr>
+        <w:spacing w:after="160" w:line="240" w:lineRule="auto"/>
+        <w:jc w:val="left"/>
+        <w:rPr>
+          <w:lang w:val="en-US" w:eastAsia="en-US"/>
+        </w:rPr>
+      </w:pPr>
+      <w:r>
+        <w:rPr>
+          <w:lang w:val="en-US" w:eastAsia="en-US"/>
+        </w:rPr>
+        <w:t xml:space="preserve">    client_type = Column(Enum(ClientType), default=ClientType.INDIVIDUAL)</w:t>
+      </w:r>
+    </w:p>
+    <w:p>
+      <w:pPr>
+        <w:spacing w:after="160" w:line="240" w:lineRule="auto"/>
+        <w:jc w:val="left"/>
+        <w:rPr>
+          <w:lang w:val="en-US" w:eastAsia="en-US"/>
+        </w:rPr>
+      </w:pPr>
+      <w:r>
+        <w:rPr>
+          <w:lang w:val="en-US" w:eastAsia="en-US"/>
+        </w:rPr>
+        <w:t xml:space="preserve">    notes = Column(Text)</w:t>
+      </w:r>
+    </w:p>
+    <w:p>
+      <w:pPr>
+        <w:spacing w:after="160" w:line="240" w:lineRule="auto"/>
+        <w:jc w:val="left"/>
+        <w:rPr>
+          <w:lang w:val="en-US" w:eastAsia="en-US"/>
+        </w:rPr>
+      </w:pPr>
+      <w:r>
+        <w:rPr>
+          <w:lang w:val="en-US" w:eastAsia="en-US"/>
+        </w:rPr>
+        <w:t xml:space="preserve">    created_at = Column(DateTime, default=datetime.utcnow)</w:t>
+      </w:r>
+    </w:p>
+    <w:p>
+      <w:pPr>
+        <w:spacing w:after="160" w:line="240" w:lineRule="auto"/>
+        <w:jc w:val="left"/>
+        <w:rPr>
+          <w:lang w:val="en-US" w:eastAsia="en-US"/>
+        </w:rPr>
+      </w:pPr>
+    </w:p>
+    <w:p>
+      <w:pPr>
+        <w:spacing w:after="160" w:line="240" w:lineRule="auto"/>
+        <w:jc w:val="left"/>
+        <w:rPr>
+          <w:lang w:val="en-US" w:eastAsia="en-US"/>
+        </w:rPr>
+      </w:pPr>
+      <w:r>
+        <w:rPr>
+          <w:lang w:val="en-US" w:eastAsia="en-US"/>
+        </w:rPr>
+        <w:t xml:space="preserve">    devices = relationship("Device", back_populates="owner")</w:t>
+      </w:r>
+    </w:p>
+    <w:p>
+      <w:pPr>
+        <w:spacing w:after="160" w:line="240" w:lineRule="auto"/>
+        <w:jc w:val="left"/>
+        <w:rPr>
+          <w:lang w:val="en-US" w:eastAsia="en-US"/>
+        </w:rPr>
+      </w:pPr>
+      <w:r>
+        <w:rPr>
+          <w:lang w:val="en-US" w:eastAsia="en-US"/>
+        </w:rPr>
+        <w:t xml:space="preserve">    orders = relationship("Order", back_populates="client")</w:t>
+      </w:r>
+    </w:p>
+    <w:p>
+      <w:pPr>
+        <w:spacing w:after="160"/>
+        <w:jc w:val="center"/>
+        <w:rPr>
+          <w:lang w:eastAsia="en-US"/>
+        </w:rPr>
+      </w:pPr>
+      <w:r>
+        <w:rPr>
+          <w:b/>
+          <w:bCs/>
+          <w:lang w:eastAsia="en-US"/>
+        </w:rPr>
+        <w:t xml:space="preserve">Приложение А, листинг 3.7 </w:t>
+      </w:r>
+      <w:r>
+        <w:rPr>
+          <w:b/>
+          <w:bCs/>
+          <w:lang w:eastAsia="en-US"/>
+        </w:rPr>
+        <w:t>-</w:t>
+      </w:r>
+      <w:r>
+        <w:rPr>
+          <w:b/>
+          <w:bCs/>
+          <w:lang w:eastAsia="en-US"/>
+        </w:rPr>
+        <w:t xml:space="preserve"> Фрагмент модели устройства (models.py)</w:t>
+      </w:r>
+    </w:p>
+    <w:p>
+      <w:pPr>
+        <w:spacing w:after="160" w:line="240" w:lineRule="auto"/>
+        <w:jc w:val="left"/>
+        <w:rPr>
+          <w:lang w:val="en-US" w:eastAsia="en-US"/>
+        </w:rPr>
+      </w:pPr>
+      <w:r>
+        <w:rPr>
+          <w:lang w:val="en-US" w:eastAsia="en-US"/>
+        </w:rPr>
+        <w:t>class Device(Base):</w:t>
+      </w:r>
+    </w:p>
+    <w:p>
+      <w:pPr>
+        <w:spacing w:after="160" w:line="240" w:lineRule="auto"/>
+        <w:jc w:val="left"/>
+        <w:rPr>
+          <w:lang w:val="en-US" w:eastAsia="en-US"/>
+        </w:rPr>
+      </w:pPr>
+      <w:r>
+        <w:rPr>
+          <w:lang w:val="en-US" w:eastAsia="en-US"/>
+        </w:rPr>
+        <w:t xml:space="preserve">    __tablename__ = "devices"</w:t>
+      </w:r>
+    </w:p>
+    <w:p>
+      <w:pPr>
+        <w:spacing w:after="160" w:line="240" w:lineRule="auto"/>
+        <w:jc w:val="left"/>
+        <w:rPr>
+          <w:lang w:val="en-US" w:eastAsia="en-US"/>
+        </w:rPr>
+      </w:pPr>
+      <w:r>
+        <w:rPr>
+          <w:lang w:val="en-US" w:eastAsia="en-US"/>
+        </w:rPr>
+        <w:t xml:space="preserve">    id = Column(Integer, primary_key=True, index=True)</w:t>
+      </w:r>
+    </w:p>
+    <w:p>
+      <w:pPr>
+        <w:spacing w:after="160" w:line="240" w:lineRule="auto"/>
+        <w:jc w:val="left"/>
+        <w:rPr>
+          <w:lang w:val="en-US" w:eastAsia="en-US"/>
+        </w:rPr>
+      </w:pPr>
+      <w:r>
+        <w:rPr>
+          <w:lang w:val="en-US" w:eastAsia="en-US"/>
+        </w:rPr>
+        <w:t xml:space="preserve">    client_id = Column(Integer, ForeignKey("clients.id"))</w:t>
+      </w:r>
+    </w:p>
+    <w:p>
+      <w:pPr>
+        <w:spacing w:after="160" w:line="240" w:lineRule="auto"/>
+        <w:jc w:val="left"/>
+        <w:rPr>
+          <w:lang w:val="en-US" w:eastAsia="en-US"/>
+        </w:rPr>
+      </w:pPr>
+      <w:r>
+        <w:rPr>
+          <w:lang w:val="en-US" w:eastAsia="en-US"/>
+        </w:rPr>
+        <w:t xml:space="preserve">    device_type = Column(String)</w:t>
+      </w:r>
+    </w:p>
+    <w:p>
+      <w:pPr>
+        <w:spacing w:after="160" w:line="240" w:lineRule="auto"/>
+        <w:jc w:val="left"/>
+        <w:rPr>
+          <w:lang w:val="en-US" w:eastAsia="en-US"/>
+        </w:rPr>
+      </w:pPr>
+      <w:r>
+        <w:rPr>
+          <w:lang w:val="en-US" w:eastAsia="en-US"/>
+        </w:rPr>
+        <w:t xml:space="preserve">    brand = Column(String)</w:t>
+      </w:r>
+    </w:p>
+    <w:p>
+      <w:pPr>
+        <w:spacing w:after="160" w:line="240" w:lineRule="auto"/>
+        <w:jc w:val="left"/>
+        <w:rPr>
+          <w:lang w:val="en-US" w:eastAsia="en-US"/>
+        </w:rPr>
+      </w:pPr>
+      <w:r>
+        <w:rPr>
+          <w:lang w:val="en-US" w:eastAsia="en-US"/>
+        </w:rPr>
+        <w:t xml:space="preserve">    model = Column(String)</w:t>
+      </w:r>
+    </w:p>
+    <w:p>
+      <w:pPr>
+        <w:spacing w:after="160" w:line="240" w:lineRule="auto"/>
+        <w:jc w:val="left"/>
+        <w:rPr>
+          <w:lang w:val="en-US" w:eastAsia="en-US"/>
+        </w:rPr>
+      </w:pPr>
+      <w:r>
+        <w:rPr>
+          <w:lang w:val="en-US" w:eastAsia="en-US"/>
+        </w:rPr>
+        <w:t xml:space="preserve">    serial_number = Column(String)</w:t>
+      </w:r>
+    </w:p>
+    <w:p>
+      <w:pPr>
+        <w:spacing w:after="160" w:line="240" w:lineRule="auto"/>
+        <w:jc w:val="left"/>
+        <w:rPr>
+          <w:lang w:val="en-US" w:eastAsia="en-US"/>
+        </w:rPr>
+      </w:pPr>
+      <w:r>
+        <w:rPr>
+          <w:lang w:val="en-US" w:eastAsia="en-US"/>
+        </w:rPr>
+        <w:t xml:space="preserve">    purchase_year = Column(Integer)</w:t>
+      </w:r>
+    </w:p>
+    <w:p>
+      <w:pPr>
+        <w:spacing w:after="160" w:line="240" w:lineRule="auto"/>
+        <w:jc w:val="left"/>
+        <w:rPr>
+          <w:lang w:val="en-US" w:eastAsia="en-US"/>
+        </w:rPr>
+      </w:pPr>
+      <w:r>
+        <w:rPr>
+          <w:lang w:val="en-US" w:eastAsia="en-US"/>
+        </w:rPr>
+        <w:t xml:space="preserve">    specifications = Column(Text)</w:t>
+      </w:r>
+    </w:p>
+    <w:p>
+      <w:pPr>
+        <w:spacing w:after="160" w:line="240" w:lineRule="auto"/>
+        <w:jc w:val="left"/>
+        <w:rPr>
+          <w:lang w:val="en-US" w:eastAsia="en-US"/>
+        </w:rPr>
+      </w:pPr>
+      <w:r>
+        <w:rPr>
+          <w:lang w:val="en-US" w:eastAsia="en-US"/>
+        </w:rPr>
+        <w:t xml:space="preserve">    warranty_until = Column(DateTime)</w:t>
+      </w:r>
+    </w:p>
+    <w:p>
+      <w:pPr>
+        <w:spacing w:after="160" w:line="240" w:lineRule="auto"/>
+        <w:jc w:val="left"/>
+        <w:rPr>
+          <w:lang w:val="en-US" w:eastAsia="en-US"/>
+        </w:rPr>
+      </w:pPr>
+      <w:r>
+        <w:rPr>
+          <w:lang w:val="en-US" w:eastAsia="en-US"/>
+        </w:rPr>
+        <w:t xml:space="preserve">    status = Column(String)</w:t>
+      </w:r>
+    </w:p>
+    <w:p>
+      <w:pPr>
+        <w:spacing w:after="160" w:line="240" w:lineRule="auto"/>
+        <w:jc w:val="left"/>
+        <w:rPr>
+          <w:lang w:val="en-US" w:eastAsia="en-US"/>
+        </w:rPr>
+      </w:pPr>
+      <w:r>
+        <w:rPr>
+          <w:lang w:val="en-US" w:eastAsia="en-US"/>
+        </w:rPr>
+        <w:t xml:space="preserve">    notes = Column(Text)</w:t>
+      </w:r>
+    </w:p>
+    <w:p>
+      <w:pPr>
+        <w:spacing w:after="160" w:line="240" w:lineRule="auto"/>
+        <w:jc w:val="left"/>
+        <w:rPr>
+          <w:lang w:val="en-US" w:eastAsia="en-US"/>
+        </w:rPr>
+      </w:pPr>
+      <w:r>
+        <w:rPr>
+          <w:lang w:val="en-US" w:eastAsia="en-US"/>
+        </w:rPr>
+        <w:t xml:space="preserve">    created_at = Column(DateTime, default=datetime.utcnow)</w:t>
+      </w:r>
+    </w:p>
+    <w:p>
+      <w:pPr>
+        <w:spacing w:after="160" w:line="240" w:lineRule="auto"/>
+        <w:jc w:val="left"/>
+        <w:rPr>
+          <w:lang w:val="en-US" w:eastAsia="en-US"/>
+        </w:rPr>
+      </w:pPr>
+      <w:r>
+        <w:rPr>
+          <w:lang w:val="en-US" w:eastAsia="en-US"/>
+        </w:rPr>
+        <w:t xml:space="preserve">    last_repair_date = Column(DateTime)</w:t>
+      </w:r>
+    </w:p>
+    <w:p>
+      <w:pPr>
+        <w:spacing w:after="160" w:line="240" w:lineRule="auto"/>
+        <w:jc w:val="left"/>
+        <w:rPr>
+          <w:lang w:val="en-US" w:eastAsia="en-US"/>
+        </w:rPr>
+      </w:pPr>
+    </w:p>
+    <w:p>
+      <w:pPr>
+        <w:spacing w:after="160" w:line="240" w:lineRule="auto"/>
+        <w:jc w:val="left"/>
+        <w:rPr>
+          <w:lang w:val="en-US" w:eastAsia="en-US"/>
+        </w:rPr>
+      </w:pPr>
+      <w:r>
+        <w:rPr>
+          <w:lang w:val="en-US" w:eastAsia="en-US"/>
+        </w:rPr>
+        <w:t xml:space="preserve">    owner = relationship("Client", back_populates="devices")</w:t>
+      </w:r>
+    </w:p>
+    <w:p>
+      <w:pPr>
+        <w:spacing w:after="160" w:line="240" w:lineRule="auto"/>
+        <w:jc w:val="left"/>
+        <w:rPr>
+          <w:lang w:val="en-US" w:eastAsia="en-US"/>
+        </w:rPr>
+      </w:pPr>
+      <w:r>
+        <w:rPr>
+          <w:lang w:val="en-US" w:eastAsia="en-US"/>
+        </w:rPr>
+        <w:t xml:space="preserve">    orders = relationship("Order", back_populates="device")</w:t>
       </w:r>
     </w:p>
     <w:p>
@@ -12303,164 +12977,9 @@
         <w:spacing w:after="160"/>
         <w:jc w:val="left"/>
         <w:rPr>
-          <w:lang w:eastAsia="en-US"/>
-        </w:rPr>
-      </w:pPr>
-      <w:r>
-        <w:rPr>
-          <w:lang w:eastAsia="en-US"/>
-        </w:rPr>
-        <w:t>Для каждого клиента создается объект, содержащий основные данные.</w:t>
-      </w:r>
-    </w:p>
-    <w:p>
-      <w:pPr>
-        <w:spacing w:after="160"/>
-        <w:jc w:val="center"/>
-        <w:rPr>
-          <w:lang w:eastAsia="en-US"/>
-        </w:rPr>
-      </w:pPr>
-      <w:r>
-        <w:rPr>
-          <w:i/>
-          <w:iCs/>
-          <w:lang w:eastAsia="en-US"/>
-        </w:rPr>
-        <w:t xml:space="preserve">Листинг 3.6 </w:t>
-      </w:r>
-      <w:r>
-        <w:rPr>
-          <w:i/>
-          <w:iCs/>
-          <w:lang w:eastAsia="en-US"/>
-        </w:rPr>
-        <w:t>-</w:t>
-      </w:r>
-      <w:r>
-        <w:rPr>
-          <w:i/>
-          <w:iCs/>
-          <w:lang w:eastAsia="en-US"/>
-        </w:rPr>
-        <w:t xml:space="preserve"> Структура объекта клиента</w:t>
-      </w:r>
-    </w:p>
-    <w:p>
-      <w:pPr>
-        <w:spacing w:after="160"/>
-        <w:jc w:val="left"/>
-        <w:rPr>
-          <w:lang w:eastAsia="en-US"/>
-        </w:rPr>
-      </w:pPr>
-      <w:r>
-        <w:rPr>
-          <w:lang w:eastAsia="en-US"/>
-        </w:rPr>
-        <w:t>Модуль учета техники реализует привязку устройств к клиентам с использованием идентификаторов.</w:t>
-      </w:r>
-    </w:p>
-    <w:p>
-      <w:pPr>
-        <w:spacing w:after="160"/>
-        <w:jc w:val="center"/>
-        <w:rPr>
-          <w:lang w:eastAsia="en-US"/>
-        </w:rPr>
-      </w:pPr>
-      <w:r>
-        <w:rPr>
-          <w:i/>
-          <w:iCs/>
-          <w:lang w:eastAsia="en-US"/>
-        </w:rPr>
-        <w:t xml:space="preserve">Листинг 3.7 </w:t>
-      </w:r>
-      <w:r>
-        <w:rPr>
-          <w:i/>
-          <w:iCs/>
-          <w:lang w:eastAsia="en-US"/>
-        </w:rPr>
-        <w:t>-</w:t>
-      </w:r>
-      <w:r>
-        <w:rPr>
-          <w:i/>
-          <w:iCs/>
-          <w:lang w:eastAsia="en-US"/>
-        </w:rPr>
-        <w:t xml:space="preserve"> Структура объекта устройства</w:t>
-      </w:r>
-    </w:p>
-    <w:p>
-      <w:pPr>
-        <w:spacing w:after="160"/>
-        <w:jc w:val="center"/>
-        <w:rPr>
-          <w:i/>
-          <w:iCs/>
-          <w:lang w:eastAsia="en-US"/>
-        </w:rPr>
-      </w:pPr>
-      <w:r>
-        <w:rPr>
-          <w:rFonts w:ascii="Segoe UI Emoji" w:hAnsi="Segoe UI Emoji" w:cs="Segoe UI Emoji"/>
-          <w:i/>
-          <w:iCs/>
-          <w:lang w:eastAsia="en-US"/>
-        </w:rPr>
-        <w:t>📌</w:t>
-      </w:r>
-      <w:r>
-        <w:rPr>
-          <w:i/>
-          <w:iCs/>
-          <w:lang w:eastAsia="en-US"/>
-        </w:rPr>
-        <w:t xml:space="preserve"> [Место для рисунка]</w:t>
-      </w:r>
-      <w:r>
-        <w:rPr>
-          <w:i/>
-          <w:iCs/>
-          <w:lang w:eastAsia="en-US"/>
-        </w:rPr>
-        <w:br/>
-        <w:t xml:space="preserve">Рисунок 3.2 </w:t>
-      </w:r>
-      <w:r>
-        <w:rPr>
-          <w:i/>
-          <w:iCs/>
-          <w:lang w:eastAsia="en-US"/>
-        </w:rPr>
-        <w:t>-</w:t>
-      </w:r>
-      <w:r>
-        <w:rPr>
-          <w:i/>
-          <w:iCs/>
-          <w:lang w:eastAsia="en-US"/>
-        </w:rPr>
-        <w:t xml:space="preserve"> Интерфейс управления клиентами и техникой</w:t>
-      </w:r>
-    </w:p>
-    <w:p>
-      <w:pPr>
-        <w:spacing w:after="160"/>
-        <w:jc w:val="left"/>
-        <w:rPr>
-          <w:lang w:eastAsia="en-US"/>
-        </w:rPr>
-      </w:pPr>
-      <w:r>
-        <w:rPr>
-          <w:lang w:eastAsia="en-US"/>
-        </w:rPr>
-        <w:t>Таким образом, реализована связь «один ко многим» между клиентами и устройствами.</w:t>
-      </w:r>
+          <w:lang w:val="en-US" w:eastAsia="en-US"/>
+        </w:rPr>
+      </w:pPr>
     </w:p>
     <w:p>
       <w:pPr>
@@ -12487,6 +13006,7 @@
           <w:sz w:val="28"/>
           <w:szCs w:val="28"/>
         </w:rPr>
+        <w:lastRenderedPageBreak/>
         <w:t>3.5</w:t>
       </w:r>
       <w:r>
@@ -12516,16 +13036,405 @@
     <w:p>
       <w:pPr>
         <w:spacing w:after="160"/>
+        <w:rPr>
+          <w:lang w:eastAsia="en-US"/>
+        </w:rPr>
+      </w:pPr>
+      <w:r>
+        <w:rPr>
+          <w:lang w:eastAsia="en-US"/>
+        </w:rPr>
+        <w:t xml:space="preserve">Модуль управления заявками является центральным компонентом разработанной информационной системы, поскольку непосредственно отражает основную деятельность сервисного центра </w:t>
+      </w:r>
+      <w:r>
+        <w:rPr>
+          <w:lang w:eastAsia="en-US"/>
+        </w:rPr>
+        <w:t>-</w:t>
+      </w:r>
+      <w:r>
+        <w:rPr>
+          <w:lang w:eastAsia="en-US"/>
+        </w:rPr>
+        <w:t xml:space="preserve"> выполнение ремонтных работ. Каждая заявка агрегирует в себе информацию о клиенте, для которого производится обслуживание, об устройстве, принятом в ремонт, о мастере, назначенном ответственным за выполнение работ, а также содержит данные о текущем статусе, описании неисправности и итоговой стоимости. На серверной стороне заявка представлена моделью SQLAlchemy Order, отображаемой на таблицу orders базы данных. Помимо перечисленных атрибутов, модель включает внешние ключи client_id, device_id и master_id, посредством которых устанавливаются связи с соответствующими таблицами клиентов, устройств и мастеров. Это позволяет при формировании ответа API легко получать полную информацию о связанных сущностях, не прибегая к дополнительным запросам. Фрагмент определения модели заявки приведён в листинге (приложение А, листинг 3.8).</w:t>
+      </w:r>
+    </w:p>
+    <w:p>
+      <w:pPr>
+        <w:spacing w:after="160"/>
+        <w:rPr>
+          <w:lang w:eastAsia="en-US"/>
+        </w:rPr>
+      </w:pPr>
+      <w:r>
+        <w:rPr>
+          <w:lang w:eastAsia="en-US"/>
+        </w:rPr>
+        <w:t>Важной особенностью модуля является поддержка жизненного цикла заявки, который отражается через изменение её статуса. В системе предусмотрены следующие основные статусы: «Новый» (заявка только создана и ожидает назначения мастера), «В ремонте» (мастер приступил к работе), «Готов» (ремонт завершён, устройство ожидает выдачи клиенту) и «Выдан» (клиент получил устройство). Смена статуса инициируется пользователем через интерфейс и приводит к отправке PUT-запроса к эндпоинту /orders/{id}, после чего сервер обновляет соответствующее поле в базе данных. Для удобства контроля за ходом выполнения работ на главной панели системы отображаются сводные статистические показатели, а на странице списка заявок доступна фильтрация по статусу и мастеру.</w:t>
+      </w:r>
+    </w:p>
+    <w:p>
+      <w:pPr>
+        <w:spacing w:after="160"/>
+        <w:rPr>
+          <w:lang w:eastAsia="en-US"/>
+        </w:rPr>
+      </w:pPr>
+      <w:r>
+        <w:rPr>
+          <w:lang w:eastAsia="en-US"/>
+        </w:rPr>
+        <w:lastRenderedPageBreak/>
+        <w:t>Клиентская часть модуля предоставляет пользователю интуитивно понятный интерфейс для работы с заявками. Основной экран содержит таблицу со списком всех заявок, отсортированных по дате создания, с возможностью быстрого поиска по номеру, клиенту или устройству. Для каждой записи доступны операции просмотра детальной информации, редактирования, изменения статуса и удаления. Создание новой заявки осуществляется через модальное окно, в котором пользователь последовательно выбирает клиента из выпадающего списка, затем одно из принадлежащих ему устройств, при необходимости назначает мастера и указывает описание проблемы. Все выпадающие списки заполняются динамически на основе данных, полученных от API, что исключает возможность выбора несуществующих или несвязанных сущностей. Внешний вид интерфейса управления заявками представлен на рисунке 3.3.</w:t>
+      </w:r>
+    </w:p>
+    <w:p>
+      <w:pPr>
+        <w:spacing w:after="160"/>
+        <w:rPr>
+          <w:lang w:eastAsia="en-US"/>
+        </w:rPr>
+      </w:pPr>
+      <w:r>
+        <w:rPr>
+          <w:lang w:eastAsia="en-US"/>
+        </w:rPr>
+        <w:t xml:space="preserve">Таким образом, реализация модуля управления заявками обеспечивает полный цикл обработки заказов </w:t>
+      </w:r>
+      <w:r>
+        <w:rPr>
+          <w:lang w:eastAsia="en-US"/>
+        </w:rPr>
+        <w:t>-</w:t>
+      </w:r>
+      <w:r>
+        <w:rPr>
+          <w:lang w:eastAsia="en-US"/>
+        </w:rPr>
+        <w:t xml:space="preserve"> от момента регистрации обращения до выдачи отремонтированного устройства клиенту. Интеграция модуля с подсистемами учёта клиентов, устройств и мастеров гарантирует целостность и непротиворечивость данных, а интуитивный интерфейс способствует снижению временных затрат персонала на выполнение рутинных операций.</w:t>
+      </w:r>
+    </w:p>
+    <w:p>
+      <w:pPr>
+        <w:spacing w:after="160"/>
+        <w:rPr>
+          <w:lang w:eastAsia="en-US"/>
+        </w:rPr>
+      </w:pPr>
+      <w:r>
+        <w:rPr>
+          <w:lang w:eastAsia="en-US"/>
+        </w:rPr>
+        <w:lastRenderedPageBreak/>
+        <w:drawing>
+          <wp:anchor distT="0" distB="0" distL="114300" distR="114300" simplePos="0" relativeHeight="251682816" behindDoc="0" locked="0" layoutInCell="1" allowOverlap="1" wp14:anchorId="6E7022DC" wp14:editId="4BFE2383">
+            <wp:simplePos x="0" y="0"/>
+            <wp:positionH relativeFrom="margin">
+              <wp:align>right</wp:align>
+            </wp:positionH>
+            <wp:positionV relativeFrom="paragraph">
+              <wp:posOffset>0</wp:posOffset>
+            </wp:positionV>
+            <wp:extent cx="6120130" cy="3014980"/>
+            <wp:effectExtent l="0" t="0" r="0" b="0"/>
+            <wp:wrapTopAndBottom/>
+            <wp:docPr id="15" name="Рисунок 15"/>
+            <wp:cNvGraphicFramePr>
+              <a:graphicFrameLocks xmlns:a="http://schemas.openxmlformats.org/drawingml/2006/main" noChangeAspect="1"/>
+            </wp:cNvGraphicFramePr>
+            <a:graphic xmlns:a="http://schemas.openxmlformats.org/drawingml/2006/main">
+              <a:graphicData uri="http://schemas.openxmlformats.org/drawingml/2006/picture">
+                <pic:pic xmlns:pic="http://schemas.openxmlformats.org/drawingml/2006/picture">
+                  <pic:nvPicPr>
+                    <pic:cNvPr id="1" name=""/>
+                    <pic:cNvPicPr/>
+                  </pic:nvPicPr>
+                  <pic:blipFill>
+                    <a:blip r:embed="rId23" cstate="print">
+                      <a:extLst>
+                        <a:ext uri="{28A0092B-C50C-407E-A947-70E740481C1C}">
+                          <a14:useLocalDpi xmlns:a14="http://schemas.microsoft.com/office/drawing/2010/main" val="0"/>
+                        </a:ext>
+                      </a:extLst>
+                    </a:blip>
+                    <a:stretch>
+                      <a:fillRect/>
+                    </a:stretch>
+                  </pic:blipFill>
+                  <pic:spPr>
+                    <a:xfrm>
+                      <a:off x="0" y="0"/>
+                      <a:ext cx="6120130" cy="3014980"/>
+                    </a:xfrm>
+                    <a:prstGeom prst="rect">
+                      <a:avLst/>
+                    </a:prstGeom>
+                  </pic:spPr>
+                </pic:pic>
+              </a:graphicData>
+            </a:graphic>
+          </wp:anchor>
+        </w:drawing>
+      </w:r>
+      <w:r>
+        <w:rPr>
+          <w:i/>
+          <w:iCs/>
+          <w:lang w:eastAsia="en-US"/>
+        </w:rPr>
+        <w:t xml:space="preserve">Рисунок 3.3 </w:t>
+      </w:r>
+      <w:r>
+        <w:rPr>
+          <w:i/>
+          <w:iCs/>
+          <w:lang w:eastAsia="en-US"/>
+        </w:rPr>
+        <w:t>-</w:t>
+      </w:r>
+      <w:r>
+        <w:rPr>
+          <w:i/>
+          <w:iCs/>
+          <w:lang w:eastAsia="en-US"/>
+        </w:rPr>
+        <w:t xml:space="preserve"> Интерфейс управления заявками</w:t>
+      </w:r>
+    </w:p>
+    <w:p>
+      <w:pPr>
+        <w:spacing w:after="160"/>
+        <w:rPr>
+          <w:lang w:eastAsia="en-US"/>
+        </w:rPr>
+      </w:pPr>
+      <w:r>
+        <w:rPr>
+          <w:b/>
+          <w:bCs/>
+          <w:lang w:eastAsia="en-US"/>
+        </w:rPr>
+        <w:t xml:space="preserve">Приложение А, листинг 3.8 </w:t>
+      </w:r>
+      <w:r>
+        <w:rPr>
+          <w:b/>
+          <w:bCs/>
+          <w:lang w:eastAsia="en-US"/>
+        </w:rPr>
+        <w:t>-</w:t>
+      </w:r>
+      <w:r>
+        <w:rPr>
+          <w:b/>
+          <w:bCs/>
+          <w:lang w:eastAsia="en-US"/>
+        </w:rPr>
+        <w:t xml:space="preserve"> Фрагмент модели заявки (models.py)</w:t>
+      </w:r>
+    </w:p>
+    <w:p>
+      <w:pPr>
+        <w:spacing w:after="160" w:line="240" w:lineRule="auto"/>
         <w:jc w:val="left"/>
         <w:rPr>
-          <w:lang w:eastAsia="en-US"/>
-        </w:rPr>
-      </w:pPr>
-      <w:r>
-        <w:rPr>
-          <w:lang w:eastAsia="en-US"/>
-        </w:rPr>
-        <w:t>Модуль управления заявками является ключевым компонентом системы.</w:t>
+          <w:lang w:val="en-US" w:eastAsia="en-US"/>
+        </w:rPr>
+      </w:pPr>
+      <w:r>
+        <w:rPr>
+          <w:lang w:val="en-US" w:eastAsia="en-US"/>
+        </w:rPr>
+        <w:t>class Order(Base):</w:t>
+      </w:r>
+    </w:p>
+    <w:p>
+      <w:pPr>
+        <w:spacing w:after="160" w:line="240" w:lineRule="auto"/>
+        <w:jc w:val="left"/>
+        <w:rPr>
+          <w:lang w:val="en-US" w:eastAsia="en-US"/>
+        </w:rPr>
+      </w:pPr>
+      <w:r>
+        <w:rPr>
+          <w:lang w:val="en-US" w:eastAsia="en-US"/>
+        </w:rPr>
+        <w:t xml:space="preserve">    __tablename__ = "orders"</w:t>
+      </w:r>
+    </w:p>
+    <w:p>
+      <w:pPr>
+        <w:spacing w:after="160" w:line="240" w:lineRule="auto"/>
+        <w:jc w:val="left"/>
+        <w:rPr>
+          <w:lang w:val="en-US" w:eastAsia="en-US"/>
+        </w:rPr>
+      </w:pPr>
+      <w:r>
+        <w:rPr>
+          <w:lang w:val="en-US" w:eastAsia="en-US"/>
+        </w:rPr>
+        <w:t xml:space="preserve">    id = Column(Integer, primary_key=True, index=True)</w:t>
+      </w:r>
+    </w:p>
+    <w:p>
+      <w:pPr>
+        <w:spacing w:after="160" w:line="240" w:lineRule="auto"/>
+        <w:jc w:val="left"/>
+        <w:rPr>
+          <w:lang w:val="en-US" w:eastAsia="en-US"/>
+        </w:rPr>
+      </w:pPr>
+      <w:r>
+        <w:rPr>
+          <w:lang w:val="en-US" w:eastAsia="en-US"/>
+        </w:rPr>
+        <w:t xml:space="preserve">    client_id = Column(Integer, ForeignKey("clients.id"))</w:t>
+      </w:r>
+    </w:p>
+    <w:p>
+      <w:pPr>
+        <w:spacing w:after="160" w:line="240" w:lineRule="auto"/>
+        <w:jc w:val="left"/>
+        <w:rPr>
+          <w:lang w:val="en-US" w:eastAsia="en-US"/>
+        </w:rPr>
+      </w:pPr>
+      <w:r>
+        <w:rPr>
+          <w:lang w:val="en-US" w:eastAsia="en-US"/>
+        </w:rPr>
+        <w:t xml:space="preserve">    device_id = Column(Integer, ForeignKey("devices.id"))</w:t>
+      </w:r>
+    </w:p>
+    <w:p>
+      <w:pPr>
+        <w:spacing w:after="160" w:line="240" w:lineRule="auto"/>
+        <w:jc w:val="left"/>
+        <w:rPr>
+          <w:lang w:val="en-US" w:eastAsia="en-US"/>
+        </w:rPr>
+      </w:pPr>
+      <w:r>
+        <w:rPr>
+          <w:lang w:val="en-US" w:eastAsia="en-US"/>
+        </w:rPr>
+        <w:t xml:space="preserve">    master_id = Column(Integer, ForeignKey("masters.id"))</w:t>
+      </w:r>
+    </w:p>
+    <w:p>
+      <w:pPr>
+        <w:spacing w:after="160" w:line="240" w:lineRule="auto"/>
+        <w:jc w:val="left"/>
+        <w:rPr>
+          <w:lang w:val="en-US" w:eastAsia="en-US"/>
+        </w:rPr>
+      </w:pPr>
+      <w:r>
+        <w:rPr>
+          <w:lang w:val="en-US" w:eastAsia="en-US"/>
+        </w:rPr>
+        <w:t xml:space="preserve">    status = Column(String)</w:t>
+      </w:r>
+    </w:p>
+    <w:p>
+      <w:pPr>
+        <w:spacing w:after="160" w:line="240" w:lineRule="auto"/>
+        <w:jc w:val="left"/>
+        <w:rPr>
+          <w:lang w:val="en-US" w:eastAsia="en-US"/>
+        </w:rPr>
+      </w:pPr>
+      <w:r>
+        <w:rPr>
+          <w:lang w:val="en-US" w:eastAsia="en-US"/>
+        </w:rPr>
+        <w:t xml:space="preserve">    description = Column(Text)</w:t>
+      </w:r>
+    </w:p>
+    <w:p>
+      <w:pPr>
+        <w:spacing w:after="160" w:line="240" w:lineRule="auto"/>
+        <w:jc w:val="left"/>
+        <w:rPr>
+          <w:lang w:val="en-US" w:eastAsia="en-US"/>
+        </w:rPr>
+      </w:pPr>
+      <w:r>
+        <w:rPr>
+          <w:lang w:val="en-US" w:eastAsia="en-US"/>
+        </w:rPr>
+        <w:t xml:space="preserve">    price = Column(Float)</w:t>
+      </w:r>
+    </w:p>
+    <w:p>
+      <w:pPr>
+        <w:spacing w:after="160" w:line="240" w:lineRule="auto"/>
+        <w:jc w:val="left"/>
+        <w:rPr>
+          <w:lang w:val="en-US" w:eastAsia="en-US"/>
+        </w:rPr>
+      </w:pPr>
+      <w:r>
+        <w:rPr>
+          <w:lang w:val="en-US" w:eastAsia="en-US"/>
+        </w:rPr>
+        <w:t xml:space="preserve">    created_at = Column(DateTime, default=datetime.utcnow)</w:t>
+      </w:r>
+    </w:p>
+    <w:p>
+      <w:pPr>
+        <w:spacing w:after="160" w:line="240" w:lineRule="auto"/>
+        <w:jc w:val="left"/>
+        <w:rPr>
+          <w:lang w:val="en-US" w:eastAsia="en-US"/>
+        </w:rPr>
+      </w:pPr>
+    </w:p>
+    <w:p>
+      <w:pPr>
+        <w:spacing w:after="160" w:line="240" w:lineRule="auto"/>
+        <w:jc w:val="left"/>
+        <w:rPr>
+          <w:lang w:val="en-US" w:eastAsia="en-US"/>
+        </w:rPr>
+      </w:pPr>
+      <w:r>
+        <w:rPr>
+          <w:lang w:val="en-US" w:eastAsia="en-US"/>
+        </w:rPr>
+        <w:t xml:space="preserve">    client = relationship("Client", back_populates="orders")</w:t>
+      </w:r>
+    </w:p>
+    <w:p>
+      <w:pPr>
+        <w:spacing w:after="160" w:line="240" w:lineRule="auto"/>
+        <w:jc w:val="left"/>
+        <w:rPr>
+          <w:lang w:val="en-US" w:eastAsia="en-US"/>
+        </w:rPr>
+      </w:pPr>
+      <w:r>
+        <w:rPr>
+          <w:lang w:val="en-US" w:eastAsia="en-US"/>
+        </w:rPr>
+        <w:t xml:space="preserve">    device = relationship("Device", back_populates="orders")</w:t>
+      </w:r>
+    </w:p>
+    <w:p>
+      <w:pPr>
+        <w:spacing w:after="160" w:line="240" w:lineRule="auto"/>
+        <w:jc w:val="left"/>
+        <w:rPr>
+          <w:lang w:val="en-US" w:eastAsia="en-US"/>
+        </w:rPr>
+      </w:pPr>
+      <w:r>
+        <w:rPr>
+          <w:lang w:val="en-US" w:eastAsia="en-US"/>
+        </w:rPr>
+        <w:t xml:space="preserve">    master = relationship("Master", back_populates="orders")</w:t>
       </w:r>
     </w:p>
     <w:p>
@@ -12533,134 +13442,9 @@
         <w:spacing w:after="160"/>
         <w:jc w:val="left"/>
         <w:rPr>
-          <w:i/>
-          <w:iCs/>
-          <w:lang w:eastAsia="en-US"/>
-        </w:rPr>
-      </w:pPr>
-      <w:r>
-        <w:rPr>
-          <w:lang w:eastAsia="en-US"/>
-        </w:rPr>
-        <w:t>Заявка содержит информацию о клиенте, устройстве, мастере, статусе и стоимости ремонта.</w:t>
-      </w:r>
-    </w:p>
-    <w:p>
-      <w:pPr>
-        <w:spacing w:after="160"/>
-        <w:jc w:val="center"/>
-        <w:rPr>
-          <w:lang w:eastAsia="en-US"/>
-        </w:rPr>
-      </w:pPr>
-      <w:r>
-        <w:rPr>
-          <w:i/>
-          <w:iCs/>
-          <w:lang w:eastAsia="en-US"/>
-        </w:rPr>
-        <w:t>Листинг 3.8</w:t>
-      </w:r>
-      <w:r>
-        <w:rPr>
-          <w:i/>
-          <w:iCs/>
-          <w:lang w:eastAsia="en-US"/>
-        </w:rPr>
-        <w:t xml:space="preserve"> -</w:t>
-      </w:r>
-      <w:r>
-        <w:rPr>
-          <w:i/>
-          <w:iCs/>
-          <w:lang w:eastAsia="en-US"/>
-        </w:rPr>
-        <w:t xml:space="preserve"> Структура объекта заявки</w:t>
-      </w:r>
-    </w:p>
-    <w:p>
-      <w:pPr>
-        <w:spacing w:after="160"/>
-        <w:jc w:val="left"/>
-        <w:rPr>
-          <w:lang w:eastAsia="en-US"/>
-        </w:rPr>
-      </w:pPr>
-      <w:r>
-        <w:rPr>
-          <w:lang w:eastAsia="en-US"/>
-        </w:rPr>
-        <w:t>В процессе работы заявки изменяют свой статус, что позволяет отслеживать этап выполнения ремонта.</w:t>
-      </w:r>
-    </w:p>
-    <w:p>
-      <w:pPr>
-        <w:spacing w:after="160"/>
-        <w:jc w:val="center"/>
-        <w:rPr>
-          <w:i/>
-          <w:iCs/>
-          <w:lang w:eastAsia="en-US"/>
-        </w:rPr>
-      </w:pPr>
-      <w:r>
-        <w:rPr>
-          <w:rFonts w:ascii="Segoe UI Emoji" w:hAnsi="Segoe UI Emoji" w:cs="Segoe UI Emoji"/>
-          <w:i/>
-          <w:iCs/>
-          <w:lang w:eastAsia="en-US"/>
-        </w:rPr>
-        <w:t>📌</w:t>
-      </w:r>
-      <w:r>
-        <w:rPr>
-          <w:i/>
-          <w:iCs/>
-          <w:lang w:eastAsia="en-US"/>
-        </w:rPr>
-        <w:t xml:space="preserve"> [Место для рисунка]</w:t>
-      </w:r>
-      <w:r>
-        <w:rPr>
-          <w:i/>
-          <w:iCs/>
-          <w:lang w:eastAsia="en-US"/>
-        </w:rPr>
-        <w:br/>
-        <w:t xml:space="preserve">Рисунок 3.3 </w:t>
-      </w:r>
-      <w:r>
-        <w:rPr>
-          <w:i/>
-          <w:iCs/>
-          <w:lang w:eastAsia="en-US"/>
-        </w:rPr>
-        <w:t>-</w:t>
-      </w:r>
-      <w:r>
-        <w:rPr>
-          <w:i/>
-          <w:iCs/>
-          <w:lang w:eastAsia="en-US"/>
-        </w:rPr>
-        <w:t xml:space="preserve"> Интерфейс управления заявками</w:t>
-      </w:r>
-    </w:p>
-    <w:p>
-      <w:pPr>
-        <w:spacing w:after="160"/>
-        <w:jc w:val="left"/>
-        <w:rPr>
-          <w:lang w:eastAsia="en-US"/>
-        </w:rPr>
-      </w:pPr>
-      <w:r>
-        <w:rPr>
-          <w:lang w:eastAsia="en-US"/>
-        </w:rPr>
-        <w:lastRenderedPageBreak/>
-        <w:t>Реализация данного модуля обеспечивает полный цикл обработки заказов.</w:t>
-      </w:r>
+          <w:lang w:val="en-US" w:eastAsia="en-US"/>
+        </w:rPr>
+      </w:pPr>
     </w:p>
     <w:p>
       <w:pPr>
@@ -12687,6 +13471,7 @@
           <w:sz w:val="28"/>
           <w:szCs w:val="28"/>
         </w:rPr>
+        <w:lastRenderedPageBreak/>
         <w:t>3.6</w:t>
       </w:r>
       <w:r>
@@ -12716,109 +13501,431 @@
     <w:p>
       <w:pPr>
         <w:spacing w:after="160"/>
+        <w:rPr>
+          <w:lang w:eastAsia="en-US"/>
+        </w:rPr>
+      </w:pPr>
+      <w:r>
+        <w:rPr>
+          <w:lang w:eastAsia="en-US"/>
+        </w:rPr>
+        <w:t>Для повышения удобства работы пользователя с большими объёмами информации в системе реализованы механизмы оперативного поиска и многофакторной фильтрации данных. Данные функции доступны на страницах управления клиентами, устройствами, мастерами и, что наиболее важно, в модуле заявок на ремонт, где количество записей может быстро накапливаться. Поиск осуществляется на стороне клиента без дополнительных запросов к серверу, что обеспечивает мгновенную реакцию интерфейса. При вводе текста в поисковое поле происходит последовательное сравнение введённой подстроки с соответствующими строковыми полями каждой записи в загруженном массиве данных. Для проверки вхождения подстроки используется стандартный метод JavaScript includes(), что позволяет находить совпадения без учёта регистра и положения искомого фрагмента в строке.</w:t>
+      </w:r>
+    </w:p>
+    <w:p>
+      <w:pPr>
+        <w:spacing w:after="160"/>
+        <w:rPr>
+          <w:lang w:eastAsia="en-US"/>
+        </w:rPr>
+      </w:pPr>
+      <w:r>
+        <w:rPr>
+          <w:lang w:eastAsia="en-US"/>
+        </w:rPr>
+        <w:t xml:space="preserve">Фильтрация, в свою очередь, предоставляет пользователю возможность сузить отображаемый набор записей в соответствии с одним или несколькими заданными критериями. На странице заявок реализована фильтрация по статусу (например, «Новый», «В ремонте», «Готов»), по назначенному мастеру, а также по диапазону дат создания заявки. Выбор значений из выпадающих списков динамически обновляет содержимое таблицы, скрывая записи, не удовлетворяющие выбранным условиям. Аналогичные фильтры присутствуют и в других разделах системы: клиентов можно фильтровать по типу, устройства </w:t>
+      </w:r>
+      <w:r>
+        <w:rPr>
+          <w:lang w:eastAsia="en-US"/>
+        </w:rPr>
+        <w:t>-</w:t>
+      </w:r>
+      <w:r>
+        <w:rPr>
+          <w:lang w:eastAsia="en-US"/>
+        </w:rPr>
+        <w:t xml:space="preserve"> по статусу и типу, а мастеров </w:t>
+      </w:r>
+      <w:r>
+        <w:rPr>
+          <w:lang w:eastAsia="en-US"/>
+        </w:rPr>
+        <w:t>-</w:t>
+      </w:r>
+      <w:r>
+        <w:rPr>
+          <w:lang w:eastAsia="en-US"/>
+        </w:rPr>
+        <w:t xml:space="preserve"> по специализации и занятости. Фрагмент кода, демонстрирующий логику фильтрации списка заявок по статусу и мастеру, представлен в листинге (приложение А, листинг 3.9).</w:t>
+      </w:r>
+    </w:p>
+    <w:p>
+      <w:pPr>
+        <w:spacing w:after="160"/>
+        <w:rPr>
+          <w:lang w:eastAsia="en-US"/>
+        </w:rPr>
+      </w:pPr>
+      <w:r>
+        <w:rPr>
+          <w:lang w:eastAsia="en-US"/>
+        </w:rPr>
+        <w:t xml:space="preserve">Совместное использование поиска и фильтрации позволяет персоналу сервисного центра быстро находить нужную информацию, не просматривая всю базу данных вручную. Например, менеджер может отфильтровать все заявки, находящиеся в статусе «Готов», чтобы оперативно оповестить клиентов о </w:t>
+      </w:r>
+      <w:r>
+        <w:rPr>
+          <w:lang w:eastAsia="en-US"/>
+        </w:rPr>
+        <w:lastRenderedPageBreak/>
+        <w:t>завершении ремонта, или найти все заявки, назначенные конкретному мастеру, для контроля его загрузки. Таким образом, реализованные механизмы поиска и фильтрации значительно упрощают повседневную работу с системой, сокращая время доступа к релевантным данным и повышая общую производительность труда сотрудников.</w:t>
+      </w:r>
+    </w:p>
+    <w:p>
+      <w:pPr>
+        <w:spacing w:after="160"/>
+        <w:rPr>
+          <w:lang w:eastAsia="en-US"/>
+        </w:rPr>
+      </w:pPr>
+      <w:r>
+        <w:rPr>
+          <w:b/>
+          <w:bCs/>
+          <w:lang w:eastAsia="en-US"/>
+        </w:rPr>
+        <w:t xml:space="preserve">Приложение А, листинг 3.9 </w:t>
+      </w:r>
+      <w:r>
+        <w:rPr>
+          <w:b/>
+          <w:bCs/>
+          <w:lang w:eastAsia="en-US"/>
+        </w:rPr>
+        <w:t>-</w:t>
+      </w:r>
+      <w:r>
+        <w:rPr>
+          <w:b/>
+          <w:bCs/>
+          <w:lang w:eastAsia="en-US"/>
+        </w:rPr>
+        <w:t xml:space="preserve"> Функция фильтрации списка заявок (orders.html)</w:t>
+      </w:r>
+    </w:p>
+    <w:p>
+      <w:pPr>
+        <w:spacing w:after="160" w:line="240" w:lineRule="auto"/>
         <w:jc w:val="left"/>
         <w:rPr>
-          <w:lang w:eastAsia="en-US"/>
-        </w:rPr>
-      </w:pPr>
-      <w:r>
-        <w:rPr>
-          <w:lang w:eastAsia="en-US"/>
-        </w:rPr>
-        <w:t>Для повышения удобства работы пользователя в системе реализованы механизмы поиска и фильтрации данных.</w:t>
-      </w:r>
-    </w:p>
-    <w:p>
-      <w:pPr>
-        <w:spacing w:after="160"/>
-        <w:rPr>
-          <w:i/>
-          <w:iCs/>
-          <w:lang w:eastAsia="en-US"/>
-        </w:rPr>
-      </w:pPr>
-      <w:r>
-        <w:rPr>
-          <w:lang w:eastAsia="en-US"/>
-        </w:rPr>
-        <w:t xml:space="preserve">Поиск осуществляется по строковым полям с использованием метода </w:t>
-      </w:r>
-      <w:proofErr w:type="spellStart"/>
-      <w:r>
-        <w:rPr>
-          <w:lang w:eastAsia="en-US"/>
-        </w:rPr>
-        <w:t>includes</w:t>
-      </w:r>
-      <w:proofErr w:type="spellEnd"/>
-      <w:r>
-        <w:rPr>
-          <w:lang w:eastAsia="en-US"/>
-        </w:rPr>
-        <w:t>.</w:t>
-      </w:r>
-    </w:p>
-    <w:p>
-      <w:pPr>
-        <w:spacing w:after="160"/>
-        <w:jc w:val="center"/>
-        <w:rPr>
-          <w:lang w:eastAsia="en-US"/>
-        </w:rPr>
-      </w:pPr>
-      <w:r>
-        <w:rPr>
-          <w:i/>
-          <w:iCs/>
-          <w:lang w:eastAsia="en-US"/>
-        </w:rPr>
-        <w:t xml:space="preserve">Листинг 3.9 </w:t>
-      </w:r>
-      <w:r>
-        <w:rPr>
-          <w:i/>
-          <w:iCs/>
-          <w:lang w:eastAsia="en-US"/>
-        </w:rPr>
-        <w:t>-</w:t>
-      </w:r>
-      <w:r>
-        <w:rPr>
-          <w:i/>
-          <w:iCs/>
-          <w:lang w:eastAsia="en-US"/>
-        </w:rPr>
-        <w:t xml:space="preserve"> Реализация поиска</w:t>
-      </w:r>
-    </w:p>
-    <w:p>
-      <w:pPr>
-        <w:spacing w:after="160"/>
+          <w:lang w:val="en-US" w:eastAsia="en-US"/>
+        </w:rPr>
+      </w:pPr>
+      <w:r>
+        <w:rPr>
+          <w:lang w:val="en-US" w:eastAsia="en-US"/>
+        </w:rPr>
+        <w:t>function applyFilters() {</w:t>
+      </w:r>
+    </w:p>
+    <w:p>
+      <w:pPr>
+        <w:spacing w:after="160" w:line="240" w:lineRule="auto"/>
         <w:jc w:val="left"/>
         <w:rPr>
-          <w:lang w:eastAsia="en-US"/>
-        </w:rPr>
-      </w:pPr>
-      <w:r>
-        <w:rPr>
-          <w:lang w:eastAsia="en-US"/>
-        </w:rPr>
-        <w:t>Фильтрация позволяет отображать записи по заданным критериям, например по статусу заявки.</w:t>
-      </w:r>
-    </w:p>
-    <w:p>
-      <w:pPr>
-        <w:spacing w:after="160"/>
+          <w:lang w:val="en-US" w:eastAsia="en-US"/>
+        </w:rPr>
+      </w:pPr>
+      <w:r>
+        <w:rPr>
+          <w:lang w:val="en-US" w:eastAsia="en-US"/>
+        </w:rPr>
+        <w:t xml:space="preserve">    const searchText = document.getElementById('searchInput').value.toLowerCase();</w:t>
+      </w:r>
+    </w:p>
+    <w:p>
+      <w:pPr>
+        <w:spacing w:after="160" w:line="240" w:lineRule="auto"/>
         <w:jc w:val="left"/>
         <w:rPr>
-          <w:lang w:eastAsia="en-US"/>
-        </w:rPr>
-      </w:pPr>
-      <w:r>
-        <w:rPr>
-          <w:lang w:eastAsia="en-US"/>
-        </w:rPr>
-        <w:t>Реализация данных механизмов значительно упрощает работу с системой.</w:t>
+          <w:lang w:val="en-US" w:eastAsia="en-US"/>
+        </w:rPr>
+      </w:pPr>
+      <w:r>
+        <w:rPr>
+          <w:lang w:val="en-US" w:eastAsia="en-US"/>
+        </w:rPr>
+        <w:t xml:space="preserve">    const status = document.getElementById('filterStatus').value;</w:t>
+      </w:r>
+    </w:p>
+    <w:p>
+      <w:pPr>
+        <w:spacing w:after="160" w:line="240" w:lineRule="auto"/>
+        <w:jc w:val="left"/>
+        <w:rPr>
+          <w:lang w:val="en-US" w:eastAsia="en-US"/>
+        </w:rPr>
+      </w:pPr>
+      <w:r>
+        <w:rPr>
+          <w:lang w:val="en-US" w:eastAsia="en-US"/>
+        </w:rPr>
+        <w:t xml:space="preserve">    const masterId = document.getElementById('filterMaster').value;</w:t>
+      </w:r>
+    </w:p>
+    <w:p>
+      <w:pPr>
+        <w:spacing w:after="160" w:line="240" w:lineRule="auto"/>
+        <w:jc w:val="left"/>
+        <w:rPr>
+          <w:lang w:val="en-US" w:eastAsia="en-US"/>
+        </w:rPr>
+      </w:pPr>
+    </w:p>
+    <w:p>
+      <w:pPr>
+        <w:spacing w:after="160" w:line="240" w:lineRule="auto"/>
+        <w:jc w:val="left"/>
+        <w:rPr>
+          <w:lang w:val="en-US" w:eastAsia="en-US"/>
+        </w:rPr>
+      </w:pPr>
+      <w:r>
+        <w:rPr>
+          <w:lang w:val="en-US" w:eastAsia="en-US"/>
+        </w:rPr>
+        <w:t xml:space="preserve">    filteredOrders = orders.filter(order =&gt; {</w:t>
+      </w:r>
+    </w:p>
+    <w:p>
+      <w:pPr>
+        <w:spacing w:after="160" w:line="240" w:lineRule="auto"/>
+        <w:jc w:val="left"/>
+        <w:rPr>
+          <w:lang w:val="en-US" w:eastAsia="en-US"/>
+        </w:rPr>
+      </w:pPr>
+      <w:r>
+        <w:rPr>
+          <w:lang w:val="en-US" w:eastAsia="en-US"/>
+        </w:rPr>
+        <w:t xml:space="preserve">        if (status &amp;&amp; order.status !== status) return false;</w:t>
+      </w:r>
+    </w:p>
+    <w:p>
+      <w:pPr>
+        <w:spacing w:after="160" w:line="240" w:lineRule="auto"/>
+        <w:jc w:val="left"/>
+        <w:rPr>
+          <w:lang w:val="en-US" w:eastAsia="en-US"/>
+        </w:rPr>
+      </w:pPr>
+      <w:r>
+        <w:rPr>
+          <w:lang w:val="en-US" w:eastAsia="en-US"/>
+        </w:rPr>
+        <w:t xml:space="preserve">        if (masterId &amp;&amp; order.master_id !== parseInt(masterId)) return false;</w:t>
+      </w:r>
+    </w:p>
+    <w:p>
+      <w:pPr>
+        <w:spacing w:after="160" w:line="240" w:lineRule="auto"/>
+        <w:jc w:val="left"/>
+        <w:rPr>
+          <w:lang w:val="en-US" w:eastAsia="en-US"/>
+        </w:rPr>
+      </w:pPr>
+      <w:r>
+        <w:rPr>
+          <w:lang w:val="en-US" w:eastAsia="en-US"/>
+        </w:rPr>
+        <w:t xml:space="preserve">        if (searchText) {</w:t>
+      </w:r>
+    </w:p>
+    <w:p>
+      <w:pPr>
+        <w:spacing w:after="160" w:line="240" w:lineRule="auto"/>
+        <w:jc w:val="left"/>
+        <w:rPr>
+          <w:lang w:val="en-US" w:eastAsia="en-US"/>
+        </w:rPr>
+      </w:pPr>
+      <w:r>
+        <w:rPr>
+          <w:lang w:val="en-US" w:eastAsia="en-US"/>
+        </w:rPr>
+        <w:t xml:space="preserve">            const clientName = clientsMap.get(order.client_id)?.toLowerCase() || '';</w:t>
+      </w:r>
+    </w:p>
+    <w:p>
+      <w:pPr>
+        <w:spacing w:after="160" w:line="240" w:lineRule="auto"/>
+        <w:jc w:val="left"/>
+        <w:rPr>
+          <w:lang w:val="en-US" w:eastAsia="en-US"/>
+        </w:rPr>
+      </w:pPr>
+      <w:r>
+        <w:rPr>
+          <w:lang w:val="en-US" w:eastAsia="en-US"/>
+        </w:rPr>
+        <w:t xml:space="preserve">            const deviceName = devicesMap.get(order.device_id)?.toLowerCase() || '';</w:t>
+      </w:r>
+    </w:p>
+    <w:p>
+      <w:pPr>
+        <w:spacing w:after="160" w:line="240" w:lineRule="auto"/>
+        <w:jc w:val="left"/>
+        <w:rPr>
+          <w:lang w:val="en-US" w:eastAsia="en-US"/>
+        </w:rPr>
+      </w:pPr>
+      <w:r>
+        <w:rPr>
+          <w:lang w:val="en-US" w:eastAsia="en-US"/>
+        </w:rPr>
+        <w:t xml:space="preserve">            const desc = order.description?.toLowerCase() || '';</w:t>
+      </w:r>
+    </w:p>
+    <w:p>
+      <w:pPr>
+        <w:spacing w:after="160" w:line="240" w:lineRule="auto"/>
+        <w:jc w:val="left"/>
+        <w:rPr>
+          <w:lang w:val="en-US" w:eastAsia="en-US"/>
+        </w:rPr>
+      </w:pPr>
+      <w:r>
+        <w:rPr>
+          <w:lang w:val="en-US" w:eastAsia="en-US"/>
+        </w:rPr>
+        <w:t xml:space="preserve">            const idStr = order.id.toString();</w:t>
+      </w:r>
+    </w:p>
+    <w:p>
+      <w:pPr>
+        <w:spacing w:after="160" w:line="240" w:lineRule="auto"/>
+        <w:jc w:val="left"/>
+        <w:rPr>
+          <w:lang w:val="en-US" w:eastAsia="en-US"/>
+        </w:rPr>
+      </w:pPr>
+      <w:r>
+        <w:rPr>
+          <w:lang w:val="en-US" w:eastAsia="en-US"/>
+        </w:rPr>
+        <w:t xml:space="preserve">            if (!clientName.includes(searchText) &amp;&amp; !deviceName.includes(searchText) &amp;&amp; </w:t>
+      </w:r>
+    </w:p>
+    <w:p>
+      <w:pPr>
+        <w:spacing w:after="160" w:line="240" w:lineRule="auto"/>
+        <w:jc w:val="left"/>
+        <w:rPr>
+          <w:lang w:val="en-US" w:eastAsia="en-US"/>
+        </w:rPr>
+      </w:pPr>
+      <w:r>
+        <w:rPr>
+          <w:lang w:val="en-US" w:eastAsia="en-US"/>
+        </w:rPr>
+        <w:t xml:space="preserve">                !desc.includes(searchText) &amp;&amp; !idStr.includes(searchText)) {</w:t>
+      </w:r>
+    </w:p>
+    <w:p>
+      <w:pPr>
+        <w:spacing w:after="160" w:line="240" w:lineRule="auto"/>
+        <w:jc w:val="left"/>
+        <w:rPr>
+          <w:lang w:val="en-US" w:eastAsia="en-US"/>
+        </w:rPr>
+      </w:pPr>
+      <w:r>
+        <w:rPr>
+          <w:lang w:val="en-US" w:eastAsia="en-US"/>
+        </w:rPr>
+        <w:t xml:space="preserve">                return false;</w:t>
+      </w:r>
+    </w:p>
+    <w:p>
+      <w:pPr>
+        <w:spacing w:after="160" w:line="240" w:lineRule="auto"/>
+        <w:jc w:val="left"/>
+        <w:rPr>
+          <w:lang w:val="en-US" w:eastAsia="en-US"/>
+        </w:rPr>
+      </w:pPr>
+      <w:r>
+        <w:rPr>
+          <w:lang w:val="en-US" w:eastAsia="en-US"/>
+        </w:rPr>
+        <w:t xml:space="preserve">            }</w:t>
+      </w:r>
+    </w:p>
+    <w:p>
+      <w:pPr>
+        <w:spacing w:after="160" w:line="240" w:lineRule="auto"/>
+        <w:jc w:val="left"/>
+        <w:rPr>
+          <w:lang w:val="en-US" w:eastAsia="en-US"/>
+        </w:rPr>
+      </w:pPr>
+      <w:r>
+        <w:rPr>
+          <w:lang w:val="en-US" w:eastAsia="en-US"/>
+        </w:rPr>
+        <w:t xml:space="preserve">        }</w:t>
+      </w:r>
+    </w:p>
+    <w:p>
+      <w:pPr>
+        <w:spacing w:after="160" w:line="240" w:lineRule="auto"/>
+        <w:jc w:val="left"/>
+        <w:rPr>
+          <w:lang w:val="en-US" w:eastAsia="en-US"/>
+        </w:rPr>
+      </w:pPr>
+      <w:r>
+        <w:rPr>
+          <w:lang w:val="en-US" w:eastAsia="en-US"/>
+        </w:rPr>
+        <w:t xml:space="preserve">        return true;</w:t>
+      </w:r>
+    </w:p>
+    <w:p>
+      <w:pPr>
+        <w:spacing w:after="160" w:line="240" w:lineRule="auto"/>
+        <w:jc w:val="left"/>
+        <w:rPr>
+          <w:lang w:val="en-US" w:eastAsia="en-US"/>
+        </w:rPr>
+      </w:pPr>
+      <w:r>
+        <w:rPr>
+          <w:lang w:val="en-US" w:eastAsia="en-US"/>
+        </w:rPr>
+        <w:t xml:space="preserve">    });</w:t>
+      </w:r>
+    </w:p>
+    <w:p>
+      <w:pPr>
+        <w:spacing w:after="160" w:line="240" w:lineRule="auto"/>
+        <w:jc w:val="left"/>
+        <w:rPr>
+          <w:lang w:val="en-US" w:eastAsia="en-US"/>
+        </w:rPr>
+      </w:pPr>
+      <w:r>
+        <w:rPr>
+          <w:lang w:val="en-US" w:eastAsia="en-US"/>
+        </w:rPr>
+        <w:lastRenderedPageBreak/>
+        <w:t xml:space="preserve">    updateOrdersTable();</w:t>
+      </w:r>
+    </w:p>
+    <w:p>
+      <w:pPr>
+        <w:spacing w:after="160" w:line="240" w:lineRule="auto"/>
+        <w:jc w:val="left"/>
+        <w:rPr>
+          <w:lang w:eastAsia="en-US"/>
+        </w:rPr>
+      </w:pPr>
+      <w:r>
+        <w:rPr>
+          <w:lang w:eastAsia="en-US"/>
+        </w:rPr>
+        <w:t>}</w:t>
       </w:r>
     </w:p>
     <w:p>
@@ -12853,111 +13960,182 @@
     <w:p>
       <w:pPr>
         <w:spacing w:after="160"/>
-        <w:jc w:val="left"/>
-        <w:rPr>
-          <w:lang w:eastAsia="en-US"/>
-        </w:rPr>
-      </w:pPr>
-      <w:r>
-        <w:rPr>
-          <w:lang w:eastAsia="en-US"/>
-        </w:rPr>
-        <w:t>В системе реализованы базовые средства анализа данных, позволяющие оценивать деятельность сервисного центра.</w:t>
+        <w:rPr>
+          <w:lang w:eastAsia="en-US"/>
+        </w:rPr>
+      </w:pPr>
+      <w:r>
+        <w:rPr>
+          <w:lang w:eastAsia="en-US"/>
+        </w:rPr>
+        <w:t>В системе реализованы базовые средства анализа данных, позволяющие в наглядной форме оценивать ключевые показатели деятельности сервисного центра. Аналитический модуль интегрирован в главную панель приложения и предоставляет пользователю оперативный срез текущего состояния дел, не требуя выполнения дополнительных отчётов или запросов. Основу аналитики составляет подсчёт количественных метрик, характеризующих поток заявок на ремонт, их распределение по стадиям выполнения и финансовую результативность. Так, на главной странице отображаются четыре ключевых индикатора: общее количество новых заявок, поступивших за текущий день, число заявок, находящихся в активной фазе ремонта, количество полностью готовых к выдаче устройств, а также усреднённая продолжительность выполнения ремонтных работ, вычисляемая на основе данных о завершённых заказах. Помимо этого, система в реальном времени агрегирует данные об общей сумме выручки, полученной от выполненных заявок, что даёт руководству возможность контролировать финансовые потоки без обращения к бухгалтерским документам.</w:t>
       </w:r>
     </w:p>
     <w:p>
       <w:pPr>
         <w:spacing w:after="160"/>
-        <w:jc w:val="left"/>
-        <w:rPr>
-          <w:lang w:eastAsia="en-US"/>
-        </w:rPr>
-      </w:pPr>
-      <w:r>
-        <w:rPr>
-          <w:lang w:eastAsia="en-US"/>
-        </w:rPr>
-        <w:t>Аналитика включает:</w:t>
-      </w:r>
-    </w:p>
-    <w:p>
-      <w:pPr>
-        <w:numPr>
-          <w:ilvl w:val="0"/>
-          <w:numId w:val="29"/>
-        </w:numPr>
+        <w:rPr>
+          <w:lang w:eastAsia="en-US"/>
+        </w:rPr>
+      </w:pPr>
+      <w:r>
+        <w:rPr>
+          <w:lang w:eastAsia="en-US"/>
+        </w:rPr>
+        <w:t xml:space="preserve">Для визуализации аналитической информации применяются как табличные, так и графические элементы интерфейса, что способствует более быстрому восприятию закономерностей и трендов. Распределение заявок по статусам представлено в виде интерактивной круговой диаграммы, построенной с использованием библиотеки Chart.js. Каждому статусу присвоен собственный цветовой код: новые заявки отмечены серым цветом, находящиеся в ремонте </w:t>
+      </w:r>
+      <w:r>
+        <w:rPr>
+          <w:lang w:eastAsia="en-US"/>
+        </w:rPr>
+        <w:t>-</w:t>
+      </w:r>
+      <w:r>
+        <w:rPr>
+          <w:lang w:eastAsia="en-US"/>
+        </w:rPr>
+        <w:t xml:space="preserve"> жёлтым, готовые к выдаче </w:t>
+      </w:r>
+      <w:r>
+        <w:rPr>
+          <w:lang w:eastAsia="en-US"/>
+        </w:rPr>
+        <w:t>-</w:t>
+      </w:r>
+      <w:r>
+        <w:rPr>
+          <w:lang w:eastAsia="en-US"/>
+        </w:rPr>
+        <w:t xml:space="preserve"> зелёным, а выданные клиентам </w:t>
+      </w:r>
+      <w:r>
+        <w:rPr>
+          <w:lang w:eastAsia="en-US"/>
+        </w:rPr>
+        <w:t>-</w:t>
+      </w:r>
+      <w:r>
+        <w:rPr>
+          <w:lang w:eastAsia="en-US"/>
+        </w:rPr>
+        <w:t xml:space="preserve"> голубым. Такая цветовая схема позволяет мгновенно оценить долю каждой категории в общем объёме заказов. Динамика поступления и завершения заявок за последнюю </w:t>
+      </w:r>
+      <w:r>
+        <w:rPr>
+          <w:lang w:eastAsia="en-US"/>
+        </w:rPr>
+        <w:lastRenderedPageBreak/>
+        <w:t xml:space="preserve">неделю отображается на линейном графике, который наглядно демонстрирует активность сервисного центра в разрезе дней. По оси абсцисс откладываются даты, а по оси ординат </w:t>
+      </w:r>
+      <w:r>
+        <w:rPr>
+          <w:lang w:eastAsia="en-US"/>
+        </w:rPr>
+        <w:t>-</w:t>
+      </w:r>
+      <w:r>
+        <w:rPr>
+          <w:lang w:eastAsia="en-US"/>
+        </w:rPr>
+        <w:t xml:space="preserve"> количество заявок соответствующего типа, причём для каждого статуса предусмотрена отдельная линия со своим цветом и маркерами точек. Дополнительно в нижней части главной панели размещена таблица последних заявок, позволяющая быстро ознакомиться с деталями недавно созданных или завершённых обращений. Внешний вид панели аналитики с описанными визуальными компонентами представлен на рисунке 3.4.</w:t>
+      </w:r>
+    </w:p>
+    <w:p>
+      <w:pPr>
         <w:spacing w:after="160"/>
-        <w:ind w:left="0" w:firstLine="709"/>
-        <w:jc w:val="left"/>
-        <w:rPr>
-          <w:lang w:eastAsia="en-US"/>
-        </w:rPr>
-      </w:pPr>
-      <w:r>
-        <w:rPr>
-          <w:lang w:eastAsia="en-US"/>
-        </w:rPr>
-        <w:t>подсчет количества заявок;</w:t>
-      </w:r>
-    </w:p>
-    <w:p>
-      <w:pPr>
-        <w:numPr>
-          <w:ilvl w:val="0"/>
-          <w:numId w:val="29"/>
-        </w:numPr>
+        <w:rPr>
+          <w:lang w:eastAsia="en-US"/>
+        </w:rPr>
+      </w:pPr>
+      <w:r>
+        <w:rPr>
+          <w:lang w:eastAsia="en-US"/>
+        </w:rPr>
+        <w:drawing>
+          <wp:anchor distT="0" distB="0" distL="114300" distR="114300" simplePos="0" relativeHeight="251683840" behindDoc="0" locked="0" layoutInCell="1" allowOverlap="1" wp14:anchorId="56B1820B" wp14:editId="7785F546">
+            <wp:simplePos x="0" y="0"/>
+            <wp:positionH relativeFrom="margin">
+              <wp:align>center</wp:align>
+            </wp:positionH>
+            <wp:positionV relativeFrom="page">
+              <wp:posOffset>5610225</wp:posOffset>
+            </wp:positionV>
+            <wp:extent cx="5657850" cy="3072765"/>
+            <wp:effectExtent l="0" t="0" r="0" b="0"/>
+            <wp:wrapTopAndBottom/>
+            <wp:docPr id="16" name="Рисунок 16"/>
+            <wp:cNvGraphicFramePr>
+              <a:graphicFrameLocks xmlns:a="http://schemas.openxmlformats.org/drawingml/2006/main" noChangeAspect="1"/>
+            </wp:cNvGraphicFramePr>
+            <a:graphic xmlns:a="http://schemas.openxmlformats.org/drawingml/2006/main">
+              <a:graphicData uri="http://schemas.openxmlformats.org/drawingml/2006/picture">
+                <pic:pic xmlns:pic="http://schemas.openxmlformats.org/drawingml/2006/picture">
+                  <pic:nvPicPr>
+                    <pic:cNvPr id="1" name=""/>
+                    <pic:cNvPicPr/>
+                  </pic:nvPicPr>
+                  <pic:blipFill>
+                    <a:blip r:embed="rId24" cstate="print">
+                      <a:extLst>
+                        <a:ext uri="{28A0092B-C50C-407E-A947-70E740481C1C}">
+                          <a14:useLocalDpi xmlns:a14="http://schemas.microsoft.com/office/drawing/2010/main" val="0"/>
+                        </a:ext>
+                      </a:extLst>
+                    </a:blip>
+                    <a:stretch>
+                      <a:fillRect/>
+                    </a:stretch>
+                  </pic:blipFill>
+                  <pic:spPr>
+                    <a:xfrm>
+                      <a:off x="0" y="0"/>
+                      <a:ext cx="5657850" cy="3072765"/>
+                    </a:xfrm>
+                    <a:prstGeom prst="rect">
+                      <a:avLst/>
+                    </a:prstGeom>
+                  </pic:spPr>
+                </pic:pic>
+              </a:graphicData>
+            </a:graphic>
+            <wp14:sizeRelH relativeFrom="margin">
+              <wp14:pctWidth>0</wp14:pctWidth>
+            </wp14:sizeRelH>
+            <wp14:sizeRelV relativeFrom="margin">
+              <wp14:pctHeight>0</wp14:pctHeight>
+            </wp14:sizeRelV>
+          </wp:anchor>
+        </w:drawing>
+      </w:r>
+      <w:r>
+        <w:rPr>
+          <w:lang w:eastAsia="en-US"/>
+        </w:rPr>
+        <w:t>Таким образом, реализованные средства анализа данных обеспечивают персонал сервисного центра и руководство актуальной информацией о текущей загрузке, производительности и финансовых результатах, не требуя при этом специальных знаний в области статистики или отчётности. Интеграция аналитических инструментов непосредственно в интерфейс главной страницы позволяет сократить время на получение сводок и принимать оперативные управленческие решения на основе достоверных данных.</w:t>
+      </w:r>
+    </w:p>
+    <w:p>
+      <w:pPr>
         <w:spacing w:after="160"/>
-        <w:ind w:left="0" w:firstLine="709"/>
-        <w:jc w:val="left"/>
-        <w:rPr>
-          <w:lang w:eastAsia="en-US"/>
-        </w:rPr>
-      </w:pPr>
-      <w:r>
-        <w:rPr>
-          <w:lang w:eastAsia="en-US"/>
-        </w:rPr>
-        <w:t>распределение по статусам;</w:t>
-      </w:r>
-    </w:p>
-    <w:p>
-      <w:pPr>
-        <w:numPr>
-          <w:ilvl w:val="0"/>
-          <w:numId w:val="29"/>
-        </w:numPr>
-        <w:spacing w:after="160"/>
-        <w:ind w:left="0" w:firstLine="709"/>
-        <w:jc w:val="left"/>
-        <w:rPr>
-          <w:lang w:eastAsia="en-US"/>
-        </w:rPr>
-      </w:pPr>
-      <w:r>
-        <w:rPr>
-          <w:lang w:eastAsia="en-US"/>
-        </w:rPr>
-        <w:t>расчет общей выручки.</w:t>
-      </w:r>
-    </w:p>
-    <w:p>
-      <w:pPr>
-        <w:spacing w:after="160"/>
-        <w:jc w:val="center"/>
+        <w:rPr>
+          <w:lang w:eastAsia="en-US"/>
+        </w:rPr>
+      </w:pPr>
+      <w:r>
         <w:rPr>
           <w:i/>
           <w:iCs/>
           <w:lang w:eastAsia="en-US"/>
         </w:rPr>
-      </w:pPr>
-      <w:r>
-        <w:rPr>
-          <w:rFonts w:ascii="Segoe UI Emoji" w:hAnsi="Segoe UI Emoji" w:cs="Segoe UI Emoji"/>
+        <w:t xml:space="preserve">Рисунок 3.4 </w:t>
+      </w:r>
+      <w:r>
+        <w:rPr>
           <w:i/>
           <w:iCs/>
           <w:lang w:eastAsia="en-US"/>
         </w:rPr>
-        <w:t>📌</w:t>
+        <w:t>-</w:t>
       </w:r>
       <w:r>
         <w:rPr>
@@ -12965,47 +14143,7 @@
           <w:iCs/>
           <w:lang w:eastAsia="en-US"/>
         </w:rPr>
-        <w:t xml:space="preserve"> [Место для рисунка]</w:t>
-      </w:r>
-      <w:r>
-        <w:rPr>
-          <w:i/>
-          <w:iCs/>
-          <w:lang w:eastAsia="en-US"/>
-        </w:rPr>
-        <w:br/>
-        <w:t xml:space="preserve">Рисунок 3.4 </w:t>
-      </w:r>
-      <w:r>
-        <w:rPr>
-          <w:i/>
-          <w:iCs/>
-          <w:lang w:eastAsia="en-US"/>
-        </w:rPr>
-        <w:t>-</w:t>
-      </w:r>
-      <w:r>
-        <w:rPr>
-          <w:i/>
-          <w:iCs/>
-          <w:lang w:eastAsia="en-US"/>
-        </w:rPr>
-        <w:t xml:space="preserve"> Отображение аналитических данных</w:t>
-      </w:r>
-    </w:p>
-    <w:p>
-      <w:pPr>
-        <w:spacing w:after="160"/>
-        <w:jc w:val="left"/>
-        <w:rPr>
-          <w:lang w:eastAsia="en-US"/>
-        </w:rPr>
-      </w:pPr>
-      <w:r>
-        <w:rPr>
-          <w:lang w:eastAsia="en-US"/>
-        </w:rPr>
-        <w:t>Для визуализации используются таблицы и графические элементы интерфейса.</w:t>
+        <w:t xml:space="preserve"> Отображение аналитических данных на главной панели системы</w:t>
       </w:r>
     </w:p>
     <w:p>
@@ -13049,7 +14187,7 @@
         <w:rPr>
           <w:lang w:eastAsia="en-US"/>
         </w:rPr>
-        <w:t>На завершающем этапе разработки было проведено комплексное тестирование информационной системы, направленное на проверку её функциональной корректности и устойчивости работы. В ходе тестирования особое внимание уделялось корректности выполнения CRUD-операций, обеспечивающих создание, чтение, обновление и удаление данных в системе.</w:t>
+        <w:t>На завершающем этапе разработки было проведено комплексное тестирование информационной системы, направленное на проверку её функциональной корректности, устойчивости к некорректным действиям пользователя и стабильности работы в условиях, приближенных к реальной эксплуатации. Тестирование носило итерационный характер и охватывало все ключевые компоненты программного продукта: серверную часть, клиентский интерфейс, базу данных и механизмы их взаимодействия.</w:t>
       </w:r>
     </w:p>
     <w:p>
@@ -13063,7 +14201,31 @@
         <w:rPr>
           <w:lang w:eastAsia="en-US"/>
         </w:rPr>
-        <w:t>Также проверялась стабильность взаимодействия клиентской и серверной частей посредством REST API, включая корректность обработки запросов и передачу данных между компонентами системы. Дополнительно осуществлялась проверка операций сохранения и извлечения информации из базы данных, что позволило убедиться в целостности и надёжности хранения данных.</w:t>
+        <w:t xml:space="preserve">В первую очередь проверке подверглись базовые операции обработки данных, известные как CRUD (создание, чтение, обновление, удаление). Для каждой сущности предметной области </w:t>
+      </w:r>
+      <w:r>
+        <w:rPr>
+          <w:lang w:eastAsia="en-US"/>
+        </w:rPr>
+        <w:t>-</w:t>
+      </w:r>
+      <w:r>
+        <w:rPr>
+          <w:lang w:eastAsia="en-US"/>
+        </w:rPr>
+        <w:t xml:space="preserve"> клиентов, устройств, мастеров и заказов </w:t>
+      </w:r>
+      <w:r>
+        <w:rPr>
+          <w:lang w:eastAsia="en-US"/>
+        </w:rPr>
+        <w:t>-</w:t>
+      </w:r>
+      <w:r>
+        <w:rPr>
+          <w:lang w:eastAsia="en-US"/>
+        </w:rPr>
+        <w:t xml:space="preserve"> были выполнены сценарии добавления новых записей с различными комбинациями обязательных и необязательных полей. Особое внимание уделялось валидации вводимых данных: проверялась реакция системы на пустые значения в обязательных полях, превышение допустимой длины строк, некорректные форматы электронной почты и телефонных номеров. Во всех случаях серверная часть корректно отклоняла невалидные запросы с кодом ошибки 422 Unprocessable Entity, а клиентское приложение отображало понятные пользователю сообщения. Операции обновления и удаления записей тестировались как с корректными, так и с несуществующими идентификаторами, что позволило убедиться в правильной обработке граничных ситуаций и отсутствии необработанных исключений.</w:t>
       </w:r>
     </w:p>
     <w:p>
@@ -13077,7 +14239,14 @@
         <w:rPr>
           <w:lang w:eastAsia="en-US"/>
         </w:rPr>
-        <w:t>Отдельное внимание было уделено работе механизмов поиска и фильтрации, которые тестировались на различных наборах данных для оценки точности и скорости обработки запросов. Помимо этого, проводилась проверка пользовательского интерфейса, включая корректность отображения информации, удобство навигации и обработку пользовательских действий.</w:t>
+        <w:t xml:space="preserve">Значительный объём тестирования был посвящён проверке стабильности взаимодействия клиентской и серверной частей посредством REST API. Моделировались различные сценарии сетевого взаимодействия, включая задержки ответа сервера и временную недоступность конечных точек. Убедились, что все HTTP-запросы, отправляемые из браузера, формируются с корректными заголовками, включая Content-Type: application/json, а ответы </w:t>
+      </w:r>
+      <w:r>
+        <w:rPr>
+          <w:lang w:eastAsia="en-US"/>
+        </w:rPr>
+        <w:lastRenderedPageBreak/>
+        <w:t>сервера содержат ожидаемые коды состояния и структурированные данные в формате JSON. Наличие механизма CORS позволило избежать блокировок запросов со стороны браузера при обращении с одного порта на другой. Параллельно проводилась проверка операций сохранения и извлечения информации из базы данных SQLite. Посредством прямых запросов к API и последующего анализа содержимого файла базы данных подтверждено, что все транзакции фиксируются корректно, связи между таблицами посредством внешних ключей сохраняются, а каскадное удаление связанных записей не приводит к нарушению целостности данных.</w:t>
       </w:r>
     </w:p>
     <w:p>
@@ -13091,14 +14260,139 @@
         <w:rPr>
           <w:lang w:eastAsia="en-US"/>
         </w:rPr>
-        <w:t>В результате проведённого тестирования были выявлены и устранены отдельные программные ошибки и недочёты, что позволило повысить стабильность, надёжность и общее качество функционирования разработанной информационной системы</w:t>
-      </w:r>
-      <w:r>
-        <w:rPr>
-          <w:lang w:eastAsia="en-US"/>
-        </w:rPr>
-        <w:t>.</w:t>
-      </w:r>
+        <w:t>Отдельное внимание было уделено работе механизмов поиска и фильтрации, реализованных на клиентской стороне. Тестирование проводилось на наборах данных различного объёма, включая пустые выборки и выборки, содержащие несколько десятков записей. Проверялась корректность фильтрации по одиночным и комбинированным критериям: статусу заявки, назначенному мастеру, диапазону дат. Поиск по текстовым полям тестировался с использованием как точных совпадений, так и подстрок, в том числе введённых в другом регистре. Во всех случаях интерфейс оперативно обновлял отображаемую таблицу, не требуя повторной загрузки данных с сервера.</w:t>
+      </w:r>
+    </w:p>
+    <w:p>
+      <w:pPr>
+        <w:spacing w:after="160"/>
+        <w:rPr>
+          <w:lang w:eastAsia="en-US"/>
+        </w:rPr>
+      </w:pPr>
+      <w:r>
+        <w:rPr>
+          <w:lang w:eastAsia="en-US"/>
+        </w:rPr>
+        <w:t>Помимо функционального тестирования, осуществлялась проверка пользовательского интерфейса на предмет удобства и логичности навигации. Оценивалась корректность отображения информации при различных разрешениях экрана, работа интерактивных элементов (кнопок, выпадающих списков, модальных окон), а также обработка пользовательских действий, таких как подтверждение удаления и отмена изменений. Выявленные в процессе тестирования незначительные ошибки вёрстки, а также единичные случаи некорректной обработки ответов API были оперативно устранены.</w:t>
+      </w:r>
+    </w:p>
+    <w:p>
+      <w:pPr>
+        <w:spacing w:after="160"/>
+        <w:rPr>
+          <w:lang w:eastAsia="en-US"/>
+        </w:rPr>
+      </w:pPr>
+      <w:r>
+        <w:rPr>
+          <w:lang w:eastAsia="en-US"/>
+        </w:rPr>
+        <w:t xml:space="preserve">В результате проведённого комплексного тестирования были подтверждены заявленные функциональные возможности системы, устранены обнаруженные программные ошибки и недочёты, что позволило существенно </w:t>
+      </w:r>
+      <w:r>
+        <w:rPr>
+          <w:lang w:eastAsia="en-US"/>
+        </w:rPr>
+        <w:lastRenderedPageBreak/>
+        <w:t>повысить стабильность, надёжность и общее качество функционирования разработанной информационной системы. Полученные результаты дают основания полагать, что программный продукт готов к опытной эксплуатации в условиях реального сервисного центра.</w:t>
+      </w:r>
+    </w:p>
+    <w:p>
+      <w:pPr>
+        <w:spacing w:after="160"/>
+        <w:rPr>
+          <w:lang w:eastAsia="en-US"/>
+        </w:rPr>
+      </w:pPr>
+    </w:p>
+    <w:p>
+      <w:pPr>
+        <w:spacing w:after="160"/>
+        <w:rPr>
+          <w:lang w:eastAsia="en-US"/>
+        </w:rPr>
+      </w:pPr>
+      <w:r>
+        <w:rPr>
+          <w:lang w:eastAsia="en-US"/>
+        </w:rPr>
+        <w:t>В</w:t>
+      </w:r>
+      <w:r>
+        <w:rPr>
+          <w:lang w:eastAsia="en-US"/>
+        </w:rPr>
+        <w:t xml:space="preserve"> рамках</w:t>
+      </w:r>
+      <w:r>
+        <w:rPr>
+          <w:lang w:eastAsia="en-US"/>
+        </w:rPr>
+        <w:t xml:space="preserve"> </w:t>
+      </w:r>
+      <w:r>
+        <w:rPr>
+          <w:lang w:eastAsia="en-US"/>
+        </w:rPr>
+        <w:t xml:space="preserve">третье главы </w:t>
+      </w:r>
+      <w:r>
+        <w:rPr>
+          <w:lang w:eastAsia="en-US"/>
+        </w:rPr>
+        <w:t>выпускной квалификационной работы была спроектирована и в полном объёме реализована информационная система управления сервисным центром по ремонту электронной и компьютерной техники. Разработка велась на основе клиент</w:t>
+      </w:r>
+      <w:r>
+        <w:rPr>
+          <w:lang w:eastAsia="en-US"/>
+        </w:rPr>
+        <w:noBreakHyphen/>
+        <w:t>серверной архитектуры с использованием современного стека технологий, включающего фреймворк FastAPI, ORM-библиотеку SQLAlchemy, базу данных SQLite, а также языки HTML, CSS и JavaScript с фреймворком Bootstrap 5.</w:t>
+      </w:r>
+    </w:p>
+    <w:p>
+      <w:pPr>
+        <w:spacing w:after="160"/>
+        <w:rPr>
+          <w:lang w:eastAsia="en-US"/>
+        </w:rPr>
+      </w:pPr>
+      <w:r>
+        <w:rPr>
+          <w:lang w:eastAsia="en-US"/>
+        </w:rPr>
+        <w:t>В процессе реализации были созданы все ключевые функциональные модули, охватывающие полный цикл деятельности сервисного центра: ведение базы клиентов, учёт принимаемой в ремонт техники, управление штатом мастеров и обработка заявок на ремонт с отслеживанием их жизненного цикла. Для каждой сущности реализован полный набор CRUD-операций, а для повышения удобства работы пользователя внедрены механизмы оперативного поиска и многофакторной фильтрации данных. Дополнительно в систему интегрированы базовые средства аналитики, визуализирующие ключевые показатели эффективности сервисного центра.</w:t>
+      </w:r>
+    </w:p>
+    <w:p>
+      <w:pPr>
+        <w:spacing w:after="160"/>
+        <w:rPr>
+          <w:lang w:eastAsia="en-US"/>
+        </w:rPr>
+      </w:pPr>
+      <w:r>
+        <w:rPr>
+          <w:lang w:eastAsia="en-US"/>
+        </w:rPr>
+        <w:t xml:space="preserve">Завершающим этапом работы над разделом стало комплексное тестирование программного продукта, в ходе которого была подтверждена функциональная корректность всех компонентов, стабильность их взаимодействия и устойчивость к некорректным действиям пользователя. Выявленные незначительные ошибки были оперативно устранены, что позволило обеспечить высокое качество и надёжность разработанной системы. Таким образом, результатом выполнения настоящего раздела является </w:t>
+      </w:r>
+      <w:r>
+        <w:rPr>
+          <w:lang w:eastAsia="en-US"/>
+        </w:rPr>
+        <w:lastRenderedPageBreak/>
+        <w:t>законченный, полностью работоспособный программный продукт, готовый к опытной эксплуатации в условиях малого или среднего сервисного центра.</w:t>
+      </w:r>
+    </w:p>
+    <w:p>
+      <w:pPr>
+        <w:spacing w:after="160"/>
+        <w:rPr>
+          <w:lang w:eastAsia="en-US"/>
+        </w:rPr>
+      </w:pPr>
       <w:r>
         <w:rPr>
           <w:lang w:eastAsia="en-US"/>
@@ -13149,23 +14443,7 @@
           <w:szCs w:val="28"/>
           <w:lang w:eastAsia="en-US"/>
         </w:rPr>
-        <w:t>В ходе выполнения дипломной работы была поставлена и решена задача разработки информационной системы для автоматизации учета заявок на ремонт техники «</w:t>
-      </w:r>
-      <w:proofErr w:type="spellStart"/>
-      <w:r>
-        <w:rPr>
-          <w:szCs w:val="28"/>
-          <w:lang w:eastAsia="en-US"/>
-        </w:rPr>
-        <w:t>РемонтТех</w:t>
-      </w:r>
-      <w:proofErr w:type="spellEnd"/>
-      <w:r>
-        <w:rPr>
-          <w:szCs w:val="28"/>
-          <w:lang w:eastAsia="en-US"/>
-        </w:rPr>
-        <w:t>». Основной целью являлось создание удобного и функционального веб-приложения, обеспечивающего эффективное управление заявками, клиентами, устройствами и персоналом.</w:t>
+        <w:t>В ходе выполнения дипломной работы была поставлена и решена задача разработки информационной системы для автоматизации учета заявок на ремонт техники «РемонтТех». Основной целью являлось создание удобного и функционального веб-приложения, обеспечивающего эффективное управление заявками, клиентами, устройствами и персоналом.</w:t>
       </w:r>
     </w:p>
     <w:p>
@@ -13181,23 +14459,7 @@
           <w:szCs w:val="28"/>
           <w:lang w:eastAsia="en-US"/>
         </w:rPr>
-        <w:t xml:space="preserve">В процессе работы были проанализированы основные подходы к построению пользовательских интерфейсов и организации хранения данных в веб-приложениях. В качестве основных технологий разработки были выбраны HTML, CSS и JavaScript, что позволило реализовать интерактивный и адаптивный интерфейс. Для хранения данных на текущем этапе был использован механизм </w:t>
-      </w:r>
-      <w:proofErr w:type="spellStart"/>
-      <w:r>
-        <w:rPr>
-          <w:szCs w:val="28"/>
-          <w:lang w:eastAsia="en-US"/>
-        </w:rPr>
-        <w:t>localStorage</w:t>
-      </w:r>
-      <w:proofErr w:type="spellEnd"/>
-      <w:r>
-        <w:rPr>
-          <w:szCs w:val="28"/>
-          <w:lang w:eastAsia="en-US"/>
-        </w:rPr>
-        <w:t>, обеспечивающий простую и быструю работу с данными без необходимости развёртывания серверной инфраструктуры.</w:t>
+        <w:t>В процессе работы были проанализированы основные подходы к построению пользовательских интерфейсов и организации хранения данных в веб-приложениях. В качестве основных технологий разработки были выбраны HTML, CSS и JavaScript, что позволило реализовать интерактивный и адаптивный интерфейс. Для хранения данных на текущем этапе был использован механизм localStorage, обеспечивающий простую и быструю работу с данными без необходимости развёртывания серверной инфраструктуры.</w:t>
       </w:r>
     </w:p>
     <w:p>
@@ -13213,23 +14475,7 @@
           <w:szCs w:val="28"/>
           <w:lang w:eastAsia="en-US"/>
         </w:rPr>
-        <w:t>Особое внимание было уделено разработке структуры интерфейса и удобству взаимодействия пользователя с системой. В рамках проекта были реализованы основные модули приложения, включая управление заявками, учет клиентов, устройств и мастеров. Навигация по системе организована с использованием боковой панели (</w:t>
-      </w:r>
-      <w:proofErr w:type="spellStart"/>
-      <w:r>
-        <w:rPr>
-          <w:szCs w:val="28"/>
-          <w:lang w:eastAsia="en-US"/>
-        </w:rPr>
-        <w:t>sidebar</w:t>
-      </w:r>
-      <w:proofErr w:type="spellEnd"/>
-      <w:r>
-        <w:rPr>
-          <w:szCs w:val="28"/>
-          <w:lang w:eastAsia="en-US"/>
-        </w:rPr>
-        <w:t>), что обеспечивает быстрый доступ к ключевым разделам и повышает удобство использования.</w:t>
+        <w:t>Особое внимание было уделено разработке структуры интерфейса и удобству взаимодействия пользователя с системой. В рамках проекта были реализованы основные модули приложения, включая управление заявками, учет клиентов, устройств и мастеров. Навигация по системе организована с использованием боковой панели (sidebar), что обеспечивает быстрый доступ к ключевым разделам и повышает удобство использования.</w:t>
       </w:r>
     </w:p>
     <w:p>
@@ -13491,20 +14737,38 @@
           <w:numId w:val="6"/>
         </w:numPr>
         <w:ind w:left="0" w:firstLine="709"/>
-      </w:pPr>
-      <w:r>
+        <w:rPr>
+          <w:sz w:val="24"/>
+        </w:rPr>
+      </w:pPr>
+      <w:r>
+        <w:rPr>
+          <w:sz w:val="24"/>
+        </w:rPr>
         <w:t xml:space="preserve">Конституция Российской Федерации. </w:t>
       </w:r>
       <w:r>
+        <w:rPr>
+          <w:sz w:val="24"/>
+        </w:rPr>
         <w:t>-</w:t>
       </w:r>
       <w:r>
+        <w:rPr>
+          <w:sz w:val="24"/>
+        </w:rPr>
         <w:t xml:space="preserve"> Принята всенародным голосованием 12.12.1993 (с учетом поправок). </w:t>
       </w:r>
       <w:r>
+        <w:rPr>
+          <w:sz w:val="24"/>
+        </w:rPr>
         <w:t>-</w:t>
       </w:r>
       <w:r>
+        <w:rPr>
+          <w:sz w:val="24"/>
+        </w:rPr>
         <w:t xml:space="preserve"> Ст. 23, 24, 44.</w:t>
       </w:r>
     </w:p>
@@ -13516,26 +14780,50 @@
           <w:numId w:val="6"/>
         </w:numPr>
         <w:ind w:left="0" w:firstLine="709"/>
-      </w:pPr>
-      <w:r>
+        <w:rPr>
+          <w:sz w:val="24"/>
+        </w:rPr>
+      </w:pPr>
+      <w:r>
+        <w:rPr>
+          <w:sz w:val="24"/>
+        </w:rPr>
         <w:t xml:space="preserve">Федеральный закон от 27.07.2006 № 149-ФЗ «Об информации, информационных технологиях и о защите информации» // Собрание законодательства РФ. </w:t>
       </w:r>
       <w:r>
+        <w:rPr>
+          <w:sz w:val="24"/>
+        </w:rPr>
         <w:t>-</w:t>
       </w:r>
       <w:r>
+        <w:rPr>
+          <w:sz w:val="24"/>
+        </w:rPr>
         <w:t xml:space="preserve"> 2006. </w:t>
       </w:r>
       <w:r>
+        <w:rPr>
+          <w:sz w:val="24"/>
+        </w:rPr>
         <w:t>-</w:t>
       </w:r>
       <w:r>
+        <w:rPr>
+          <w:sz w:val="24"/>
+        </w:rPr>
         <w:t xml:space="preserve"> № 31 (ч. 1). </w:t>
       </w:r>
       <w:r>
+        <w:rPr>
+          <w:sz w:val="24"/>
+        </w:rPr>
         <w:t>-</w:t>
       </w:r>
       <w:r>
+        <w:rPr>
+          <w:sz w:val="24"/>
+        </w:rPr>
         <w:t xml:space="preserve"> Ст. 3448.</w:t>
       </w:r>
     </w:p>
@@ -13547,26 +14835,50 @@
           <w:numId w:val="6"/>
         </w:numPr>
         <w:ind w:left="0" w:firstLine="709"/>
-      </w:pPr>
-      <w:r>
+        <w:rPr>
+          <w:sz w:val="24"/>
+        </w:rPr>
+      </w:pPr>
+      <w:r>
+        <w:rPr>
+          <w:sz w:val="24"/>
+        </w:rPr>
         <w:t xml:space="preserve">Федеральный закон от 27.07.2006 № 152-ФЗ «О персональных данных» // Собрание законодательства РФ. </w:t>
       </w:r>
       <w:r>
+        <w:rPr>
+          <w:sz w:val="24"/>
+        </w:rPr>
         <w:t>-</w:t>
       </w:r>
       <w:r>
+        <w:rPr>
+          <w:sz w:val="24"/>
+        </w:rPr>
         <w:t xml:space="preserve"> 2006. </w:t>
       </w:r>
       <w:r>
+        <w:rPr>
+          <w:sz w:val="24"/>
+        </w:rPr>
         <w:t>-</w:t>
       </w:r>
       <w:r>
+        <w:rPr>
+          <w:sz w:val="24"/>
+        </w:rPr>
         <w:t xml:space="preserve"> № 31 (ч. 1). </w:t>
       </w:r>
       <w:r>
+        <w:rPr>
+          <w:sz w:val="24"/>
+        </w:rPr>
         <w:t>-</w:t>
       </w:r>
       <w:r>
+        <w:rPr>
+          <w:sz w:val="24"/>
+        </w:rPr>
         <w:t xml:space="preserve"> Ст. 3451.</w:t>
       </w:r>
     </w:p>
@@ -13578,26 +14890,50 @@
           <w:numId w:val="6"/>
         </w:numPr>
         <w:ind w:left="0" w:firstLine="709"/>
-      </w:pPr>
-      <w:r>
+        <w:rPr>
+          <w:sz w:val="24"/>
+        </w:rPr>
+      </w:pPr>
+      <w:r>
+        <w:rPr>
+          <w:sz w:val="24"/>
+        </w:rPr>
         <w:t xml:space="preserve">Федеральный закон от 27.12.2002 № 184-ФЗ «О техническом регулировании» // Собрание законодательства РФ. </w:t>
       </w:r>
       <w:r>
+        <w:rPr>
+          <w:sz w:val="24"/>
+        </w:rPr>
         <w:t>-</w:t>
       </w:r>
       <w:r>
+        <w:rPr>
+          <w:sz w:val="24"/>
+        </w:rPr>
         <w:t xml:space="preserve"> 2002. </w:t>
       </w:r>
       <w:r>
+        <w:rPr>
+          <w:sz w:val="24"/>
+        </w:rPr>
         <w:t xml:space="preserve">- </w:t>
       </w:r>
       <w:r>
+        <w:rPr>
+          <w:sz w:val="24"/>
+        </w:rPr>
         <w:t xml:space="preserve">№ 52 (ч. 1). </w:t>
       </w:r>
       <w:r>
+        <w:rPr>
+          <w:sz w:val="24"/>
+        </w:rPr>
         <w:t>-</w:t>
       </w:r>
       <w:r>
+        <w:rPr>
+          <w:sz w:val="24"/>
+        </w:rPr>
         <w:t xml:space="preserve"> Ст. 5140.</w:t>
       </w:r>
     </w:p>
@@ -13609,47 +14945,64 @@
           <w:numId w:val="6"/>
         </w:numPr>
         <w:ind w:left="0" w:firstLine="709"/>
-      </w:pPr>
-      <w:r>
+        <w:rPr>
+          <w:sz w:val="24"/>
+        </w:rPr>
+      </w:pPr>
+      <w:r>
+        <w:rPr>
+          <w:sz w:val="24"/>
+        </w:rPr>
         <w:t xml:space="preserve">ГОСТ 19.701-90 (ИСО 5807-85). Единая система программной документации. Схемы алгоритмов, программ, данных и систем. Условные обозначения и правила выполнения. </w:t>
       </w:r>
       <w:r>
+        <w:rPr>
+          <w:sz w:val="24"/>
+        </w:rPr>
         <w:t>-</w:t>
       </w:r>
       <w:r>
+        <w:rPr>
+          <w:sz w:val="24"/>
+        </w:rPr>
+        <w:t xml:space="preserve"> Введ. 1991-01-01. </w:t>
+      </w:r>
+      <w:r>
+        <w:rPr>
+          <w:sz w:val="24"/>
+        </w:rPr>
+        <w:t>-</w:t>
+      </w:r>
+      <w:r>
+        <w:rPr>
+          <w:sz w:val="24"/>
+        </w:rPr>
+        <w:t xml:space="preserve"> М.: Издательство стандартов, 1991. </w:t>
+      </w:r>
+      <w:r>
+        <w:rPr>
+          <w:sz w:val="24"/>
+        </w:rPr>
+        <w:t>-</w:t>
+      </w:r>
+      <w:r>
+        <w:rPr>
+          <w:sz w:val="24"/>
+        </w:rPr>
         <w:t xml:space="preserve"> </w:t>
       </w:r>
-      <w:proofErr w:type="spellStart"/>
-      <w:r>
-        <w:t>Введ</w:t>
-      </w:r>
-      <w:proofErr w:type="spellEnd"/>
-      <w:r>
-        <w:t xml:space="preserve">. 1991-01-01. </w:t>
-      </w:r>
-      <w:r>
-        <w:t>-</w:t>
-      </w:r>
-      <w:r>
-        <w:t xml:space="preserve"> М.: Издательство стандартов, 1991. </w:t>
-      </w:r>
-      <w:r>
-        <w:t>-</w:t>
-      </w:r>
-      <w:r>
-        <w:t xml:space="preserve"> </w:t>
-      </w:r>
-      <w:r>
-        <w:rPr>
+      <w:r>
+        <w:rPr>
+          <w:sz w:val="24"/>
           <w:lang w:val="en-US"/>
         </w:rPr>
         <w:t>C</w:t>
       </w:r>
       <w:r>
-        <w:t xml:space="preserve">. </w:t>
-      </w:r>
-      <w:r>
-        <w:t>48.</w:t>
+        <w:rPr>
+          <w:sz w:val="24"/>
+        </w:rPr>
+        <w:t>. 48.</w:t>
       </w:r>
     </w:p>
     <w:p>
@@ -13660,55 +15013,64 @@
           <w:numId w:val="6"/>
         </w:numPr>
         <w:ind w:left="0" w:firstLine="709"/>
-      </w:pPr>
-      <w:r>
+        <w:rPr>
+          <w:sz w:val="24"/>
+        </w:rPr>
+      </w:pPr>
+      <w:r>
+        <w:rPr>
+          <w:sz w:val="24"/>
+        </w:rPr>
         <w:t xml:space="preserve">ГОСТ Р 56939-2016. Информационные технологии. Программное обеспечение. Общие требования к процессам жизненного цикла программных средств. </w:t>
       </w:r>
       <w:r>
+        <w:rPr>
+          <w:sz w:val="24"/>
+        </w:rPr>
         <w:t>-</w:t>
       </w:r>
       <w:r>
+        <w:rPr>
+          <w:sz w:val="24"/>
+        </w:rPr>
+        <w:t xml:space="preserve"> Введ. 2017-07-01. </w:t>
+      </w:r>
+      <w:r>
+        <w:rPr>
+          <w:sz w:val="24"/>
+        </w:rPr>
+        <w:t>-</w:t>
+      </w:r>
+      <w:r>
+        <w:rPr>
+          <w:sz w:val="24"/>
+        </w:rPr>
+        <w:t xml:space="preserve"> М.: Стандартинформ, 2017. </w:t>
+      </w:r>
+      <w:r>
+        <w:rPr>
+          <w:sz w:val="24"/>
+        </w:rPr>
+        <w:t>-</w:t>
+      </w:r>
+      <w:r>
+        <w:rPr>
+          <w:sz w:val="24"/>
+        </w:rPr>
         <w:t xml:space="preserve"> </w:t>
       </w:r>
-      <w:proofErr w:type="spellStart"/>
-      <w:r>
-        <w:t>Введ</w:t>
-      </w:r>
-      <w:proofErr w:type="spellEnd"/>
-      <w:r>
-        <w:t xml:space="preserve">. 2017-07-01. </w:t>
-      </w:r>
-      <w:r>
-        <w:t>-</w:t>
-      </w:r>
-      <w:r>
-        <w:t xml:space="preserve"> М.: </w:t>
-      </w:r>
-      <w:proofErr w:type="spellStart"/>
-      <w:r>
-        <w:t>Стандартинформ</w:t>
-      </w:r>
-      <w:proofErr w:type="spellEnd"/>
-      <w:r>
-        <w:t xml:space="preserve">, 2017. </w:t>
-      </w:r>
-      <w:r>
-        <w:t>-</w:t>
-      </w:r>
-      <w:r>
-        <w:t xml:space="preserve"> </w:t>
-      </w:r>
-      <w:r>
-        <w:rPr>
+      <w:r>
+        <w:rPr>
+          <w:sz w:val="24"/>
           <w:lang w:val="en-US"/>
         </w:rPr>
         <w:t>C</w:t>
       </w:r>
       <w:r>
-        <w:t>.</w:t>
-      </w:r>
-      <w:r>
-        <w:t xml:space="preserve"> 27.</w:t>
+        <w:rPr>
+          <w:sz w:val="24"/>
+        </w:rPr>
+        <w:t>. 27.</w:t>
       </w:r>
     </w:p>
     <w:p>
@@ -13719,64 +15081,76 @@
           <w:numId w:val="6"/>
         </w:numPr>
         <w:ind w:left="0" w:firstLine="709"/>
-      </w:pPr>
-      <w:r>
+        <w:rPr>
+          <w:sz w:val="24"/>
+        </w:rPr>
+      </w:pPr>
+      <w:r>
+        <w:rPr>
+          <w:sz w:val="24"/>
+        </w:rPr>
         <w:t>ГОСТ Р 2.105</w:t>
       </w:r>
       <w:r>
+        <w:rPr>
+          <w:sz w:val="24"/>
+        </w:rPr>
         <w:t>-</w:t>
       </w:r>
       <w:r>
+        <w:rPr>
+          <w:sz w:val="24"/>
+        </w:rPr>
         <w:t xml:space="preserve">2019. Единая система конструкторской документации. Общие требования к текстовым документам. </w:t>
       </w:r>
       <w:r>
+        <w:rPr>
+          <w:sz w:val="24"/>
+        </w:rPr>
         <w:t>-</w:t>
       </w:r>
       <w:r>
-        <w:t xml:space="preserve"> </w:t>
-      </w:r>
-      <w:proofErr w:type="spellStart"/>
-      <w:r>
-        <w:t>Введ</w:t>
-      </w:r>
-      <w:proofErr w:type="spellEnd"/>
-      <w:r>
-        <w:t xml:space="preserve">. 2020-09-01. </w:t>
-      </w:r>
-      <w:r>
+        <w:rPr>
+          <w:sz w:val="24"/>
+        </w:rPr>
+        <w:t xml:space="preserve"> Введ. 2020-09-01. </w:t>
+      </w:r>
+      <w:r>
+        <w:rPr>
+          <w:sz w:val="24"/>
+        </w:rPr>
         <w:t>-</w:t>
       </w:r>
       <w:r>
-        <w:t xml:space="preserve"> М.: </w:t>
-      </w:r>
-      <w:proofErr w:type="spellStart"/>
-      <w:r>
-        <w:t>Стандартинформ</w:t>
-      </w:r>
-      <w:proofErr w:type="spellEnd"/>
-      <w:r>
-        <w:t xml:space="preserve">, 2020. </w:t>
-      </w:r>
-      <w:r>
+        <w:rPr>
+          <w:sz w:val="24"/>
+        </w:rPr>
+        <w:t xml:space="preserve"> М.: Стандартинформ, 2020. </w:t>
+      </w:r>
+      <w:r>
+        <w:rPr>
+          <w:sz w:val="24"/>
+        </w:rPr>
         <w:t>-</w:t>
       </w:r>
       <w:r>
-        <w:t xml:space="preserve"> </w:t>
-      </w:r>
-      <w:r>
-        <w:t xml:space="preserve"> </w:t>
-      </w:r>
-      <w:r>
-        <w:rPr>
+        <w:rPr>
+          <w:sz w:val="24"/>
+        </w:rPr>
+        <w:t xml:space="preserve">  </w:t>
+      </w:r>
+      <w:r>
+        <w:rPr>
+          <w:sz w:val="24"/>
           <w:lang w:val="en-US"/>
         </w:rPr>
         <w:t>C</w:t>
       </w:r>
       <w:r>
-        <w:t xml:space="preserve">. </w:t>
-      </w:r>
-      <w:r>
-        <w:t>20.</w:t>
+        <w:rPr>
+          <w:sz w:val="24"/>
+        </w:rPr>
+        <w:t>. 20.</w:t>
       </w:r>
     </w:p>
     <w:p>
@@ -13787,25 +15161,183 @@
           <w:numId w:val="6"/>
         </w:numPr>
         <w:ind w:left="0" w:firstLine="709"/>
-      </w:pPr>
-      <w:proofErr w:type="spellStart"/>
-      <w:r>
-        <w:t>Гаспариан</w:t>
-      </w:r>
-      <w:proofErr w:type="spellEnd"/>
-      <w:r>
-        <w:t xml:space="preserve"> М.С. </w:t>
-      </w:r>
-      <w:r>
-        <w:t xml:space="preserve">Информационные системы: учебное пособие для среднего профессионального образования / В. П. Поляков. — Москва: Издательство </w:t>
-      </w:r>
-      <w:proofErr w:type="spellStart"/>
-      <w:r>
-        <w:t>Юрайт</w:t>
-      </w:r>
-      <w:proofErr w:type="spellEnd"/>
-      <w:r>
-        <w:t>, 2023. — 215 с.</w:t>
+        <w:rPr>
+          <w:sz w:val="24"/>
+        </w:rPr>
+      </w:pPr>
+      <w:r>
+        <w:rPr>
+          <w:sz w:val="24"/>
+        </w:rPr>
+        <w:t xml:space="preserve">ГОСТ 34.601-90. Информационная технология. Комплекс стандартов на автоматизированные системы. Автоматизированные системы. Стадии создания. </w:t>
+      </w:r>
+      <w:r>
+        <w:rPr>
+          <w:sz w:val="24"/>
+        </w:rPr>
+        <w:t>-</w:t>
+      </w:r>
+      <w:r>
+        <w:rPr>
+          <w:sz w:val="24"/>
+        </w:rPr>
+        <w:t xml:space="preserve"> Введ. 1992-01-01. </w:t>
+      </w:r>
+      <w:r>
+        <w:rPr>
+          <w:sz w:val="24"/>
+        </w:rPr>
+        <w:t xml:space="preserve">- </w:t>
+      </w:r>
+      <w:r>
+        <w:rPr>
+          <w:sz w:val="24"/>
+        </w:rPr>
+        <w:t xml:space="preserve">М.: Стандартинформ, 1990. </w:t>
+      </w:r>
+      <w:r>
+        <w:rPr>
+          <w:sz w:val="24"/>
+        </w:rPr>
+        <w:t>-</w:t>
+      </w:r>
+      <w:r>
+        <w:rPr>
+          <w:sz w:val="24"/>
+        </w:rPr>
+        <w:t xml:space="preserve"> 15 с.</w:t>
+      </w:r>
+    </w:p>
+    <w:p>
+      <w:pPr>
+        <w:pStyle w:val="24"/>
+        <w:numPr>
+          <w:ilvl w:val="0"/>
+          <w:numId w:val="6"/>
+        </w:numPr>
+        <w:ind w:left="0" w:firstLine="709"/>
+        <w:rPr>
+          <w:sz w:val="24"/>
+        </w:rPr>
+      </w:pPr>
+      <w:r>
+        <w:rPr>
+          <w:sz w:val="24"/>
+        </w:rPr>
+        <w:t>ГОСТ Р 50.1.028-2001. Информационные технологии поддержки жизненного цикла продукции. Методология функционального моделирования.</w:t>
+      </w:r>
+      <w:r>
+        <w:rPr>
+          <w:sz w:val="24"/>
+        </w:rPr>
+        <w:t xml:space="preserve"> -</w:t>
+      </w:r>
+      <w:r>
+        <w:rPr>
+          <w:sz w:val="24"/>
+        </w:rPr>
+        <w:t xml:space="preserve"> Введ. 2002-07-01. </w:t>
+      </w:r>
+      <w:r>
+        <w:rPr>
+          <w:sz w:val="24"/>
+        </w:rPr>
+        <w:t>-</w:t>
+      </w:r>
+      <w:r>
+        <w:rPr>
+          <w:sz w:val="24"/>
+        </w:rPr>
+        <w:t xml:space="preserve"> М.: Госстандарт России, 2001. </w:t>
+      </w:r>
+      <w:r>
+        <w:rPr>
+          <w:sz w:val="24"/>
+        </w:rPr>
+        <w:t>-</w:t>
+      </w:r>
+      <w:r>
+        <w:rPr>
+          <w:sz w:val="24"/>
+        </w:rPr>
+        <w:t xml:space="preserve"> 24 с.</w:t>
+      </w:r>
+    </w:p>
+    <w:p>
+      <w:pPr>
+        <w:pStyle w:val="24"/>
+        <w:numPr>
+          <w:ilvl w:val="0"/>
+          <w:numId w:val="6"/>
+        </w:numPr>
+        <w:ind w:left="0" w:firstLine="709"/>
+        <w:rPr>
+          <w:sz w:val="24"/>
+        </w:rPr>
+      </w:pPr>
+      <w:r>
+        <w:rPr>
+          <w:sz w:val="24"/>
+        </w:rPr>
+        <w:t xml:space="preserve">TAdviser. Российский рынок ИТ: аналитика, рейтинги, новости // TAdviser. [Электронный ресурс]. </w:t>
+      </w:r>
+      <w:r>
+        <w:rPr>
+          <w:sz w:val="24"/>
+        </w:rPr>
+        <w:t>-</w:t>
+      </w:r>
+      <w:r>
+        <w:rPr>
+          <w:sz w:val="24"/>
+        </w:rPr>
+        <w:t xml:space="preserve"> URL: </w:t>
+      </w:r>
+      <w:hyperlink r:id="rId25" w:tgtFrame="_blank" w:history="1">
+        <w:r>
+          <w:rPr>
+            <w:rStyle w:val="af0"/>
+            <w:sz w:val="24"/>
+          </w:rPr>
+          <w:t>https://www.tadviser.ru/</w:t>
+        </w:r>
+      </w:hyperlink>
+      <w:r>
+        <w:rPr>
+          <w:sz w:val="24"/>
+        </w:rPr>
+        <w:t> (дата обращения: 14.04.2026).</w:t>
+      </w:r>
+    </w:p>
+    <w:p>
+      <w:pPr>
+        <w:pStyle w:val="24"/>
+        <w:numPr>
+          <w:ilvl w:val="0"/>
+          <w:numId w:val="6"/>
+        </w:numPr>
+        <w:ind w:left="0" w:firstLine="709"/>
+        <w:rPr>
+          <w:sz w:val="24"/>
+        </w:rPr>
+      </w:pPr>
+      <w:r>
+        <w:rPr>
+          <w:sz w:val="24"/>
+        </w:rPr>
+        <w:t xml:space="preserve">Гаспариан М.С. Информационные системы: учебное пособие для среднего профессионального образования / В. П. Поляков. </w:t>
+      </w:r>
+      <w:r>
+        <w:rPr>
+          <w:sz w:val="24"/>
+        </w:rPr>
+        <w:t>-</w:t>
+      </w:r>
+      <w:r>
+        <w:rPr>
+          <w:sz w:val="24"/>
+        </w:rPr>
+        <w:t xml:space="preserve"> Москва: Издательство Юрайт, 2023.  215 с.</w:t>
       </w:r>
     </w:p>
     <w:p>
@@ -13822,99 +15354,41 @@
           <w:rFonts w:ascii="Times New Roman" w:hAnsi="Times New Roman" w:cs="Times New Roman"/>
         </w:rPr>
       </w:pPr>
-      <w:proofErr w:type="spellStart"/>
       <w:r>
         <w:rPr>
           <w:rFonts w:ascii="Times New Roman" w:hAnsi="Times New Roman" w:cs="Times New Roman"/>
-          <w:sz w:val="28"/>
-          <w:szCs w:val="28"/>
-        </w:rPr>
-        <w:t>art_code</w:t>
-      </w:r>
-      <w:proofErr w:type="spellEnd"/>
+        </w:rPr>
+        <w:t xml:space="preserve">art_code. Как сохранять данные в браузере или краткий гайд по LocalStorage // Habr. [Электронный ресурс]. </w:t>
+      </w:r>
       <w:r>
         <w:rPr>
           <w:rFonts w:ascii="Times New Roman" w:hAnsi="Times New Roman" w:cs="Times New Roman"/>
-          <w:sz w:val="28"/>
-          <w:szCs w:val="28"/>
-        </w:rPr>
-        <w:t xml:space="preserve">. Как сохранять данные в браузере или краткий гайд по </w:t>
-      </w:r>
-      <w:proofErr w:type="spellStart"/>
+        </w:rPr>
+        <w:t>-</w:t>
+      </w:r>
       <w:r>
         <w:rPr>
           <w:rFonts w:ascii="Times New Roman" w:hAnsi="Times New Roman" w:cs="Times New Roman"/>
-          <w:sz w:val="28"/>
-          <w:szCs w:val="28"/>
-        </w:rPr>
-        <w:t>LocalStorage</w:t>
-      </w:r>
-      <w:proofErr w:type="spellEnd"/>
+        </w:rPr>
+        <w:t xml:space="preserve"> 2022. </w:t>
+      </w:r>
       <w:r>
         <w:rPr>
           <w:rFonts w:ascii="Times New Roman" w:hAnsi="Times New Roman" w:cs="Times New Roman"/>
-          <w:sz w:val="28"/>
-          <w:szCs w:val="28"/>
-        </w:rPr>
-        <w:t xml:space="preserve"> // </w:t>
-      </w:r>
-      <w:proofErr w:type="spellStart"/>
+        </w:rPr>
+        <w:t>-</w:t>
+      </w:r>
       <w:r>
         <w:rPr>
           <w:rFonts w:ascii="Times New Roman" w:hAnsi="Times New Roman" w:cs="Times New Roman"/>
-          <w:sz w:val="28"/>
-          <w:szCs w:val="28"/>
-        </w:rPr>
-        <w:t>Habr</w:t>
-      </w:r>
-      <w:proofErr w:type="spellEnd"/>
-      <w:r>
-        <w:rPr>
-          <w:rFonts w:ascii="Times New Roman" w:hAnsi="Times New Roman" w:cs="Times New Roman"/>
-          <w:sz w:val="28"/>
-          <w:szCs w:val="28"/>
-        </w:rPr>
-        <w:t xml:space="preserve">. [Электронный ресурс]. </w:t>
-      </w:r>
-      <w:r>
-        <w:rPr>
-          <w:rFonts w:ascii="Times New Roman" w:hAnsi="Times New Roman" w:cs="Times New Roman"/>
-          <w:sz w:val="28"/>
-          <w:szCs w:val="28"/>
-        </w:rPr>
-        <w:t>-</w:t>
-      </w:r>
-      <w:r>
-        <w:rPr>
-          <w:rFonts w:ascii="Times New Roman" w:hAnsi="Times New Roman" w:cs="Times New Roman"/>
-          <w:sz w:val="28"/>
-          <w:szCs w:val="28"/>
-        </w:rPr>
-        <w:t xml:space="preserve"> 2022. </w:t>
-      </w:r>
-      <w:r>
-        <w:rPr>
-          <w:rFonts w:ascii="Times New Roman" w:hAnsi="Times New Roman" w:cs="Times New Roman"/>
-          <w:sz w:val="28"/>
-          <w:szCs w:val="28"/>
-        </w:rPr>
-        <w:t>-</w:t>
-      </w:r>
-      <w:r>
-        <w:rPr>
-          <w:rFonts w:ascii="Times New Roman" w:hAnsi="Times New Roman" w:cs="Times New Roman"/>
-          <w:sz w:val="28"/>
-          <w:szCs w:val="28"/>
         </w:rPr>
         <w:t xml:space="preserve"> URL: </w:t>
       </w:r>
-      <w:hyperlink r:id="rId21" w:tgtFrame="_new" w:history="1">
+      <w:hyperlink r:id="rId26" w:tgtFrame="_new" w:history="1">
         <w:r>
           <w:rPr>
             <w:rStyle w:val="af0"/>
             <w:rFonts w:ascii="Times New Roman" w:eastAsia="Times New Roman" w:hAnsi="Times New Roman" w:cs="Times New Roman"/>
-            <w:sz w:val="28"/>
-            <w:szCs w:val="28"/>
           </w:rPr>
           <w:t>https://habr.com/ru/articles/647359/</w:t>
         </w:r>
@@ -13922,11 +15396,562 @@
       <w:r>
         <w:rPr>
           <w:rFonts w:ascii="Times New Roman" w:hAnsi="Times New Roman" w:cs="Times New Roman"/>
-          <w:sz w:val="28"/>
-          <w:szCs w:val="28"/>
         </w:rPr>
         <w:t xml:space="preserve"> (дата обращения: 01.03.2025).</w:t>
       </w:r>
+    </w:p>
+    <w:p>
+      <w:pPr>
+        <w:pStyle w:val="a7"/>
+        <w:numPr>
+          <w:ilvl w:val="0"/>
+          <w:numId w:val="6"/>
+        </w:numPr>
+        <w:spacing w:line="360" w:lineRule="auto"/>
+        <w:ind w:left="0" w:firstLine="709"/>
+        <w:jc w:val="both"/>
+        <w:rPr>
+          <w:rFonts w:ascii="Times New Roman" w:hAnsi="Times New Roman" w:cs="Times New Roman"/>
+        </w:rPr>
+      </w:pPr>
+      <w:r>
+        <w:rPr>
+          <w:rFonts w:ascii="Times New Roman" w:hAnsi="Times New Roman" w:cs="Times New Roman"/>
+        </w:rPr>
+        <w:lastRenderedPageBreak/>
+        <w:t xml:space="preserve">Хабр. Работа с SQLite в Python (для чайников) // Habr. [Электронный ресурс]. </w:t>
+      </w:r>
+      <w:r>
+        <w:rPr>
+          <w:rFonts w:ascii="Times New Roman" w:hAnsi="Times New Roman" w:cs="Times New Roman"/>
+        </w:rPr>
+        <w:t>-</w:t>
+      </w:r>
+      <w:r>
+        <w:rPr>
+          <w:rFonts w:ascii="Times New Roman" w:hAnsi="Times New Roman" w:cs="Times New Roman"/>
+        </w:rPr>
+        <w:t xml:space="preserve"> 2023. </w:t>
+      </w:r>
+      <w:r>
+        <w:rPr>
+          <w:rFonts w:ascii="Times New Roman" w:hAnsi="Times New Roman" w:cs="Times New Roman"/>
+        </w:rPr>
+        <w:t>-</w:t>
+      </w:r>
+      <w:r>
+        <w:rPr>
+          <w:rFonts w:ascii="Times New Roman" w:hAnsi="Times New Roman" w:cs="Times New Roman"/>
+        </w:rPr>
+        <w:t xml:space="preserve"> URL: </w:t>
+      </w:r>
+      <w:hyperlink r:id="rId27" w:tgtFrame="_blank" w:history="1">
+        <w:r>
+          <w:rPr>
+            <w:rStyle w:val="af0"/>
+            <w:rFonts w:ascii="Times New Roman" w:hAnsi="Times New Roman" w:cs="Times New Roman"/>
+          </w:rPr>
+          <w:t>https://habr.com/ru/articles/754400/</w:t>
+        </w:r>
+      </w:hyperlink>
+      <w:r>
+        <w:rPr>
+          <w:rFonts w:ascii="Times New Roman" w:hAnsi="Times New Roman" w:cs="Times New Roman"/>
+        </w:rPr>
+        <w:t> (дата обращения: 13.04.2026).</w:t>
+      </w:r>
+    </w:p>
+    <w:p>
+      <w:pPr>
+        <w:pStyle w:val="a7"/>
+        <w:numPr>
+          <w:ilvl w:val="0"/>
+          <w:numId w:val="6"/>
+        </w:numPr>
+        <w:spacing w:line="360" w:lineRule="auto"/>
+        <w:ind w:left="0" w:firstLine="709"/>
+        <w:jc w:val="both"/>
+        <w:rPr>
+          <w:rFonts w:ascii="Times New Roman" w:hAnsi="Times New Roman" w:cs="Times New Roman"/>
+        </w:rPr>
+      </w:pPr>
+      <w:r>
+        <w:rPr>
+          <w:rFonts w:ascii="Times New Roman" w:hAnsi="Times New Roman" w:cs="Times New Roman"/>
+        </w:rPr>
+        <w:t xml:space="preserve">Хабр. SQLAlchemy 2.0 для новичков // Habr. [Электронный ресурс]. </w:t>
+      </w:r>
+      <w:r>
+        <w:rPr>
+          <w:rFonts w:ascii="Times New Roman" w:hAnsi="Times New Roman" w:cs="Times New Roman"/>
+        </w:rPr>
+        <w:t>-</w:t>
+      </w:r>
+      <w:r>
+        <w:rPr>
+          <w:rFonts w:ascii="Times New Roman" w:hAnsi="Times New Roman" w:cs="Times New Roman"/>
+        </w:rPr>
+        <w:t xml:space="preserve"> 2024. </w:t>
+      </w:r>
+      <w:r>
+        <w:rPr>
+          <w:rFonts w:ascii="Times New Roman" w:hAnsi="Times New Roman" w:cs="Times New Roman"/>
+        </w:rPr>
+        <w:t>-</w:t>
+      </w:r>
+      <w:r>
+        <w:rPr>
+          <w:rFonts w:ascii="Times New Roman" w:hAnsi="Times New Roman" w:cs="Times New Roman"/>
+        </w:rPr>
+        <w:t xml:space="preserve"> URL: </w:t>
+      </w:r>
+      <w:hyperlink r:id="rId28" w:tgtFrame="_blank" w:history="1">
+        <w:r>
+          <w:rPr>
+            <w:rStyle w:val="af0"/>
+            <w:rFonts w:ascii="Times New Roman" w:hAnsi="Times New Roman" w:cs="Times New Roman"/>
+          </w:rPr>
+          <w:t>https://habr.com/ru/articles/848592/</w:t>
+        </w:r>
+      </w:hyperlink>
+      <w:r>
+        <w:rPr>
+          <w:rFonts w:ascii="Times New Roman" w:hAnsi="Times New Roman" w:cs="Times New Roman"/>
+        </w:rPr>
+        <w:t> (дата обращения: 13.04.2026).</w:t>
+      </w:r>
+    </w:p>
+    <w:p>
+      <w:pPr>
+        <w:pStyle w:val="a7"/>
+        <w:numPr>
+          <w:ilvl w:val="0"/>
+          <w:numId w:val="6"/>
+        </w:numPr>
+        <w:spacing w:line="360" w:lineRule="auto"/>
+        <w:ind w:left="0" w:firstLine="709"/>
+        <w:jc w:val="both"/>
+        <w:rPr>
+          <w:rFonts w:ascii="Times New Roman" w:hAnsi="Times New Roman" w:cs="Times New Roman"/>
+        </w:rPr>
+      </w:pPr>
+      <w:r>
+        <w:rPr>
+          <w:rFonts w:ascii="Times New Roman" w:hAnsi="Times New Roman" w:cs="Times New Roman"/>
+        </w:rPr>
+        <w:t xml:space="preserve">Яковенко А. Создание собственного API на Python (FastAPI): Знакомство и первые функции // Habr. [Электронный ресурс]. </w:t>
+      </w:r>
+      <w:r>
+        <w:rPr>
+          <w:rFonts w:ascii="Times New Roman" w:hAnsi="Times New Roman" w:cs="Times New Roman"/>
+        </w:rPr>
+        <w:t>-</w:t>
+      </w:r>
+      <w:r>
+        <w:rPr>
+          <w:rFonts w:ascii="Times New Roman" w:hAnsi="Times New Roman" w:cs="Times New Roman"/>
+        </w:rPr>
+        <w:t xml:space="preserve"> 2024. </w:t>
+      </w:r>
+      <w:r>
+        <w:rPr>
+          <w:rFonts w:ascii="Times New Roman" w:hAnsi="Times New Roman" w:cs="Times New Roman"/>
+        </w:rPr>
+        <w:t>-</w:t>
+      </w:r>
+      <w:r>
+        <w:rPr>
+          <w:rFonts w:ascii="Times New Roman" w:hAnsi="Times New Roman" w:cs="Times New Roman"/>
+        </w:rPr>
+        <w:t xml:space="preserve"> URL: </w:t>
+      </w:r>
+      <w:hyperlink r:id="rId29" w:tgtFrame="_blank" w:history="1">
+        <w:r>
+          <w:rPr>
+            <w:rStyle w:val="af0"/>
+            <w:rFonts w:ascii="Times New Roman" w:hAnsi="Times New Roman" w:cs="Times New Roman"/>
+          </w:rPr>
+          <w:t>https://habr.com/ru/companies/amvera/articles/826196/</w:t>
+        </w:r>
+      </w:hyperlink>
+      <w:r>
+        <w:rPr>
+          <w:rFonts w:ascii="Times New Roman" w:hAnsi="Times New Roman" w:cs="Times New Roman"/>
+        </w:rPr>
+        <w:t> (дата обращения: 13.04.2026).</w:t>
+      </w:r>
+    </w:p>
+    <w:p>
+      <w:pPr>
+        <w:pStyle w:val="a7"/>
+        <w:numPr>
+          <w:ilvl w:val="0"/>
+          <w:numId w:val="6"/>
+        </w:numPr>
+        <w:spacing w:line="360" w:lineRule="auto"/>
+        <w:ind w:left="0" w:firstLine="709"/>
+        <w:jc w:val="both"/>
+        <w:rPr>
+          <w:rFonts w:ascii="Times New Roman" w:hAnsi="Times New Roman" w:cs="Times New Roman"/>
+        </w:rPr>
+      </w:pPr>
+      <w:r>
+        <w:rPr>
+          <w:rFonts w:ascii="Times New Roman" w:hAnsi="Times New Roman" w:cs="Times New Roman"/>
+        </w:rPr>
+        <w:t xml:space="preserve">Яковенко А. Pydantic 2: Полное руководство для Python-разработчиков </w:t>
+      </w:r>
+      <w:r>
+        <w:rPr>
+          <w:rFonts w:ascii="Times New Roman" w:hAnsi="Times New Roman" w:cs="Times New Roman"/>
+        </w:rPr>
+        <w:t>-</w:t>
+      </w:r>
+      <w:r>
+        <w:rPr>
+          <w:rFonts w:ascii="Times New Roman" w:hAnsi="Times New Roman" w:cs="Times New Roman"/>
+        </w:rPr>
+        <w:t xml:space="preserve"> от основ до продвинутых техник // Habr. [Электронный ресурс]. </w:t>
+      </w:r>
+      <w:r>
+        <w:rPr>
+          <w:rFonts w:ascii="Times New Roman" w:hAnsi="Times New Roman" w:cs="Times New Roman"/>
+        </w:rPr>
+        <w:t>-</w:t>
+      </w:r>
+      <w:r>
+        <w:rPr>
+          <w:rFonts w:ascii="Times New Roman" w:hAnsi="Times New Roman" w:cs="Times New Roman"/>
+        </w:rPr>
+        <w:t xml:space="preserve"> 2024. </w:t>
+      </w:r>
+      <w:r>
+        <w:rPr>
+          <w:rFonts w:ascii="Times New Roman" w:hAnsi="Times New Roman" w:cs="Times New Roman"/>
+        </w:rPr>
+        <w:t>-</w:t>
+      </w:r>
+      <w:r>
+        <w:rPr>
+          <w:rFonts w:ascii="Times New Roman" w:hAnsi="Times New Roman" w:cs="Times New Roman"/>
+        </w:rPr>
+        <w:t>URL: </w:t>
+      </w:r>
+      <w:hyperlink r:id="rId30" w:tgtFrame="_blank" w:history="1">
+        <w:r>
+          <w:rPr>
+            <w:rStyle w:val="af0"/>
+            <w:rFonts w:ascii="Times New Roman" w:hAnsi="Times New Roman" w:cs="Times New Roman"/>
+          </w:rPr>
+          <w:t>https://habr.com/ru/companies/amvera/articles/851642/</w:t>
+        </w:r>
+      </w:hyperlink>
+      <w:r>
+        <w:rPr>
+          <w:rFonts w:ascii="Times New Roman" w:hAnsi="Times New Roman" w:cs="Times New Roman"/>
+        </w:rPr>
+        <w:t> (дата обращения: 13.04.2026).</w:t>
+      </w:r>
+    </w:p>
+    <w:p>
+      <w:pPr>
+        <w:pStyle w:val="a7"/>
+        <w:numPr>
+          <w:ilvl w:val="0"/>
+          <w:numId w:val="6"/>
+        </w:numPr>
+        <w:spacing w:line="360" w:lineRule="auto"/>
+        <w:ind w:left="0" w:firstLine="709"/>
+        <w:jc w:val="both"/>
+        <w:rPr>
+          <w:rFonts w:ascii="Times New Roman" w:hAnsi="Times New Roman" w:cs="Times New Roman"/>
+        </w:rPr>
+      </w:pPr>
+      <w:r>
+        <w:rPr>
+          <w:rFonts w:ascii="Times New Roman" w:hAnsi="Times New Roman" w:cs="Times New Roman"/>
+        </w:rPr>
+        <w:t xml:space="preserve">Timeweb Cloud. Гайд по использованию enum в Python // Habr. [Электронный ресурс]. </w:t>
+      </w:r>
+      <w:r>
+        <w:rPr>
+          <w:rFonts w:ascii="Times New Roman" w:hAnsi="Times New Roman" w:cs="Times New Roman"/>
+        </w:rPr>
+        <w:t xml:space="preserve">- </w:t>
+      </w:r>
+      <w:r>
+        <w:rPr>
+          <w:rFonts w:ascii="Times New Roman" w:hAnsi="Times New Roman" w:cs="Times New Roman"/>
+        </w:rPr>
+        <w:t xml:space="preserve">2021. </w:t>
+      </w:r>
+      <w:r>
+        <w:rPr>
+          <w:rFonts w:ascii="Times New Roman" w:hAnsi="Times New Roman" w:cs="Times New Roman"/>
+        </w:rPr>
+        <w:t>-</w:t>
+      </w:r>
+      <w:r>
+        <w:rPr>
+          <w:rFonts w:ascii="Times New Roman" w:hAnsi="Times New Roman" w:cs="Times New Roman"/>
+        </w:rPr>
+        <w:t xml:space="preserve"> URL: </w:t>
+      </w:r>
+      <w:hyperlink r:id="rId31" w:tgtFrame="_blank" w:history="1">
+        <w:r>
+          <w:rPr>
+            <w:rStyle w:val="af0"/>
+            <w:rFonts w:ascii="Times New Roman" w:hAnsi="Times New Roman" w:cs="Times New Roman"/>
+          </w:rPr>
+          <w:t>https://habr.com/ru/companies/timeweb/articles/564826/</w:t>
+        </w:r>
+      </w:hyperlink>
+      <w:r>
+        <w:rPr>
+          <w:rFonts w:ascii="Times New Roman" w:hAnsi="Times New Roman" w:cs="Times New Roman"/>
+        </w:rPr>
+        <w:t> (дата обращения: 13.04.2026).</w:t>
+      </w:r>
+    </w:p>
+    <w:p>
+      <w:pPr>
+        <w:pStyle w:val="a7"/>
+        <w:numPr>
+          <w:ilvl w:val="0"/>
+          <w:numId w:val="6"/>
+        </w:numPr>
+        <w:spacing w:line="360" w:lineRule="auto"/>
+        <w:ind w:left="0" w:firstLine="709"/>
+        <w:jc w:val="both"/>
+        <w:rPr>
+          <w:rFonts w:ascii="Times New Roman" w:hAnsi="Times New Roman" w:cs="Times New Roman"/>
+        </w:rPr>
+      </w:pPr>
+      <w:r>
+        <w:rPr>
+          <w:rFonts w:ascii="Times New Roman" w:hAnsi="Times New Roman" w:cs="Times New Roman"/>
+        </w:rPr>
+        <w:t>Bootstrap Team. Bootstrap 5. Документация на русском языке: Введение // </w:t>
+      </w:r>
+      <w:hyperlink r:id="rId32" w:tgtFrame="_blank" w:history="1">
+        <w:r>
+          <w:rPr>
+            <w:rStyle w:val="af0"/>
+            <w:rFonts w:ascii="Times New Roman" w:hAnsi="Times New Roman" w:cs="Times New Roman"/>
+          </w:rPr>
+          <w:t>Bootstrap-4.ru</w:t>
+        </w:r>
+      </w:hyperlink>
+      <w:r>
+        <w:rPr>
+          <w:rFonts w:ascii="Times New Roman" w:hAnsi="Times New Roman" w:cs="Times New Roman"/>
+        </w:rPr>
+        <w:t xml:space="preserve">. [Электронный ресурс]. </w:t>
+      </w:r>
+      <w:r>
+        <w:rPr>
+          <w:rFonts w:ascii="Times New Roman" w:hAnsi="Times New Roman" w:cs="Times New Roman"/>
+        </w:rPr>
+        <w:t>-</w:t>
+      </w:r>
+      <w:r>
+        <w:rPr>
+          <w:rFonts w:ascii="Times New Roman" w:hAnsi="Times New Roman" w:cs="Times New Roman"/>
+        </w:rPr>
+        <w:t xml:space="preserve"> 2021. </w:t>
+      </w:r>
+      <w:r>
+        <w:rPr>
+          <w:rFonts w:ascii="Times New Roman" w:hAnsi="Times New Roman" w:cs="Times New Roman"/>
+        </w:rPr>
+        <w:t>-</w:t>
+      </w:r>
+      <w:r>
+        <w:rPr>
+          <w:rFonts w:ascii="Times New Roman" w:hAnsi="Times New Roman" w:cs="Times New Roman"/>
+        </w:rPr>
+        <w:t xml:space="preserve"> URL: </w:t>
+      </w:r>
+      <w:hyperlink r:id="rId33" w:tgtFrame="_blank" w:history="1">
+        <w:r>
+          <w:rPr>
+            <w:rStyle w:val="af0"/>
+            <w:rFonts w:ascii="Times New Roman" w:hAnsi="Times New Roman" w:cs="Times New Roman"/>
+          </w:rPr>
+          <w:t>https://bootstrap-4.ru/docs/5.0/getting-started/introduction/</w:t>
+        </w:r>
+      </w:hyperlink>
+      <w:r>
+        <w:rPr>
+          <w:rFonts w:ascii="Times New Roman" w:hAnsi="Times New Roman" w:cs="Times New Roman"/>
+        </w:rPr>
+        <w:t> (дата обращения: 14.04.2026).</w:t>
+      </w:r>
+    </w:p>
+    <w:p>
+      <w:pPr>
+        <w:pStyle w:val="a7"/>
+        <w:numPr>
+          <w:ilvl w:val="0"/>
+          <w:numId w:val="6"/>
+        </w:numPr>
+        <w:spacing w:line="360" w:lineRule="auto"/>
+        <w:ind w:left="0" w:firstLine="709"/>
+        <w:jc w:val="both"/>
+        <w:rPr>
+          <w:rFonts w:ascii="Times New Roman" w:hAnsi="Times New Roman" w:cs="Times New Roman"/>
+        </w:rPr>
+      </w:pPr>
+      <w:r>
+        <w:rPr>
+          <w:rFonts w:ascii="Times New Roman" w:hAnsi="Times New Roman" w:cs="Times New Roman"/>
+        </w:rPr>
+        <w:t xml:space="preserve">OTUS. HTTP и REST API: история, принципы и примеры // Habr. [Электронный ресурс]. </w:t>
+      </w:r>
+      <w:r>
+        <w:rPr>
+          <w:rFonts w:ascii="Times New Roman" w:hAnsi="Times New Roman" w:cs="Times New Roman"/>
+        </w:rPr>
+        <w:t>-</w:t>
+      </w:r>
+      <w:r>
+        <w:rPr>
+          <w:rFonts w:ascii="Times New Roman" w:hAnsi="Times New Roman" w:cs="Times New Roman"/>
+        </w:rPr>
+        <w:t xml:space="preserve"> 2025. </w:t>
+      </w:r>
+      <w:r>
+        <w:rPr>
+          <w:rFonts w:ascii="Times New Roman" w:hAnsi="Times New Roman" w:cs="Times New Roman"/>
+        </w:rPr>
+        <w:t>-</w:t>
+      </w:r>
+      <w:r>
+        <w:rPr>
+          <w:rFonts w:ascii="Times New Roman" w:hAnsi="Times New Roman" w:cs="Times New Roman"/>
+        </w:rPr>
+        <w:t xml:space="preserve"> URL: </w:t>
+      </w:r>
+      <w:hyperlink r:id="rId34" w:tgtFrame="_blank" w:history="1">
+        <w:r>
+          <w:rPr>
+            <w:rStyle w:val="af0"/>
+            <w:rFonts w:ascii="Times New Roman" w:hAnsi="Times New Roman" w:cs="Times New Roman"/>
+          </w:rPr>
+          <w:t>https://habr.com/ru/companies/otus/articles/1008370/</w:t>
+        </w:r>
+      </w:hyperlink>
+      <w:r>
+        <w:rPr>
+          <w:rFonts w:ascii="Times New Roman" w:hAnsi="Times New Roman" w:cs="Times New Roman"/>
+        </w:rPr>
+        <w:t> (дата обращения: 14.04.2026).</w:t>
+      </w:r>
+    </w:p>
+    <w:p>
+      <w:pPr>
+        <w:pStyle w:val="a7"/>
+        <w:numPr>
+          <w:ilvl w:val="0"/>
+          <w:numId w:val="6"/>
+        </w:numPr>
+        <w:spacing w:line="360" w:lineRule="auto"/>
+        <w:ind w:left="0" w:firstLine="709"/>
+        <w:jc w:val="both"/>
+        <w:rPr>
+          <w:rFonts w:ascii="Times New Roman" w:hAnsi="Times New Roman" w:cs="Times New Roman"/>
+        </w:rPr>
+      </w:pPr>
+      <w:r>
+        <w:rPr>
+          <w:rFonts w:ascii="Times New Roman" w:hAnsi="Times New Roman" w:cs="Times New Roman"/>
+        </w:rPr>
+        <w:t xml:space="preserve">Лутц М. Программирование на Python. Том I. </w:t>
+      </w:r>
+      <w:r>
+        <w:rPr>
+          <w:rFonts w:ascii="Times New Roman" w:hAnsi="Times New Roman" w:cs="Times New Roman"/>
+        </w:rPr>
+        <w:t>-</w:t>
+      </w:r>
+      <w:r>
+        <w:rPr>
+          <w:rFonts w:ascii="Times New Roman" w:hAnsi="Times New Roman" w:cs="Times New Roman"/>
+        </w:rPr>
+        <w:t xml:space="preserve"> 4-е изд. </w:t>
+      </w:r>
+      <w:r>
+        <w:rPr>
+          <w:rFonts w:ascii="Times New Roman" w:hAnsi="Times New Roman" w:cs="Times New Roman"/>
+        </w:rPr>
+        <w:t>-</w:t>
+      </w:r>
+      <w:r>
+        <w:rPr>
+          <w:rFonts w:ascii="Times New Roman" w:hAnsi="Times New Roman" w:cs="Times New Roman"/>
+        </w:rPr>
+        <w:t xml:space="preserve"> СПб.: Символ-Плюс, 2011. </w:t>
+      </w:r>
+      <w:r>
+        <w:rPr>
+          <w:rFonts w:ascii="Times New Roman" w:hAnsi="Times New Roman" w:cs="Times New Roman"/>
+        </w:rPr>
+        <w:t>-</w:t>
+      </w:r>
+      <w:r>
+        <w:rPr>
+          <w:rFonts w:ascii="Times New Roman" w:hAnsi="Times New Roman" w:cs="Times New Roman"/>
+        </w:rPr>
+        <w:t xml:space="preserve"> 992 с. </w:t>
+      </w:r>
+      <w:r>
+        <w:rPr>
+          <w:rFonts w:ascii="Times New Roman" w:hAnsi="Times New Roman" w:cs="Times New Roman"/>
+        </w:rPr>
+        <w:t>-</w:t>
+      </w:r>
+      <w:r>
+        <w:rPr>
+          <w:rFonts w:ascii="Times New Roman" w:hAnsi="Times New Roman" w:cs="Times New Roman"/>
+        </w:rPr>
+        <w:t xml:space="preserve"> URL: </w:t>
+      </w:r>
+      <w:hyperlink r:id="rId35" w:tgtFrame="_blank" w:history="1">
+        <w:r>
+          <w:rPr>
+            <w:rStyle w:val="af0"/>
+            <w:rFonts w:ascii="Times New Roman" w:hAnsi="Times New Roman" w:cs="Times New Roman"/>
+          </w:rPr>
+          <w:t>https://iro23.ru/sites/default/files/mark_lutc._programmirovanie_na_python.pdf</w:t>
+        </w:r>
+      </w:hyperlink>
+      <w:r>
+        <w:rPr>
+          <w:rFonts w:ascii="Times New Roman" w:hAnsi="Times New Roman" w:cs="Times New Roman"/>
+        </w:rPr>
+        <w:t> (дата обращения: 14.04.2026)</w:t>
+      </w:r>
+      <w:r>
+        <w:rPr>
+          <w:rFonts w:ascii="Times New Roman" w:hAnsi="Times New Roman" w:cs="Times New Roman"/>
+        </w:rPr>
+        <w:t>.</w:t>
+      </w:r>
+    </w:p>
+    <w:p>
+      <w:pPr>
+        <w:pStyle w:val="a7"/>
+        <w:numPr>
+          <w:ilvl w:val="0"/>
+          <w:numId w:val="6"/>
+        </w:numPr>
+        <w:spacing w:line="360" w:lineRule="auto"/>
+        <w:ind w:left="0" w:firstLine="709"/>
+        <w:jc w:val="both"/>
+        <w:rPr>
+          <w:rFonts w:ascii="Times New Roman" w:hAnsi="Times New Roman" w:cs="Times New Roman"/>
+        </w:rPr>
+      </w:pPr>
       <w:r>
         <w:rPr>
           <w:rFonts w:ascii="Times New Roman" w:hAnsi="Times New Roman" w:cs="Times New Roman"/>
@@ -13965,7 +15990,7 @@
       <w:bookmarkEnd w:id="34"/>
     </w:p>
     <w:sectPr>
-      <w:headerReference w:type="default" r:id="rId22"/>
+      <w:headerReference w:type="default" r:id="rId36"/>
       <w:pgSz w:w="11906" w:h="16838"/>
       <w:pgMar w:top="1134" w:right="567" w:bottom="1134" w:left="1701" w:header="709" w:footer="709" w:gutter="0"/>
       <w:cols w:space="708"/>

--- a/ВКР Марин Виктор ИСП-21.docx
+++ b/ВКР Марин Виктор ИСП-21.docx
@@ -2878,21 +2878,7 @@
         <w:rPr>
           <w:szCs w:val="28"/>
         </w:rPr>
-        <w:t>1</w:t>
-      </w:r>
-      <w:proofErr w:type="gramStart"/>
-      <w:r>
-        <w:rPr>
-          <w:szCs w:val="28"/>
-        </w:rPr>
-        <w:t>С:Управление</w:t>
-      </w:r>
-      <w:proofErr w:type="gramEnd"/>
-      <w:r>
-        <w:rPr>
-          <w:szCs w:val="28"/>
-        </w:rPr>
-        <w:t xml:space="preserve"> сервисным центром. Решения на платформе 1С широко используются в России для автоматизации бизнес-процессов, включая сервисное обслуживание техники. Преимуществами являются высокая гибкость настройки, интеграция с бухгалтерией и соответствие требованиям законодательства. К недостаткам можно отнести сложность внедрения, необходимость обучения </w:t>
+        <w:t xml:space="preserve">1С:Управление сервисным центром. Решения на платформе 1С широко используются в России для автоматизации бизнес-процессов, включая сервисное обслуживание техники. Преимуществами являются высокая гибкость настройки, интеграция с бухгалтерией и соответствие требованиям законодательства. К недостаткам можно отнести сложность внедрения, необходимость обучения </w:t>
       </w:r>
       <w:r>
         <w:rPr>
@@ -2979,25 +2965,7 @@
           <w:iCs/>
           <w:szCs w:val="28"/>
         </w:rPr>
-        <w:t xml:space="preserve"> 1.7 – Интерфейс системы «1</w:t>
-      </w:r>
-      <w:proofErr w:type="gramStart"/>
-      <w:r>
-        <w:rPr>
-          <w:i/>
-          <w:iCs/>
-          <w:szCs w:val="28"/>
-        </w:rPr>
-        <w:t>С:Управление</w:t>
-      </w:r>
-      <w:proofErr w:type="gramEnd"/>
-      <w:r>
-        <w:rPr>
-          <w:i/>
-          <w:iCs/>
-          <w:szCs w:val="28"/>
-        </w:rPr>
-        <w:t xml:space="preserve"> сервисным центром»</w:t>
+        <w:t xml:space="preserve"> 1.7 – Интерфейс системы «1С:Управление сервисным центром»</w:t>
       </w:r>
     </w:p>
     <w:p>
@@ -8726,7 +8694,7 @@
         <w:rPr>
           <w:szCs w:val="28"/>
         </w:rPr>
-        <w:t>Менеджер может работать с клиентской базой, устройствами, заявками, назначать мастеров и просматривать аналитические отчёты.</w:t>
+        <w:t>Менеджер может работать с клиентской базой, заявками, назначать мастеров.</w:t>
       </w:r>
     </w:p>
     <w:p>
@@ -8744,14 +8712,26 @@
         <w:rPr>
           <w:szCs w:val="28"/>
         </w:rPr>
-        <w:t xml:space="preserve">Мастер имеет ограниченный доступ: видит только назначенные ему заявки, может изменять их статус (например, перевести в «В ремонте» или </w:t>
+        <w:t>Мастер имеет ограниченный доступ: видит только назначенные ему заявки</w:t>
+      </w:r>
+      <w:r>
+        <w:rPr>
+          <w:szCs w:val="28"/>
+        </w:rPr>
+        <w:t xml:space="preserve"> и клиентов, </w:t>
+      </w:r>
+      <w:r>
+        <w:rPr>
+          <w:szCs w:val="28"/>
+        </w:rPr>
+        <w:t xml:space="preserve">может изменять их статус (например, перевести в «В </w:t>
       </w:r>
       <w:r>
         <w:rPr>
           <w:szCs w:val="28"/>
         </w:rPr>
         <w:lastRenderedPageBreak/>
-        <w:t>«Готов»), но не имеет права редактировать данные клиентов или других мастеров.</w:t>
+        <w:t>ремонте» или «Готов»), но не имеет права редактировать данные клиентов или других мастеров.</w:t>
       </w:r>
     </w:p>
     <w:p>
@@ -9352,17 +9332,7 @@
           <w:szCs w:val="28"/>
           <w:lang w:val="en-US"/>
         </w:rPr>
-        <w:t>get_</w:t>
-      </w:r>
-      <w:proofErr w:type="gramStart"/>
-      <w:r>
-        <w:rPr>
-          <w:rFonts w:ascii="Courier New" w:hAnsi="Courier New" w:cs="Courier New"/>
-          <w:color w:val="FF00FF"/>
-          <w:szCs w:val="28"/>
-          <w:lang w:val="en-US"/>
-        </w:rPr>
-        <w:t>clients</w:t>
+        <w:t>get_clients</w:t>
       </w:r>
       <w:proofErr w:type="spellEnd"/>
       <w:r>
@@ -9377,7 +9347,6 @@
         <w:t>(</w:t>
       </w:r>
       <w:proofErr w:type="spellStart"/>
-      <w:proofErr w:type="gramEnd"/>
       <w:r>
         <w:rPr>
           <w:rFonts w:ascii="Courier New" w:hAnsi="Courier New" w:cs="Courier New"/>
@@ -9710,7 +9679,6 @@
         <w:t xml:space="preserve"> </w:t>
       </w:r>
       <w:proofErr w:type="spellStart"/>
-      <w:proofErr w:type="gramStart"/>
       <w:r>
         <w:rPr>
           <w:rFonts w:ascii="Courier New" w:hAnsi="Courier New" w:cs="Courier New"/>
@@ -9742,7 +9710,6 @@
         <w:t>query</w:t>
       </w:r>
       <w:proofErr w:type="spellEnd"/>
-      <w:proofErr w:type="gramEnd"/>
       <w:r>
         <w:rPr>
           <w:rFonts w:ascii="Courier New" w:hAnsi="Courier New" w:cs="Courier New"/>
@@ -10022,28 +9989,14 @@
         <w:rPr>
           <w:szCs w:val="28"/>
         </w:rPr>
-        <w:t>model_</w:t>
-      </w:r>
-      <w:proofErr w:type="gramStart"/>
-      <w:r>
-        <w:rPr>
-          <w:szCs w:val="28"/>
-        </w:rPr>
-        <w:t>dump</w:t>
+        <w:t>model_dump</w:t>
       </w:r>
       <w:proofErr w:type="spellEnd"/>
       <w:r>
         <w:rPr>
           <w:szCs w:val="28"/>
         </w:rPr>
-        <w:t>(</w:t>
-      </w:r>
-      <w:proofErr w:type="gramEnd"/>
-      <w:r>
-        <w:rPr>
-          <w:szCs w:val="28"/>
-        </w:rPr>
-        <w:t xml:space="preserve">) в </w:t>
+        <w:t xml:space="preserve">() в </w:t>
       </w:r>
       <w:proofErr w:type="spellStart"/>
       <w:r>
@@ -10128,17 +10081,7 @@
           <w:szCs w:val="28"/>
           <w:lang w:val="en-US"/>
         </w:rPr>
-        <w:t>create_</w:t>
-      </w:r>
-      <w:proofErr w:type="gramStart"/>
-      <w:r>
-        <w:rPr>
-          <w:rFonts w:ascii="Courier New" w:hAnsi="Courier New" w:cs="Courier New"/>
-          <w:color w:val="FF00FF"/>
-          <w:szCs w:val="28"/>
-          <w:lang w:val="en-US"/>
-        </w:rPr>
-        <w:t>client</w:t>
+        <w:t>create_client</w:t>
       </w:r>
       <w:proofErr w:type="spellEnd"/>
       <w:r>
@@ -10153,7 +10096,6 @@
         <w:t>(</w:t>
       </w:r>
       <w:proofErr w:type="spellStart"/>
-      <w:proofErr w:type="gramEnd"/>
       <w:r>
         <w:rPr>
           <w:rFonts w:ascii="Courier New" w:hAnsi="Courier New" w:cs="Courier New"/>
@@ -10392,7 +10334,6 @@
         <w:t xml:space="preserve"> </w:t>
       </w:r>
       <w:proofErr w:type="spellStart"/>
-      <w:proofErr w:type="gramStart"/>
       <w:r>
         <w:rPr>
           <w:rFonts w:ascii="Courier New" w:hAnsi="Courier New" w:cs="Courier New"/>
@@ -10424,7 +10365,6 @@
         <w:t>Client</w:t>
       </w:r>
       <w:proofErr w:type="spellEnd"/>
-      <w:proofErr w:type="gramEnd"/>
       <w:r>
         <w:rPr>
           <w:rFonts w:ascii="Courier New" w:hAnsi="Courier New" w:cs="Courier New"/>
@@ -10586,7 +10526,6 @@
         <w:t xml:space="preserve">    </w:t>
       </w:r>
       <w:proofErr w:type="spellStart"/>
-      <w:proofErr w:type="gramStart"/>
       <w:r>
         <w:rPr>
           <w:rFonts w:ascii="Courier New" w:hAnsi="Courier New" w:cs="Courier New"/>
@@ -10618,7 +10557,6 @@
         <w:t>commit</w:t>
       </w:r>
       <w:proofErr w:type="spellEnd"/>
-      <w:proofErr w:type="gramEnd"/>
       <w:r>
         <w:rPr>
           <w:rFonts w:ascii="Courier New" w:hAnsi="Courier New" w:cs="Courier New"/>
@@ -10652,7 +10590,6 @@
         <w:t xml:space="preserve">    </w:t>
       </w:r>
       <w:proofErr w:type="spellStart"/>
-      <w:proofErr w:type="gramStart"/>
       <w:r>
         <w:rPr>
           <w:rFonts w:ascii="Courier New" w:hAnsi="Courier New" w:cs="Courier New"/>
@@ -10684,7 +10621,6 @@
         <w:t>refresh</w:t>
       </w:r>
       <w:proofErr w:type="spellEnd"/>
-      <w:proofErr w:type="gramEnd"/>
       <w:r>
         <w:rPr>
           <w:rFonts w:ascii="Courier New" w:hAnsi="Courier New" w:cs="Courier New"/>
@@ -10805,19 +10741,7 @@
         <w:rPr>
           <w:szCs w:val="28"/>
         </w:rPr>
-        <w:t>.</w:t>
-      </w:r>
-      <w:r>
-        <w:rPr>
-          <w:szCs w:val="28"/>
-        </w:rPr>
-        <w:t xml:space="preserve"> </w:t>
-      </w:r>
-      <w:r>
-        <w:rPr>
-          <w:szCs w:val="28"/>
-        </w:rPr>
-        <w:t>Механизм частичного обновления реализован с помощью параметра </w:t>
+        <w:t>. Механизм частичного обновления реализован с помощью параметра </w:t>
       </w:r>
       <w:proofErr w:type="spellStart"/>
       <w:r>
@@ -10833,7 +10757,6 @@
         </w:rPr>
         <w:t xml:space="preserve">=True при преобразовании схемы в словарь </w:t>
       </w:r>
-      <w:proofErr w:type="gramStart"/>
       <w:r>
         <w:rPr>
           <w:szCs w:val="28"/>
@@ -10844,14 +10767,7 @@
         <w:rPr>
           <w:szCs w:val="28"/>
         </w:rPr>
-        <w:t xml:space="preserve"> это</w:t>
-      </w:r>
-      <w:proofErr w:type="gramEnd"/>
-      <w:r>
-        <w:rPr>
-          <w:szCs w:val="28"/>
-        </w:rPr>
-        <w:t xml:space="preserve"> позволяет передавать только те поля, которые действительно изменились, избегая случайной перезаписи остальных атрибутов.</w:t>
+        <w:t xml:space="preserve"> это позволяет передавать только те поля, которые действительно изменились, избегая случайной перезаписи остальных атрибутов.</w:t>
       </w:r>
     </w:p>
     <w:p>
@@ -10908,17 +10824,7 @@
           <w:szCs w:val="28"/>
           <w:lang w:val="en-US"/>
         </w:rPr>
-        <w:t>update_</w:t>
-      </w:r>
-      <w:proofErr w:type="gramStart"/>
-      <w:r>
-        <w:rPr>
-          <w:rFonts w:ascii="Courier New" w:hAnsi="Courier New" w:cs="Courier New"/>
-          <w:color w:val="FF00FF"/>
-          <w:szCs w:val="28"/>
-          <w:lang w:val="en-US"/>
-        </w:rPr>
-        <w:t>client</w:t>
+        <w:t>update_client</w:t>
       </w:r>
       <w:proofErr w:type="spellEnd"/>
       <w:r>
@@ -10933,7 +10839,6 @@
         <w:t>(</w:t>
       </w:r>
       <w:proofErr w:type="spellStart"/>
-      <w:proofErr w:type="gramEnd"/>
       <w:r>
         <w:rPr>
           <w:rFonts w:ascii="Courier New" w:hAnsi="Courier New" w:cs="Courier New"/>
@@ -11177,16 +11082,7 @@
           <w:szCs w:val="28"/>
           <w:lang w:val="en-US"/>
         </w:rPr>
-        <w:t>get_</w:t>
-      </w:r>
-      <w:proofErr w:type="gramStart"/>
-      <w:r>
-        <w:rPr>
-          <w:rFonts w:ascii="Courier New" w:hAnsi="Courier New" w:cs="Courier New"/>
-          <w:szCs w:val="28"/>
-          <w:lang w:val="en-US"/>
-        </w:rPr>
-        <w:t>client</w:t>
+        <w:t>get_client</w:t>
       </w:r>
       <w:proofErr w:type="spellEnd"/>
       <w:r>
@@ -11201,7 +11097,6 @@
         <w:t>(</w:t>
       </w:r>
       <w:proofErr w:type="spellStart"/>
-      <w:proofErr w:type="gramEnd"/>
       <w:r>
         <w:rPr>
           <w:rFonts w:ascii="Courier New" w:hAnsi="Courier New" w:cs="Courier New"/>
@@ -11447,16 +11342,7 @@
           <w:szCs w:val="28"/>
           <w:lang w:val="en-US"/>
         </w:rPr>
-        <w:t>client_</w:t>
-      </w:r>
-      <w:proofErr w:type="gramStart"/>
-      <w:r>
-        <w:rPr>
-          <w:rFonts w:ascii="Courier New" w:hAnsi="Courier New" w:cs="Courier New"/>
-          <w:szCs w:val="28"/>
-          <w:lang w:val="en-US"/>
-        </w:rPr>
-        <w:t>update</w:t>
+        <w:t>client_update</w:t>
       </w:r>
       <w:r>
         <w:rPr>
@@ -11478,19 +11364,7 @@
           <w:szCs w:val="28"/>
           <w:lang w:val="en-US"/>
         </w:rPr>
-        <w:t>model</w:t>
-      </w:r>
-      <w:proofErr w:type="gramEnd"/>
-      <w:r>
-        <w:rPr>
-          <w:rFonts w:ascii="Courier New" w:hAnsi="Courier New" w:cs="Courier New"/>
-          <w:i/>
-          <w:iCs/>
-          <w:color w:val="FF8000"/>
-          <w:szCs w:val="28"/>
-          <w:lang w:val="en-US"/>
-        </w:rPr>
-        <w:t>_dump</w:t>
+        <w:t>model_dump</w:t>
       </w:r>
       <w:proofErr w:type="spellEnd"/>
       <w:r>
@@ -11632,16 +11506,7 @@
           <w:szCs w:val="28"/>
           <w:lang w:val="en-US"/>
         </w:rPr>
-        <w:t>update_</w:t>
-      </w:r>
-      <w:proofErr w:type="gramStart"/>
-      <w:r>
-        <w:rPr>
-          <w:rFonts w:ascii="Courier New" w:hAnsi="Courier New" w:cs="Courier New"/>
-          <w:szCs w:val="28"/>
-          <w:lang w:val="en-US"/>
-        </w:rPr>
-        <w:t>data</w:t>
+        <w:t>update_data</w:t>
       </w:r>
       <w:r>
         <w:rPr>
@@ -11666,7 +11531,6 @@
         <w:t>items</w:t>
       </w:r>
       <w:proofErr w:type="spellEnd"/>
-      <w:proofErr w:type="gramEnd"/>
       <w:r>
         <w:rPr>
           <w:rFonts w:ascii="Courier New" w:hAnsi="Courier New" w:cs="Courier New"/>
@@ -11700,7 +11564,6 @@
         <w:t xml:space="preserve">        </w:t>
       </w:r>
       <w:proofErr w:type="spellStart"/>
-      <w:proofErr w:type="gramStart"/>
       <w:r>
         <w:rPr>
           <w:rFonts w:ascii="Courier New" w:hAnsi="Courier New" w:cs="Courier New"/>
@@ -11725,7 +11588,6 @@
         <w:t>(</w:t>
       </w:r>
       <w:proofErr w:type="spellStart"/>
-      <w:proofErr w:type="gramEnd"/>
       <w:r>
         <w:rPr>
           <w:rFonts w:ascii="Courier New" w:hAnsi="Courier New" w:cs="Courier New"/>
@@ -11806,7 +11668,6 @@
         <w:t xml:space="preserve">    </w:t>
       </w:r>
       <w:proofErr w:type="spellStart"/>
-      <w:proofErr w:type="gramStart"/>
       <w:r>
         <w:rPr>
           <w:rFonts w:ascii="Courier New" w:hAnsi="Courier New" w:cs="Courier New"/>
@@ -11838,7 +11699,6 @@
         <w:t>commit</w:t>
       </w:r>
       <w:proofErr w:type="spellEnd"/>
-      <w:proofErr w:type="gramEnd"/>
       <w:r>
         <w:rPr>
           <w:rFonts w:ascii="Courier New" w:hAnsi="Courier New" w:cs="Courier New"/>
@@ -11872,7 +11732,6 @@
         <w:t xml:space="preserve">    </w:t>
       </w:r>
       <w:proofErr w:type="spellStart"/>
-      <w:proofErr w:type="gramStart"/>
       <w:r>
         <w:rPr>
           <w:rFonts w:ascii="Courier New" w:hAnsi="Courier New" w:cs="Courier New"/>
@@ -11904,7 +11763,6 @@
         <w:t>refresh</w:t>
       </w:r>
       <w:proofErr w:type="spellEnd"/>
-      <w:proofErr w:type="gramEnd"/>
       <w:r>
         <w:rPr>
           <w:rFonts w:ascii="Courier New" w:hAnsi="Courier New" w:cs="Courier New"/>
@@ -12001,7 +11859,6 @@
       <w:pPr>
         <w:rPr>
           <w:szCs w:val="28"/>
-          <w:lang w:val="en-US"/>
         </w:rPr>
       </w:pPr>
       <w:r>
@@ -12072,17 +11929,7 @@
           <w:szCs w:val="28"/>
           <w:lang w:val="en-US"/>
         </w:rPr>
-        <w:t>delete_</w:t>
-      </w:r>
-      <w:proofErr w:type="gramStart"/>
-      <w:r>
-        <w:rPr>
-          <w:rFonts w:ascii="Courier New" w:hAnsi="Courier New" w:cs="Courier New"/>
-          <w:color w:val="FF00FF"/>
-          <w:szCs w:val="28"/>
-          <w:lang w:val="en-US"/>
-        </w:rPr>
-        <w:t>client</w:t>
+        <w:t>delete_client</w:t>
       </w:r>
       <w:proofErr w:type="spellEnd"/>
       <w:r>
@@ -12097,7 +11944,6 @@
         <w:t>(</w:t>
       </w:r>
       <w:proofErr w:type="spellStart"/>
-      <w:proofErr w:type="gramEnd"/>
       <w:r>
         <w:rPr>
           <w:rFonts w:ascii="Courier New" w:hAnsi="Courier New" w:cs="Courier New"/>
@@ -12261,16 +12107,7 @@
           <w:szCs w:val="28"/>
           <w:lang w:val="en-US"/>
         </w:rPr>
-        <w:t>get_</w:t>
-      </w:r>
-      <w:proofErr w:type="gramStart"/>
-      <w:r>
-        <w:rPr>
-          <w:rFonts w:ascii="Courier New" w:hAnsi="Courier New" w:cs="Courier New"/>
-          <w:szCs w:val="28"/>
-          <w:lang w:val="en-US"/>
-        </w:rPr>
-        <w:t>client</w:t>
+        <w:t>get_client</w:t>
       </w:r>
       <w:proofErr w:type="spellEnd"/>
       <w:r>
@@ -12285,7 +12122,6 @@
         <w:t>(</w:t>
       </w:r>
       <w:proofErr w:type="spellStart"/>
-      <w:proofErr w:type="gramEnd"/>
       <w:r>
         <w:rPr>
           <w:rFonts w:ascii="Courier New" w:hAnsi="Courier New" w:cs="Courier New"/>
@@ -12418,7 +12254,6 @@
         <w:t xml:space="preserve">        </w:t>
       </w:r>
       <w:proofErr w:type="spellStart"/>
-      <w:proofErr w:type="gramStart"/>
       <w:r>
         <w:rPr>
           <w:rFonts w:ascii="Courier New" w:hAnsi="Courier New" w:cs="Courier New"/>
@@ -12450,7 +12285,6 @@
         <w:t>delete</w:t>
       </w:r>
       <w:proofErr w:type="spellEnd"/>
-      <w:proofErr w:type="gramEnd"/>
       <w:r>
         <w:rPr>
           <w:rFonts w:ascii="Courier New" w:hAnsi="Courier New" w:cs="Courier New"/>
@@ -12505,7 +12339,6 @@
         <w:t xml:space="preserve">        </w:t>
       </w:r>
       <w:proofErr w:type="spellStart"/>
-      <w:proofErr w:type="gramStart"/>
       <w:r>
         <w:rPr>
           <w:rFonts w:ascii="Courier New" w:hAnsi="Courier New" w:cs="Courier New"/>
@@ -12537,7 +12370,6 @@
         <w:t>commit</w:t>
       </w:r>
       <w:proofErr w:type="spellEnd"/>
-      <w:proofErr w:type="gramEnd"/>
       <w:r>
         <w:rPr>
           <w:rFonts w:ascii="Courier New" w:hAnsi="Courier New" w:cs="Courier New"/>
@@ -12954,6 +12786,7 @@
       <w:pPr>
         <w:rPr>
           <w:szCs w:val="28"/>
+          <w:lang w:val="en-US"/>
         </w:rPr>
       </w:pPr>
       <w:r>
@@ -12962,7 +12795,58 @@
           <w:iCs/>
           <w:szCs w:val="28"/>
         </w:rPr>
-        <w:t>Листинг 3.6 – Фрагмент модели клиента</w:t>
+        <w:t>Листинг</w:t>
+      </w:r>
+      <w:r>
+        <w:rPr>
+          <w:i/>
+          <w:iCs/>
+          <w:szCs w:val="28"/>
+          <w:lang w:val="en-US"/>
+        </w:rPr>
+        <w:t xml:space="preserve"> 3.6 – </w:t>
+      </w:r>
+      <w:r>
+        <w:rPr>
+          <w:i/>
+          <w:iCs/>
+          <w:szCs w:val="28"/>
+        </w:rPr>
+        <w:t>Фрагмент</w:t>
+      </w:r>
+      <w:r>
+        <w:rPr>
+          <w:i/>
+          <w:iCs/>
+          <w:szCs w:val="28"/>
+          <w:lang w:val="en-US"/>
+        </w:rPr>
+        <w:t xml:space="preserve"> </w:t>
+      </w:r>
+      <w:r>
+        <w:rPr>
+          <w:i/>
+          <w:iCs/>
+          <w:szCs w:val="28"/>
+        </w:rPr>
+        <w:t>модели</w:t>
+      </w:r>
+      <w:r>
+        <w:rPr>
+          <w:i/>
+          <w:iCs/>
+          <w:szCs w:val="28"/>
+          <w:lang w:val="en-US"/>
+        </w:rPr>
+        <w:t xml:space="preserve"> </w:t>
+      </w:r>
+      <w:r>
+        <w:rPr>
+          <w:i/>
+          <w:iCs/>
+          <w:szCs w:val="28"/>
+        </w:rPr>
+        <w:t>клиента</w:t>
       </w:r>
     </w:p>
     <w:p>
@@ -12996,7 +12880,6 @@
         </w:rPr>
         <w:t xml:space="preserve"> </w:t>
       </w:r>
-      <w:proofErr w:type="gramStart"/>
       <w:r>
         <w:rPr>
           <w:rFonts w:ascii="Courier New" w:hAnsi="Courier New" w:cs="Courier New"/>
@@ -13018,7 +12901,6 @@
         </w:rPr>
         <w:t>(</w:t>
       </w:r>
-      <w:proofErr w:type="gramEnd"/>
       <w:r>
         <w:rPr>
           <w:rFonts w:ascii="Courier New" w:hAnsi="Courier New" w:cs="Courier New"/>
@@ -13162,16 +13044,7 @@
           <w:szCs w:val="28"/>
           <w:lang w:val="en-US"/>
         </w:rPr>
-        <w:t xml:space="preserve"> </w:t>
-      </w:r>
-      <w:proofErr w:type="gramStart"/>
-      <w:r>
-        <w:rPr>
-          <w:rFonts w:ascii="Courier New" w:hAnsi="Courier New" w:cs="Courier New"/>
-          <w:szCs w:val="28"/>
-          <w:lang w:val="en-US"/>
-        </w:rPr>
-        <w:t>Column</w:t>
+        <w:t xml:space="preserve"> Column</w:t>
       </w:r>
       <w:r>
         <w:rPr>
@@ -13184,7 +13057,6 @@
         </w:rPr>
         <w:t>(</w:t>
       </w:r>
-      <w:proofErr w:type="gramEnd"/>
       <w:r>
         <w:rPr>
           <w:rFonts w:ascii="Courier New" w:hAnsi="Courier New" w:cs="Courier New"/>
@@ -13352,16 +13224,7 @@
           <w:szCs w:val="28"/>
           <w:lang w:val="en-US"/>
         </w:rPr>
-        <w:t xml:space="preserve"> </w:t>
-      </w:r>
-      <w:proofErr w:type="gramStart"/>
-      <w:r>
-        <w:rPr>
-          <w:rFonts w:ascii="Courier New" w:hAnsi="Courier New" w:cs="Courier New"/>
-          <w:szCs w:val="28"/>
-          <w:lang w:val="en-US"/>
-        </w:rPr>
-        <w:t>Column</w:t>
+        <w:t xml:space="preserve"> Column</w:t>
       </w:r>
       <w:r>
         <w:rPr>
@@ -13374,7 +13237,6 @@
         </w:rPr>
         <w:t>(</w:t>
       </w:r>
-      <w:proofErr w:type="gramEnd"/>
       <w:r>
         <w:rPr>
           <w:rFonts w:ascii="Courier New" w:hAnsi="Courier New" w:cs="Courier New"/>
@@ -13473,16 +13335,7 @@
           <w:szCs w:val="28"/>
           <w:lang w:val="en-US"/>
         </w:rPr>
-        <w:t xml:space="preserve"> </w:t>
-      </w:r>
-      <w:proofErr w:type="gramStart"/>
-      <w:r>
-        <w:rPr>
-          <w:rFonts w:ascii="Courier New" w:hAnsi="Courier New" w:cs="Courier New"/>
-          <w:szCs w:val="28"/>
-          <w:lang w:val="en-US"/>
-        </w:rPr>
-        <w:t>Column</w:t>
+        <w:t xml:space="preserve"> Column</w:t>
       </w:r>
       <w:r>
         <w:rPr>
@@ -13495,7 +13348,6 @@
         </w:rPr>
         <w:t>(</w:t>
       </w:r>
-      <w:proofErr w:type="gramEnd"/>
       <w:r>
         <w:rPr>
           <w:rFonts w:ascii="Courier New" w:hAnsi="Courier New" w:cs="Courier New"/>
@@ -13594,16 +13446,7 @@
           <w:szCs w:val="28"/>
           <w:lang w:val="en-US"/>
         </w:rPr>
-        <w:t xml:space="preserve"> </w:t>
-      </w:r>
-      <w:proofErr w:type="gramStart"/>
-      <w:r>
-        <w:rPr>
-          <w:rFonts w:ascii="Courier New" w:hAnsi="Courier New" w:cs="Courier New"/>
-          <w:szCs w:val="28"/>
-          <w:lang w:val="en-US"/>
-        </w:rPr>
-        <w:t>Column</w:t>
+        <w:t xml:space="preserve"> Column</w:t>
       </w:r>
       <w:r>
         <w:rPr>
@@ -13616,7 +13459,6 @@
         </w:rPr>
         <w:t>(</w:t>
       </w:r>
-      <w:proofErr w:type="gramEnd"/>
       <w:r>
         <w:rPr>
           <w:rFonts w:ascii="Courier New" w:hAnsi="Courier New" w:cs="Courier New"/>
@@ -13674,16 +13516,7 @@
           <w:szCs w:val="28"/>
           <w:lang w:val="en-US"/>
         </w:rPr>
-        <w:t xml:space="preserve"> </w:t>
-      </w:r>
-      <w:proofErr w:type="gramStart"/>
-      <w:r>
-        <w:rPr>
-          <w:rFonts w:ascii="Courier New" w:hAnsi="Courier New" w:cs="Courier New"/>
-          <w:szCs w:val="28"/>
-          <w:lang w:val="en-US"/>
-        </w:rPr>
-        <w:t>Column</w:t>
+        <w:t xml:space="preserve"> Column</w:t>
       </w:r>
       <w:r>
         <w:rPr>
@@ -13696,7 +13529,6 @@
         </w:rPr>
         <w:t>(</w:t>
       </w:r>
-      <w:proofErr w:type="gramEnd"/>
       <w:r>
         <w:rPr>
           <w:rFonts w:ascii="Courier New" w:hAnsi="Courier New" w:cs="Courier New"/>
@@ -13772,16 +13604,7 @@
           <w:szCs w:val="28"/>
           <w:lang w:val="en-US"/>
         </w:rPr>
-        <w:t xml:space="preserve"> </w:t>
-      </w:r>
-      <w:proofErr w:type="gramStart"/>
-      <w:r>
-        <w:rPr>
-          <w:rFonts w:ascii="Courier New" w:hAnsi="Courier New" w:cs="Courier New"/>
-          <w:szCs w:val="28"/>
-          <w:lang w:val="en-US"/>
-        </w:rPr>
-        <w:t>Column</w:t>
+        <w:t xml:space="preserve"> Column</w:t>
       </w:r>
       <w:r>
         <w:rPr>
@@ -13794,7 +13617,6 @@
         </w:rPr>
         <w:t>(</w:t>
       </w:r>
-      <w:proofErr w:type="gramEnd"/>
       <w:r>
         <w:rPr>
           <w:rFonts w:ascii="Courier New" w:hAnsi="Courier New" w:cs="Courier New"/>
@@ -13935,16 +13757,7 @@
           <w:szCs w:val="28"/>
           <w:lang w:val="en-US"/>
         </w:rPr>
-        <w:t xml:space="preserve"> </w:t>
-      </w:r>
-      <w:proofErr w:type="gramStart"/>
-      <w:r>
-        <w:rPr>
-          <w:rFonts w:ascii="Courier New" w:hAnsi="Courier New" w:cs="Courier New"/>
-          <w:szCs w:val="28"/>
-          <w:lang w:val="en-US"/>
-        </w:rPr>
-        <w:t>Column</w:t>
+        <w:t xml:space="preserve"> Column</w:t>
       </w:r>
       <w:r>
         <w:rPr>
@@ -13957,7 +13770,6 @@
         </w:rPr>
         <w:t>(</w:t>
       </w:r>
-      <w:proofErr w:type="gramEnd"/>
       <w:r>
         <w:rPr>
           <w:rFonts w:ascii="Courier New" w:hAnsi="Courier New" w:cs="Courier New"/>
@@ -14033,16 +13845,7 @@
           <w:szCs w:val="28"/>
           <w:lang w:val="en-US"/>
         </w:rPr>
-        <w:t xml:space="preserve"> </w:t>
-      </w:r>
-      <w:proofErr w:type="gramStart"/>
-      <w:r>
-        <w:rPr>
-          <w:rFonts w:ascii="Courier New" w:hAnsi="Courier New" w:cs="Courier New"/>
-          <w:szCs w:val="28"/>
-          <w:lang w:val="en-US"/>
-        </w:rPr>
-        <w:t>Column</w:t>
+        <w:t xml:space="preserve"> Column</w:t>
       </w:r>
       <w:r>
         <w:rPr>
@@ -14056,7 +13859,6 @@
         <w:t>(</w:t>
       </w:r>
       <w:proofErr w:type="spellStart"/>
-      <w:proofErr w:type="gramEnd"/>
       <w:r>
         <w:rPr>
           <w:rFonts w:ascii="Courier New" w:hAnsi="Courier New" w:cs="Courier New"/>
@@ -14190,16 +13992,7 @@
           <w:szCs w:val="28"/>
           <w:lang w:val="en-US"/>
         </w:rPr>
-        <w:t xml:space="preserve"> </w:t>
-      </w:r>
-      <w:proofErr w:type="gramStart"/>
-      <w:r>
-        <w:rPr>
-          <w:rFonts w:ascii="Courier New" w:hAnsi="Courier New" w:cs="Courier New"/>
-          <w:szCs w:val="28"/>
-          <w:lang w:val="en-US"/>
-        </w:rPr>
-        <w:t>relationship</w:t>
+        <w:t xml:space="preserve"> relationship</w:t>
       </w:r>
       <w:r>
         <w:rPr>
@@ -14212,7 +14005,6 @@
         </w:rPr>
         <w:t>(</w:t>
       </w:r>
-      <w:proofErr w:type="gramEnd"/>
       <w:r>
         <w:rPr>
           <w:rFonts w:ascii="Courier New" w:hAnsi="Courier New" w:cs="Courier New"/>
@@ -14321,17 +14113,57 @@
           <w:szCs w:val="28"/>
           <w:lang w:val="en-US"/>
         </w:rPr>
+        <w:t xml:space="preserve"> relationship</w:t>
+      </w:r>
+      <w:r>
+        <w:rPr>
+          <w:rFonts w:ascii="Courier New" w:hAnsi="Courier New" w:cs="Courier New"/>
+          <w:b/>
+          <w:bCs/>
+          <w:color w:val="000080"/>
+          <w:szCs w:val="28"/>
+          <w:lang w:val="en-US"/>
+        </w:rPr>
+        <w:t>(</w:t>
+      </w:r>
+      <w:r>
+        <w:rPr>
+          <w:rFonts w:ascii="Courier New" w:hAnsi="Courier New" w:cs="Courier New"/>
+          <w:color w:val="808080"/>
+          <w:szCs w:val="28"/>
+          <w:lang w:val="en-US"/>
+        </w:rPr>
+        <w:t>"Order"</w:t>
+      </w:r>
+      <w:r>
+        <w:rPr>
+          <w:rFonts w:ascii="Courier New" w:hAnsi="Courier New" w:cs="Courier New"/>
+          <w:b/>
+          <w:bCs/>
+          <w:color w:val="000080"/>
+          <w:szCs w:val="28"/>
+          <w:lang w:val="en-US"/>
+        </w:rPr>
+        <w:t>,</w:t>
+      </w:r>
+      <w:r>
+        <w:rPr>
+          <w:rFonts w:ascii="Courier New" w:hAnsi="Courier New" w:cs="Courier New"/>
+          <w:szCs w:val="28"/>
+          <w:lang w:val="en-US"/>
+        </w:rPr>
         <w:t xml:space="preserve"> </w:t>
       </w:r>
-      <w:proofErr w:type="gramStart"/>
-      <w:r>
-        <w:rPr>
-          <w:rFonts w:ascii="Courier New" w:hAnsi="Courier New" w:cs="Courier New"/>
-          <w:szCs w:val="28"/>
-          <w:lang w:val="en-US"/>
-        </w:rPr>
-        <w:t>relationship</w:t>
-      </w:r>
+      <w:proofErr w:type="spellStart"/>
+      <w:r>
+        <w:rPr>
+          <w:rFonts w:ascii="Courier New" w:hAnsi="Courier New" w:cs="Courier New"/>
+          <w:szCs w:val="28"/>
+          <w:lang w:val="en-US"/>
+        </w:rPr>
+        <w:t>back_populates</w:t>
+      </w:r>
+      <w:proofErr w:type="spellEnd"/>
       <w:r>
         <w:rPr>
           <w:rFonts w:ascii="Courier New" w:hAnsi="Courier New" w:cs="Courier New"/>
@@ -14341,9 +14173,8 @@
           <w:szCs w:val="28"/>
           <w:lang w:val="en-US"/>
         </w:rPr>
-        <w:t>(</w:t>
-      </w:r>
-      <w:proofErr w:type="gramEnd"/>
+        <w:t>=</w:t>
+      </w:r>
       <w:r>
         <w:rPr>
           <w:rFonts w:ascii="Courier New" w:hAnsi="Courier New" w:cs="Courier New"/>
@@ -14351,7 +14182,7 @@
           <w:szCs w:val="28"/>
           <w:lang w:val="en-US"/>
         </w:rPr>
-        <w:t>"Order"</w:t>
+        <w:t>"client"</w:t>
       </w:r>
       <w:r>
         <w:rPr>
@@ -14362,55 +14193,6 @@
           <w:szCs w:val="28"/>
           <w:lang w:val="en-US"/>
         </w:rPr>
-        <w:t>,</w:t>
-      </w:r>
-      <w:r>
-        <w:rPr>
-          <w:rFonts w:ascii="Courier New" w:hAnsi="Courier New" w:cs="Courier New"/>
-          <w:szCs w:val="28"/>
-          <w:lang w:val="en-US"/>
-        </w:rPr>
-        <w:t xml:space="preserve"> </w:t>
-      </w:r>
-      <w:proofErr w:type="spellStart"/>
-      <w:r>
-        <w:rPr>
-          <w:rFonts w:ascii="Courier New" w:hAnsi="Courier New" w:cs="Courier New"/>
-          <w:szCs w:val="28"/>
-          <w:lang w:val="en-US"/>
-        </w:rPr>
-        <w:t>back_populates</w:t>
-      </w:r>
-      <w:proofErr w:type="spellEnd"/>
-      <w:r>
-        <w:rPr>
-          <w:rFonts w:ascii="Courier New" w:hAnsi="Courier New" w:cs="Courier New"/>
-          <w:b/>
-          <w:bCs/>
-          <w:color w:val="000080"/>
-          <w:szCs w:val="28"/>
-          <w:lang w:val="en-US"/>
-        </w:rPr>
-        <w:t>=</w:t>
-      </w:r>
-      <w:r>
-        <w:rPr>
-          <w:rFonts w:ascii="Courier New" w:hAnsi="Courier New" w:cs="Courier New"/>
-          <w:color w:val="808080"/>
-          <w:szCs w:val="28"/>
-          <w:lang w:val="en-US"/>
-        </w:rPr>
-        <w:t>"client"</w:t>
-      </w:r>
-      <w:r>
-        <w:rPr>
-          <w:rFonts w:ascii="Courier New" w:hAnsi="Courier New" w:cs="Courier New"/>
-          <w:b/>
-          <w:bCs/>
-          <w:color w:val="000080"/>
-          <w:szCs w:val="28"/>
-          <w:lang w:val="en-US"/>
-        </w:rPr>
         <w:t>)</w:t>
       </w:r>
     </w:p>
@@ -14418,6 +14200,7 @@
       <w:pPr>
         <w:rPr>
           <w:szCs w:val="28"/>
+          <w:lang w:val="en-US"/>
         </w:rPr>
       </w:pPr>
     </w:p>
@@ -14482,6 +14265,7 @@
           <w:i/>
           <w:iCs/>
           <w:szCs w:val="28"/>
+          <w:lang w:val="en-US"/>
         </w:rPr>
       </w:pPr>
       <w:r>
@@ -14490,7 +14274,58 @@
           <w:iCs/>
           <w:szCs w:val="28"/>
         </w:rPr>
-        <w:t>Листинг 3.7 – Фрагмент модели устройства</w:t>
+        <w:t>Листинг</w:t>
+      </w:r>
+      <w:r>
+        <w:rPr>
+          <w:i/>
+          <w:iCs/>
+          <w:szCs w:val="28"/>
+          <w:lang w:val="en-US"/>
+        </w:rPr>
+        <w:t xml:space="preserve"> 3.7 – </w:t>
+      </w:r>
+      <w:r>
+        <w:rPr>
+          <w:i/>
+          <w:iCs/>
+          <w:szCs w:val="28"/>
+        </w:rPr>
+        <w:t>Фрагмент</w:t>
+      </w:r>
+      <w:r>
+        <w:rPr>
+          <w:i/>
+          <w:iCs/>
+          <w:szCs w:val="28"/>
+          <w:lang w:val="en-US"/>
+        </w:rPr>
+        <w:t xml:space="preserve"> </w:t>
+      </w:r>
+      <w:r>
+        <w:rPr>
+          <w:i/>
+          <w:iCs/>
+          <w:szCs w:val="28"/>
+        </w:rPr>
+        <w:t>модели</w:t>
+      </w:r>
+      <w:r>
+        <w:rPr>
+          <w:i/>
+          <w:iCs/>
+          <w:szCs w:val="28"/>
+          <w:lang w:val="en-US"/>
+        </w:rPr>
+        <w:t xml:space="preserve"> </w:t>
+      </w:r>
+      <w:r>
+        <w:rPr>
+          <w:i/>
+          <w:iCs/>
+          <w:szCs w:val="28"/>
+        </w:rPr>
+        <w:t>устройства</w:t>
       </w:r>
     </w:p>
     <w:p>
@@ -14524,7 +14359,6 @@
         </w:rPr>
         <w:t xml:space="preserve"> </w:t>
       </w:r>
-      <w:proofErr w:type="gramStart"/>
       <w:r>
         <w:rPr>
           <w:rFonts w:ascii="Courier New" w:hAnsi="Courier New" w:cs="Courier New"/>
@@ -14546,7 +14380,6 @@
         </w:rPr>
         <w:t>(</w:t>
       </w:r>
-      <w:proofErr w:type="gramEnd"/>
       <w:r>
         <w:rPr>
           <w:rFonts w:ascii="Courier New" w:hAnsi="Courier New" w:cs="Courier New"/>
@@ -14690,16 +14523,7 @@
           <w:szCs w:val="28"/>
           <w:lang w:val="en-US"/>
         </w:rPr>
-        <w:t xml:space="preserve"> </w:t>
-      </w:r>
-      <w:proofErr w:type="gramStart"/>
-      <w:r>
-        <w:rPr>
-          <w:rFonts w:ascii="Courier New" w:hAnsi="Courier New" w:cs="Courier New"/>
-          <w:szCs w:val="28"/>
-          <w:lang w:val="en-US"/>
-        </w:rPr>
-        <w:t>Column</w:t>
+        <w:t xml:space="preserve"> Column</w:t>
       </w:r>
       <w:r>
         <w:rPr>
@@ -14712,7 +14536,6 @@
         </w:rPr>
         <w:t>(</w:t>
       </w:r>
-      <w:proofErr w:type="gramEnd"/>
       <w:r>
         <w:rPr>
           <w:rFonts w:ascii="Courier New" w:hAnsi="Courier New" w:cs="Courier New"/>
@@ -14881,16 +14704,7 @@
           <w:szCs w:val="28"/>
           <w:lang w:val="en-US"/>
         </w:rPr>
-        <w:t xml:space="preserve"> </w:t>
-      </w:r>
-      <w:proofErr w:type="gramStart"/>
-      <w:r>
-        <w:rPr>
-          <w:rFonts w:ascii="Courier New" w:hAnsi="Courier New" w:cs="Courier New"/>
-          <w:szCs w:val="28"/>
-          <w:lang w:val="en-US"/>
-        </w:rPr>
-        <w:t>Column</w:t>
+        <w:t xml:space="preserve"> Column</w:t>
       </w:r>
       <w:r>
         <w:rPr>
@@ -14903,7 +14717,6 @@
         </w:rPr>
         <w:t>(</w:t>
       </w:r>
-      <w:proofErr w:type="gramEnd"/>
       <w:r>
         <w:rPr>
           <w:rFonts w:ascii="Courier New" w:hAnsi="Courier New" w:cs="Courier New"/>
@@ -15028,16 +14841,7 @@
           <w:szCs w:val="28"/>
           <w:lang w:val="en-US"/>
         </w:rPr>
-        <w:t xml:space="preserve"> </w:t>
-      </w:r>
-      <w:proofErr w:type="gramStart"/>
-      <w:r>
-        <w:rPr>
-          <w:rFonts w:ascii="Courier New" w:hAnsi="Courier New" w:cs="Courier New"/>
-          <w:szCs w:val="28"/>
-          <w:lang w:val="en-US"/>
-        </w:rPr>
-        <w:t>Column</w:t>
+        <w:t xml:space="preserve"> Column</w:t>
       </w:r>
       <w:r>
         <w:rPr>
@@ -15050,7 +14854,6 @@
         </w:rPr>
         <w:t>(</w:t>
       </w:r>
-      <w:proofErr w:type="gramEnd"/>
       <w:r>
         <w:rPr>
           <w:rFonts w:ascii="Courier New" w:hAnsi="Courier New" w:cs="Courier New"/>
@@ -15108,16 +14911,7 @@
           <w:szCs w:val="28"/>
           <w:lang w:val="en-US"/>
         </w:rPr>
-        <w:t xml:space="preserve"> </w:t>
-      </w:r>
-      <w:proofErr w:type="gramStart"/>
-      <w:r>
-        <w:rPr>
-          <w:rFonts w:ascii="Courier New" w:hAnsi="Courier New" w:cs="Courier New"/>
-          <w:szCs w:val="28"/>
-          <w:lang w:val="en-US"/>
-        </w:rPr>
-        <w:t>Column</w:t>
+        <w:t xml:space="preserve"> Column</w:t>
       </w:r>
       <w:r>
         <w:rPr>
@@ -15130,7 +14924,6 @@
         </w:rPr>
         <w:t>(</w:t>
       </w:r>
-      <w:proofErr w:type="gramEnd"/>
       <w:r>
         <w:rPr>
           <w:rFonts w:ascii="Courier New" w:hAnsi="Courier New" w:cs="Courier New"/>
@@ -15188,16 +14981,7 @@
           <w:szCs w:val="28"/>
           <w:lang w:val="en-US"/>
         </w:rPr>
-        <w:t xml:space="preserve"> </w:t>
-      </w:r>
-      <w:proofErr w:type="gramStart"/>
-      <w:r>
-        <w:rPr>
-          <w:rFonts w:ascii="Courier New" w:hAnsi="Courier New" w:cs="Courier New"/>
-          <w:szCs w:val="28"/>
-          <w:lang w:val="en-US"/>
-        </w:rPr>
-        <w:t>Column</w:t>
+        <w:t xml:space="preserve"> Column</w:t>
       </w:r>
       <w:r>
         <w:rPr>
@@ -15210,7 +14994,6 @@
         </w:rPr>
         <w:t>(</w:t>
       </w:r>
-      <w:proofErr w:type="gramEnd"/>
       <w:r>
         <w:rPr>
           <w:rFonts w:ascii="Courier New" w:hAnsi="Courier New" w:cs="Courier New"/>
@@ -15286,16 +15069,7 @@
           <w:szCs w:val="28"/>
           <w:lang w:val="en-US"/>
         </w:rPr>
-        <w:t xml:space="preserve"> </w:t>
-      </w:r>
-      <w:proofErr w:type="gramStart"/>
-      <w:r>
-        <w:rPr>
-          <w:rFonts w:ascii="Courier New" w:hAnsi="Courier New" w:cs="Courier New"/>
-          <w:szCs w:val="28"/>
-          <w:lang w:val="en-US"/>
-        </w:rPr>
-        <w:t>Column</w:t>
+        <w:t xml:space="preserve"> Column</w:t>
       </w:r>
       <w:r>
         <w:rPr>
@@ -15308,7 +15082,6 @@
         </w:rPr>
         <w:t>(</w:t>
       </w:r>
-      <w:proofErr w:type="gramEnd"/>
       <w:r>
         <w:rPr>
           <w:rFonts w:ascii="Courier New" w:hAnsi="Courier New" w:cs="Courier New"/>
@@ -15384,16 +15157,7 @@
           <w:szCs w:val="28"/>
           <w:lang w:val="en-US"/>
         </w:rPr>
-        <w:t xml:space="preserve"> </w:t>
-      </w:r>
-      <w:proofErr w:type="gramStart"/>
-      <w:r>
-        <w:rPr>
-          <w:rFonts w:ascii="Courier New" w:hAnsi="Courier New" w:cs="Courier New"/>
-          <w:szCs w:val="28"/>
-          <w:lang w:val="en-US"/>
-        </w:rPr>
-        <w:t>Column</w:t>
+        <w:t xml:space="preserve"> Column</w:t>
       </w:r>
       <w:r>
         <w:rPr>
@@ -15406,7 +15170,6 @@
         </w:rPr>
         <w:t>(</w:t>
       </w:r>
-      <w:proofErr w:type="gramEnd"/>
       <w:r>
         <w:rPr>
           <w:rFonts w:ascii="Courier New" w:hAnsi="Courier New" w:cs="Courier New"/>
@@ -15464,16 +15227,7 @@
           <w:szCs w:val="28"/>
           <w:lang w:val="en-US"/>
         </w:rPr>
-        <w:t xml:space="preserve"> </w:t>
-      </w:r>
-      <w:proofErr w:type="gramStart"/>
-      <w:r>
-        <w:rPr>
-          <w:rFonts w:ascii="Courier New" w:hAnsi="Courier New" w:cs="Courier New"/>
-          <w:szCs w:val="28"/>
-          <w:lang w:val="en-US"/>
-        </w:rPr>
-        <w:t>Column</w:t>
+        <w:t xml:space="preserve"> Column</w:t>
       </w:r>
       <w:r>
         <w:rPr>
@@ -15486,7 +15240,6 @@
         </w:rPr>
         <w:t>(</w:t>
       </w:r>
-      <w:proofErr w:type="gramEnd"/>
       <w:r>
         <w:rPr>
           <w:rFonts w:ascii="Courier New" w:hAnsi="Courier New" w:cs="Courier New"/>
@@ -15562,16 +15315,7 @@
           <w:szCs w:val="28"/>
           <w:lang w:val="en-US"/>
         </w:rPr>
-        <w:t xml:space="preserve"> </w:t>
-      </w:r>
-      <w:proofErr w:type="gramStart"/>
-      <w:r>
-        <w:rPr>
-          <w:rFonts w:ascii="Courier New" w:hAnsi="Courier New" w:cs="Courier New"/>
-          <w:szCs w:val="28"/>
-          <w:lang w:val="en-US"/>
-        </w:rPr>
-        <w:t>Column</w:t>
+        <w:t xml:space="preserve"> Column</w:t>
       </w:r>
       <w:r>
         <w:rPr>
@@ -15585,7 +15329,6 @@
         <w:t>(</w:t>
       </w:r>
       <w:proofErr w:type="spellStart"/>
-      <w:proofErr w:type="gramEnd"/>
       <w:r>
         <w:rPr>
           <w:rFonts w:ascii="Courier New" w:hAnsi="Courier New" w:cs="Courier New"/>
@@ -15644,16 +15387,7 @@
           <w:szCs w:val="28"/>
           <w:lang w:val="en-US"/>
         </w:rPr>
-        <w:t xml:space="preserve"> </w:t>
-      </w:r>
-      <w:proofErr w:type="gramStart"/>
-      <w:r>
-        <w:rPr>
-          <w:rFonts w:ascii="Courier New" w:hAnsi="Courier New" w:cs="Courier New"/>
-          <w:szCs w:val="28"/>
-          <w:lang w:val="en-US"/>
-        </w:rPr>
-        <w:t>Column</w:t>
+        <w:t xml:space="preserve"> Column</w:t>
       </w:r>
       <w:r>
         <w:rPr>
@@ -15666,7 +15400,6 @@
         </w:rPr>
         <w:t>(</w:t>
       </w:r>
-      <w:proofErr w:type="gramEnd"/>
       <w:r>
         <w:rPr>
           <w:rFonts w:ascii="Courier New" w:hAnsi="Courier New" w:cs="Courier New"/>
@@ -15724,16 +15457,7 @@
           <w:szCs w:val="28"/>
           <w:lang w:val="en-US"/>
         </w:rPr>
-        <w:t xml:space="preserve"> </w:t>
-      </w:r>
-      <w:proofErr w:type="gramStart"/>
-      <w:r>
-        <w:rPr>
-          <w:rFonts w:ascii="Courier New" w:hAnsi="Courier New" w:cs="Courier New"/>
-          <w:szCs w:val="28"/>
-          <w:lang w:val="en-US"/>
-        </w:rPr>
-        <w:t>Column</w:t>
+        <w:t xml:space="preserve"> Column</w:t>
       </w:r>
       <w:r>
         <w:rPr>
@@ -15746,7 +15470,6 @@
         </w:rPr>
         <w:t>(</w:t>
       </w:r>
-      <w:proofErr w:type="gramEnd"/>
       <w:r>
         <w:rPr>
           <w:rFonts w:ascii="Courier New" w:hAnsi="Courier New" w:cs="Courier New"/>
@@ -15822,16 +15545,7 @@
           <w:szCs w:val="28"/>
           <w:lang w:val="en-US"/>
         </w:rPr>
-        <w:t xml:space="preserve"> </w:t>
-      </w:r>
-      <w:proofErr w:type="gramStart"/>
-      <w:r>
-        <w:rPr>
-          <w:rFonts w:ascii="Courier New" w:hAnsi="Courier New" w:cs="Courier New"/>
-          <w:szCs w:val="28"/>
-          <w:lang w:val="en-US"/>
-        </w:rPr>
-        <w:t>Column</w:t>
+        <w:t xml:space="preserve"> Column</w:t>
       </w:r>
       <w:r>
         <w:rPr>
@@ -15845,7 +15559,6 @@
         <w:t>(</w:t>
       </w:r>
       <w:proofErr w:type="spellStart"/>
-      <w:proofErr w:type="gramEnd"/>
       <w:r>
         <w:rPr>
           <w:rFonts w:ascii="Courier New" w:hAnsi="Courier New" w:cs="Courier New"/>
@@ -15984,16 +15697,7 @@
           <w:szCs w:val="28"/>
           <w:lang w:val="en-US"/>
         </w:rPr>
-        <w:t xml:space="preserve"> </w:t>
-      </w:r>
-      <w:proofErr w:type="gramStart"/>
-      <w:r>
-        <w:rPr>
-          <w:rFonts w:ascii="Courier New" w:hAnsi="Courier New" w:cs="Courier New"/>
-          <w:szCs w:val="28"/>
-          <w:lang w:val="en-US"/>
-        </w:rPr>
-        <w:t>Column</w:t>
+        <w:t xml:space="preserve"> Column</w:t>
       </w:r>
       <w:r>
         <w:rPr>
@@ -16007,7 +15711,6 @@
         <w:t>(</w:t>
       </w:r>
       <w:proofErr w:type="spellStart"/>
-      <w:proofErr w:type="gramEnd"/>
       <w:r>
         <w:rPr>
           <w:rFonts w:ascii="Courier New" w:hAnsi="Courier New" w:cs="Courier New"/>
@@ -16079,16 +15782,7 @@
           <w:szCs w:val="28"/>
           <w:lang w:val="en-US"/>
         </w:rPr>
-        <w:t xml:space="preserve"> </w:t>
-      </w:r>
-      <w:proofErr w:type="gramStart"/>
-      <w:r>
-        <w:rPr>
-          <w:rFonts w:ascii="Courier New" w:hAnsi="Courier New" w:cs="Courier New"/>
-          <w:szCs w:val="28"/>
-          <w:lang w:val="en-US"/>
-        </w:rPr>
-        <w:t>relationship</w:t>
+        <w:t xml:space="preserve"> relationship</w:t>
       </w:r>
       <w:r>
         <w:rPr>
@@ -16101,7 +15795,6 @@
         </w:rPr>
         <w:t>(</w:t>
       </w:r>
-      <w:proofErr w:type="gramEnd"/>
       <w:r>
         <w:rPr>
           <w:rFonts w:ascii="Courier New" w:hAnsi="Courier New" w:cs="Courier New"/>
@@ -16182,6 +15875,7 @@
           <w:color w:val="auto"/>
           <w:sz w:val="36"/>
           <w:szCs w:val="36"/>
+          <w:lang w:val="en-US"/>
         </w:rPr>
       </w:pPr>
       <w:r>
@@ -16209,16 +15903,7 @@
           <w:szCs w:val="28"/>
           <w:lang w:val="en-US"/>
         </w:rPr>
-        <w:t xml:space="preserve"> </w:t>
-      </w:r>
-      <w:proofErr w:type="gramStart"/>
-      <w:r>
-        <w:rPr>
-          <w:rFonts w:ascii="Courier New" w:hAnsi="Courier New" w:cs="Courier New"/>
-          <w:szCs w:val="28"/>
-          <w:lang w:val="en-US"/>
-        </w:rPr>
-        <w:t>relationship</w:t>
+        <w:t xml:space="preserve"> relationship</w:t>
       </w:r>
       <w:r>
         <w:rPr>
@@ -16231,7 +15916,6 @@
         </w:rPr>
         <w:t>(</w:t>
       </w:r>
-      <w:proofErr w:type="gramEnd"/>
       <w:r>
         <w:rPr>
           <w:rFonts w:ascii="Courier New" w:hAnsi="Courier New" w:cs="Courier New"/>
@@ -16350,7 +16034,7 @@
         </w:rPr>
         <w:lastRenderedPageBreak/>
         <w:drawing>
-          <wp:inline distT="0" distB="0" distL="0" distR="0" wp14:anchorId="4EBD3A59" wp14:editId="16E16BE8">
+          <wp:inline distT="0" distB="0" distL="0" distR="0" wp14:anchorId="4EBD3A59" wp14:editId="688C9E62">
             <wp:extent cx="5940425" cy="2920288"/>
             <wp:effectExtent l="0" t="0" r="3175" b="0"/>
             <wp:docPr id="15" name="Рисунок 15"/>
@@ -16414,7 +16098,7 @@
           <w:lang w:val="en-US"/>
         </w:rPr>
         <w:drawing>
-          <wp:inline distT="0" distB="0" distL="0" distR="0" wp14:anchorId="246E9466" wp14:editId="1B2FE142">
+          <wp:inline distT="0" distB="0" distL="0" distR="0" wp14:anchorId="246E9466" wp14:editId="0026B8CF">
             <wp:extent cx="5940425" cy="2920288"/>
             <wp:effectExtent l="0" t="0" r="3175" b="0"/>
             <wp:docPr id="16" name="Рисунок 16"/>
@@ -16627,7 +16311,6 @@
         </w:rPr>
         <w:t xml:space="preserve"> </w:t>
       </w:r>
-      <w:proofErr w:type="gramStart"/>
       <w:r>
         <w:rPr>
           <w:rFonts w:ascii="Courier New" w:hAnsi="Courier New" w:cs="Courier New"/>
@@ -16649,7 +16332,6 @@
         </w:rPr>
         <w:t>(</w:t>
       </w:r>
-      <w:proofErr w:type="gramEnd"/>
       <w:r>
         <w:rPr>
           <w:rFonts w:ascii="Courier New" w:hAnsi="Courier New" w:cs="Courier New"/>
@@ -16793,16 +16475,7 @@
           <w:szCs w:val="28"/>
           <w:lang w:val="en-US"/>
         </w:rPr>
-        <w:t xml:space="preserve"> </w:t>
-      </w:r>
-      <w:proofErr w:type="gramStart"/>
-      <w:r>
-        <w:rPr>
-          <w:rFonts w:ascii="Courier New" w:hAnsi="Courier New" w:cs="Courier New"/>
-          <w:szCs w:val="28"/>
-          <w:lang w:val="en-US"/>
-        </w:rPr>
-        <w:t>Column</w:t>
+        <w:t xml:space="preserve"> Column</w:t>
       </w:r>
       <w:r>
         <w:rPr>
@@ -16815,7 +16488,6 @@
         </w:rPr>
         <w:t>(</w:t>
       </w:r>
-      <w:proofErr w:type="gramEnd"/>
       <w:r>
         <w:rPr>
           <w:rFonts w:ascii="Courier New" w:hAnsi="Courier New" w:cs="Courier New"/>
@@ -16983,16 +16655,7 @@
           <w:szCs w:val="28"/>
           <w:lang w:val="en-US"/>
         </w:rPr>
-        <w:t xml:space="preserve"> </w:t>
-      </w:r>
-      <w:proofErr w:type="gramStart"/>
-      <w:r>
-        <w:rPr>
-          <w:rFonts w:ascii="Courier New" w:hAnsi="Courier New" w:cs="Courier New"/>
-          <w:szCs w:val="28"/>
-          <w:lang w:val="en-US"/>
-        </w:rPr>
-        <w:t>Column</w:t>
+        <w:t xml:space="preserve"> Column</w:t>
       </w:r>
       <w:r>
         <w:rPr>
@@ -17005,7 +16668,6 @@
         </w:rPr>
         <w:t>(</w:t>
       </w:r>
-      <w:proofErr w:type="gramEnd"/>
       <w:r>
         <w:rPr>
           <w:rFonts w:ascii="Courier New" w:hAnsi="Courier New" w:cs="Courier New"/>
@@ -17130,16 +16792,7 @@
           <w:szCs w:val="28"/>
           <w:lang w:val="en-US"/>
         </w:rPr>
-        <w:t xml:space="preserve"> </w:t>
-      </w:r>
-      <w:proofErr w:type="gramStart"/>
-      <w:r>
-        <w:rPr>
-          <w:rFonts w:ascii="Courier New" w:hAnsi="Courier New" w:cs="Courier New"/>
-          <w:szCs w:val="28"/>
-          <w:lang w:val="en-US"/>
-        </w:rPr>
-        <w:t>Column</w:t>
+        <w:t xml:space="preserve"> Column</w:t>
       </w:r>
       <w:r>
         <w:rPr>
@@ -17152,7 +16805,6 @@
         </w:rPr>
         <w:t>(</w:t>
       </w:r>
-      <w:proofErr w:type="gramEnd"/>
       <w:r>
         <w:rPr>
           <w:rFonts w:ascii="Courier New" w:hAnsi="Courier New" w:cs="Courier New"/>
@@ -17277,16 +16929,7 @@
           <w:szCs w:val="28"/>
           <w:lang w:val="en-US"/>
         </w:rPr>
-        <w:t xml:space="preserve"> </w:t>
-      </w:r>
-      <w:proofErr w:type="gramStart"/>
-      <w:r>
-        <w:rPr>
-          <w:rFonts w:ascii="Courier New" w:hAnsi="Courier New" w:cs="Courier New"/>
-          <w:szCs w:val="28"/>
-          <w:lang w:val="en-US"/>
-        </w:rPr>
-        <w:t>Column</w:t>
+        <w:t xml:space="preserve"> Column</w:t>
       </w:r>
       <w:r>
         <w:rPr>
@@ -17299,7 +16942,6 @@
         </w:rPr>
         <w:t>(</w:t>
       </w:r>
-      <w:proofErr w:type="gramEnd"/>
       <w:r>
         <w:rPr>
           <w:rFonts w:ascii="Courier New" w:hAnsi="Courier New" w:cs="Courier New"/>
@@ -17406,16 +17048,7 @@
           <w:szCs w:val="28"/>
           <w:lang w:val="en-US"/>
         </w:rPr>
-        <w:t xml:space="preserve"> </w:t>
-      </w:r>
-      <w:proofErr w:type="gramStart"/>
-      <w:r>
-        <w:rPr>
-          <w:rFonts w:ascii="Courier New" w:hAnsi="Courier New" w:cs="Courier New"/>
-          <w:szCs w:val="28"/>
-          <w:lang w:val="en-US"/>
-        </w:rPr>
-        <w:t>Column</w:t>
+        <w:t xml:space="preserve"> Column</w:t>
       </w:r>
       <w:r>
         <w:rPr>
@@ -17428,7 +17061,6 @@
         </w:rPr>
         <w:t>(</w:t>
       </w:r>
-      <w:proofErr w:type="gramEnd"/>
       <w:r>
         <w:rPr>
           <w:rFonts w:ascii="Courier New" w:hAnsi="Courier New" w:cs="Courier New"/>
@@ -17486,16 +17118,7 @@
           <w:szCs w:val="28"/>
           <w:lang w:val="en-US"/>
         </w:rPr>
-        <w:t xml:space="preserve"> </w:t>
-      </w:r>
-      <w:proofErr w:type="gramStart"/>
-      <w:r>
-        <w:rPr>
-          <w:rFonts w:ascii="Courier New" w:hAnsi="Courier New" w:cs="Courier New"/>
-          <w:szCs w:val="28"/>
-          <w:lang w:val="en-US"/>
-        </w:rPr>
-        <w:t>Column</w:t>
+        <w:t xml:space="preserve"> Column</w:t>
       </w:r>
       <w:r>
         <w:rPr>
@@ -17508,7 +17131,6 @@
         </w:rPr>
         <w:t>(</w:t>
       </w:r>
-      <w:proofErr w:type="gramEnd"/>
       <w:r>
         <w:rPr>
           <w:rFonts w:ascii="Courier New" w:hAnsi="Courier New" w:cs="Courier New"/>
@@ -17566,16 +17188,7 @@
           <w:szCs w:val="28"/>
           <w:lang w:val="en-US"/>
         </w:rPr>
-        <w:t xml:space="preserve"> </w:t>
-      </w:r>
-      <w:proofErr w:type="gramStart"/>
-      <w:r>
-        <w:rPr>
-          <w:rFonts w:ascii="Courier New" w:hAnsi="Courier New" w:cs="Courier New"/>
-          <w:szCs w:val="28"/>
-          <w:lang w:val="en-US"/>
-        </w:rPr>
-        <w:t>Column</w:t>
+        <w:t xml:space="preserve"> Column</w:t>
       </w:r>
       <w:r>
         <w:rPr>
@@ -17588,7 +17201,6 @@
         </w:rPr>
         <w:t>(</w:t>
       </w:r>
-      <w:proofErr w:type="gramEnd"/>
       <w:r>
         <w:rPr>
           <w:rFonts w:ascii="Courier New" w:hAnsi="Courier New" w:cs="Courier New"/>
@@ -17664,16 +17276,7 @@
           <w:szCs w:val="28"/>
           <w:lang w:val="en-US"/>
         </w:rPr>
-        <w:t xml:space="preserve"> </w:t>
-      </w:r>
-      <w:proofErr w:type="gramStart"/>
-      <w:r>
-        <w:rPr>
-          <w:rFonts w:ascii="Courier New" w:hAnsi="Courier New" w:cs="Courier New"/>
-          <w:szCs w:val="28"/>
-          <w:lang w:val="en-US"/>
-        </w:rPr>
-        <w:t>Column</w:t>
+        <w:t xml:space="preserve"> Column</w:t>
       </w:r>
       <w:r>
         <w:rPr>
@@ -17687,7 +17290,6 @@
         <w:t>(</w:t>
       </w:r>
       <w:proofErr w:type="spellStart"/>
-      <w:proofErr w:type="gramEnd"/>
       <w:r>
         <w:rPr>
           <w:rFonts w:ascii="Courier New" w:hAnsi="Courier New" w:cs="Courier New"/>
@@ -17821,16 +17423,7 @@
           <w:szCs w:val="28"/>
           <w:lang w:val="en-US"/>
         </w:rPr>
-        <w:t xml:space="preserve"> </w:t>
-      </w:r>
-      <w:proofErr w:type="gramStart"/>
-      <w:r>
-        <w:rPr>
-          <w:rFonts w:ascii="Courier New" w:hAnsi="Courier New" w:cs="Courier New"/>
-          <w:szCs w:val="28"/>
-          <w:lang w:val="en-US"/>
-        </w:rPr>
-        <w:t>relationship</w:t>
+        <w:t xml:space="preserve"> relationship</w:t>
       </w:r>
       <w:r>
         <w:rPr>
@@ -17843,7 +17436,6 @@
         </w:rPr>
         <w:t>(</w:t>
       </w:r>
-      <w:proofErr w:type="gramEnd"/>
       <w:r>
         <w:rPr>
           <w:rFonts w:ascii="Courier New" w:hAnsi="Courier New" w:cs="Courier New"/>
@@ -17951,16 +17543,7 @@
           <w:szCs w:val="28"/>
           <w:lang w:val="en-US"/>
         </w:rPr>
-        <w:t xml:space="preserve"> </w:t>
-      </w:r>
-      <w:proofErr w:type="gramStart"/>
-      <w:r>
-        <w:rPr>
-          <w:rFonts w:ascii="Courier New" w:hAnsi="Courier New" w:cs="Courier New"/>
-          <w:szCs w:val="28"/>
-          <w:lang w:val="en-US"/>
-        </w:rPr>
-        <w:t>relationship</w:t>
+        <w:t xml:space="preserve"> relationship</w:t>
       </w:r>
       <w:r>
         <w:rPr>
@@ -17973,7 +17556,6 @@
         </w:rPr>
         <w:t>(</w:t>
       </w:r>
-      <w:proofErr w:type="gramEnd"/>
       <w:r>
         <w:rPr>
           <w:rFonts w:ascii="Courier New" w:hAnsi="Courier New" w:cs="Courier New"/>
@@ -18054,6 +17636,7 @@
           <w:color w:val="auto"/>
           <w:sz w:val="36"/>
           <w:szCs w:val="36"/>
+          <w:lang w:val="en-US"/>
         </w:rPr>
       </w:pPr>
       <w:r>
@@ -18081,16 +17664,7 @@
           <w:szCs w:val="28"/>
           <w:lang w:val="en-US"/>
         </w:rPr>
-        <w:t xml:space="preserve"> </w:t>
-      </w:r>
-      <w:proofErr w:type="gramStart"/>
-      <w:r>
-        <w:rPr>
-          <w:rFonts w:ascii="Courier New" w:hAnsi="Courier New" w:cs="Courier New"/>
-          <w:szCs w:val="28"/>
-          <w:lang w:val="en-US"/>
-        </w:rPr>
-        <w:t>relationship</w:t>
+        <w:t xml:space="preserve"> relationship</w:t>
       </w:r>
       <w:r>
         <w:rPr>
@@ -18103,7 +17677,6 @@
         </w:rPr>
         <w:t>(</w:t>
       </w:r>
-      <w:proofErr w:type="gramEnd"/>
       <w:r>
         <w:rPr>
           <w:rFonts w:ascii="Courier New" w:hAnsi="Courier New" w:cs="Courier New"/>
@@ -18271,7 +17844,7 @@
         </w:rPr>
         <w:lastRenderedPageBreak/>
         <w:drawing>
-          <wp:inline distT="0" distB="0" distL="0" distR="0" wp14:anchorId="4795DE63" wp14:editId="3839C463">
+          <wp:inline distT="0" distB="0" distL="0" distR="0" wp14:anchorId="4795DE63" wp14:editId="3F2B6DF9">
             <wp:extent cx="5940425" cy="2926451"/>
             <wp:effectExtent l="0" t="0" r="3175" b="7620"/>
             <wp:docPr id="19" name="Рисунок 19"/>
@@ -18347,7 +17920,6 @@
         <w:t>Для повышения удобства работы пользователя с большими объёмами информации в системе реализованы механизмы оперативного поиска и многофакторной фильтрации данных. Данные функции доступны на страницах управления клиентами, устройствами, мастерами и, что наиболее важно, в модуле заявок на ремонт, где количество записей может быстро накапливаться. Поиск осуществляется на стороне клиента без дополнительных запросов к серверу, что обеспечивает мгновенную реакцию интерфейса. При вводе текста в поисковое поле происходит последовательное сравнение введённой подстроки с соответствующими строковыми полями каждой записи в загруженном массиве данных. Для проверки вхождения подстроки используется стандартный метод JavaScript </w:t>
       </w:r>
       <w:proofErr w:type="spellStart"/>
-      <w:proofErr w:type="gramStart"/>
       <w:r>
         <w:rPr>
           <w:szCs w:val="28"/>
@@ -18359,14 +17931,7 @@
         <w:rPr>
           <w:szCs w:val="28"/>
         </w:rPr>
-        <w:t>(</w:t>
-      </w:r>
-      <w:proofErr w:type="gramEnd"/>
-      <w:r>
-        <w:rPr>
-          <w:szCs w:val="28"/>
-        </w:rPr>
-        <w:t>), что позволяет находить совпадения без учёта регистра и положения искомого фрагмента в строке.</w:t>
+        <w:t>(), что позволяет находить совпадения без учёта регистра и положения искомого фрагмента в строке.</w:t>
       </w:r>
     </w:p>
     <w:p>
@@ -18419,7 +17984,6 @@
         <w:t xml:space="preserve">function </w:t>
       </w:r>
       <w:proofErr w:type="spellStart"/>
-      <w:proofErr w:type="gramStart"/>
       <w:r>
         <w:rPr>
           <w:rFonts w:ascii="Courier New" w:hAnsi="Courier New" w:cs="Courier New"/>
@@ -18438,19 +18002,7 @@
           <w:szCs w:val="28"/>
           <w:lang w:val="en-US"/>
         </w:rPr>
-        <w:t>(</w:t>
-      </w:r>
-      <w:proofErr w:type="gramEnd"/>
-      <w:r>
-        <w:rPr>
-          <w:rFonts w:ascii="Courier New" w:hAnsi="Courier New" w:cs="Courier New"/>
-          <w:b/>
-          <w:bCs/>
-          <w:color w:val="000080"/>
-          <w:szCs w:val="28"/>
-          <w:lang w:val="en-US"/>
-        </w:rPr>
-        <w:t>)</w:t>
+        <w:t>()</w:t>
       </w:r>
       <w:r>
         <w:rPr>
@@ -18530,7 +18082,6 @@
         <w:t xml:space="preserve"> </w:t>
       </w:r>
       <w:proofErr w:type="spellStart"/>
-      <w:proofErr w:type="gramStart"/>
       <w:r>
         <w:rPr>
           <w:rFonts w:ascii="Courier New" w:hAnsi="Courier New" w:cs="Courier New"/>
@@ -18562,7 +18113,6 @@
         <w:t>getElementById</w:t>
       </w:r>
       <w:proofErr w:type="spellEnd"/>
-      <w:proofErr w:type="gramEnd"/>
       <w:r>
         <w:rPr>
           <w:rFonts w:ascii="Courier New" w:hAnsi="Courier New" w:cs="Courier New"/>
@@ -18701,7 +18251,6 @@
         <w:t xml:space="preserve"> </w:t>
       </w:r>
       <w:proofErr w:type="spellStart"/>
-      <w:proofErr w:type="gramStart"/>
       <w:r>
         <w:rPr>
           <w:rFonts w:ascii="Courier New" w:hAnsi="Courier New" w:cs="Courier New"/>
@@ -18733,7 +18282,6 @@
         <w:t>getElementById</w:t>
       </w:r>
       <w:proofErr w:type="spellEnd"/>
-      <w:proofErr w:type="gramEnd"/>
       <w:r>
         <w:rPr>
           <w:rFonts w:ascii="Courier New" w:hAnsi="Courier New" w:cs="Courier New"/>
@@ -18866,7 +18414,6 @@
         <w:t xml:space="preserve"> </w:t>
       </w:r>
       <w:proofErr w:type="spellStart"/>
-      <w:proofErr w:type="gramStart"/>
       <w:r>
         <w:rPr>
           <w:rFonts w:ascii="Courier New" w:hAnsi="Courier New" w:cs="Courier New"/>
@@ -18898,7 +18445,6 @@
         <w:t>getElementById</w:t>
       </w:r>
       <w:proofErr w:type="spellEnd"/>
-      <w:proofErr w:type="gramEnd"/>
       <w:r>
         <w:rPr>
           <w:rFonts w:ascii="Courier New" w:hAnsi="Courier New" w:cs="Courier New"/>
@@ -19044,7 +18590,6 @@
         <w:t xml:space="preserve"> </w:t>
       </w:r>
       <w:proofErr w:type="spellStart"/>
-      <w:proofErr w:type="gramStart"/>
       <w:r>
         <w:rPr>
           <w:rFonts w:ascii="Courier New" w:hAnsi="Courier New" w:cs="Courier New"/>
@@ -19076,7 +18621,6 @@
         <w:t>filter</w:t>
       </w:r>
       <w:proofErr w:type="spellEnd"/>
-      <w:proofErr w:type="gramEnd"/>
       <w:r>
         <w:rPr>
           <w:rFonts w:ascii="Courier New" w:hAnsi="Courier New" w:cs="Courier New"/>
@@ -19205,7 +18749,6 @@
         <w:t xml:space="preserve"> </w:t>
       </w:r>
       <w:proofErr w:type="spellStart"/>
-      <w:proofErr w:type="gramStart"/>
       <w:r>
         <w:rPr>
           <w:rFonts w:ascii="Courier New" w:hAnsi="Courier New" w:cs="Courier New"/>
@@ -19237,7 +18780,6 @@
         <w:t>status</w:t>
       </w:r>
       <w:proofErr w:type="spellEnd"/>
-      <w:proofErr w:type="gramEnd"/>
       <w:r>
         <w:rPr>
           <w:rFonts w:ascii="Courier New" w:hAnsi="Courier New" w:cs="Courier New"/>
@@ -19403,7 +18945,6 @@
         <w:t xml:space="preserve"> </w:t>
       </w:r>
       <w:proofErr w:type="spellStart"/>
-      <w:proofErr w:type="gramStart"/>
       <w:r>
         <w:rPr>
           <w:rFonts w:ascii="Courier New" w:hAnsi="Courier New" w:cs="Courier New"/>
@@ -19432,19 +18973,7 @@
           <w:szCs w:val="28"/>
           <w:lang w:val="en-US"/>
         </w:rPr>
-        <w:t>master</w:t>
-      </w:r>
-      <w:proofErr w:type="gramEnd"/>
-      <w:r>
-        <w:rPr>
-          <w:rFonts w:ascii="Courier New" w:hAnsi="Courier New" w:cs="Courier New"/>
-          <w:i/>
-          <w:iCs/>
-          <w:color w:val="FF8000"/>
-          <w:szCs w:val="28"/>
-          <w:lang w:val="en-US"/>
-        </w:rPr>
-        <w:t>_id</w:t>
+        <w:t>master_id</w:t>
       </w:r>
       <w:proofErr w:type="spellEnd"/>
       <w:r>
@@ -19747,7 +19276,6 @@
         <w:t>(</w:t>
       </w:r>
       <w:proofErr w:type="spellStart"/>
-      <w:proofErr w:type="gramStart"/>
       <w:r>
         <w:rPr>
           <w:rFonts w:ascii="Courier New" w:hAnsi="Courier New" w:cs="Courier New"/>
@@ -19776,19 +19304,7 @@
           <w:szCs w:val="28"/>
           <w:lang w:val="en-US"/>
         </w:rPr>
-        <w:t>client</w:t>
-      </w:r>
-      <w:proofErr w:type="gramEnd"/>
-      <w:r>
-        <w:rPr>
-          <w:rFonts w:ascii="Courier New" w:hAnsi="Courier New" w:cs="Courier New"/>
-          <w:i/>
-          <w:iCs/>
-          <w:color w:val="FF8000"/>
-          <w:szCs w:val="28"/>
-          <w:lang w:val="en-US"/>
-        </w:rPr>
-        <w:t>_id</w:t>
+        <w:t>client_id</w:t>
       </w:r>
       <w:proofErr w:type="spellEnd"/>
       <w:r>
@@ -19975,7 +19491,6 @@
         <w:t>(</w:t>
       </w:r>
       <w:proofErr w:type="spellStart"/>
-      <w:proofErr w:type="gramStart"/>
       <w:r>
         <w:rPr>
           <w:rFonts w:ascii="Courier New" w:hAnsi="Courier New" w:cs="Courier New"/>
@@ -20004,19 +19519,7 @@
           <w:szCs w:val="28"/>
           <w:lang w:val="en-US"/>
         </w:rPr>
-        <w:t>device</w:t>
-      </w:r>
-      <w:proofErr w:type="gramEnd"/>
-      <w:r>
-        <w:rPr>
-          <w:rFonts w:ascii="Courier New" w:hAnsi="Courier New" w:cs="Courier New"/>
-          <w:i/>
-          <w:iCs/>
-          <w:color w:val="FF8000"/>
-          <w:szCs w:val="28"/>
-          <w:lang w:val="en-US"/>
-        </w:rPr>
-        <w:t>_id</w:t>
+        <w:t>device_id</w:t>
       </w:r>
       <w:proofErr w:type="spellEnd"/>
       <w:r>
@@ -20139,16 +19642,7 @@
           <w:szCs w:val="28"/>
           <w:lang w:val="en-US"/>
         </w:rPr>
-        <w:t xml:space="preserve"> </w:t>
-      </w:r>
-      <w:proofErr w:type="gramStart"/>
-      <w:r>
-        <w:rPr>
-          <w:rFonts w:ascii="Courier New" w:hAnsi="Courier New" w:cs="Courier New"/>
-          <w:szCs w:val="28"/>
-          <w:lang w:val="en-US"/>
-        </w:rPr>
-        <w:t>order</w:t>
+        <w:t xml:space="preserve"> order</w:t>
       </w:r>
       <w:r>
         <w:rPr>
@@ -20184,7 +19678,6 @@
         <w:t>?.</w:t>
       </w:r>
       <w:proofErr w:type="spellStart"/>
-      <w:proofErr w:type="gramEnd"/>
       <w:r>
         <w:rPr>
           <w:rFonts w:ascii="Courier New" w:hAnsi="Courier New" w:cs="Courier New"/>
@@ -20314,7 +19807,6 @@
         <w:t xml:space="preserve"> </w:t>
       </w:r>
       <w:proofErr w:type="spellStart"/>
-      <w:proofErr w:type="gramStart"/>
       <w:r>
         <w:rPr>
           <w:rFonts w:ascii="Courier New" w:hAnsi="Courier New" w:cs="Courier New"/>
@@ -20368,7 +19860,6 @@
         <w:t>toString</w:t>
       </w:r>
       <w:proofErr w:type="spellEnd"/>
-      <w:proofErr w:type="gramEnd"/>
       <w:r>
         <w:rPr>
           <w:rFonts w:ascii="Courier New" w:hAnsi="Courier New" w:cs="Courier New"/>
@@ -20420,7 +19911,6 @@
         </w:rPr>
         <w:t xml:space="preserve"> </w:t>
       </w:r>
-      <w:proofErr w:type="gramStart"/>
       <w:r>
         <w:rPr>
           <w:rFonts w:ascii="Courier New" w:hAnsi="Courier New" w:cs="Courier New"/>
@@ -20464,7 +19954,6 @@
         <w:t>includes</w:t>
       </w:r>
       <w:proofErr w:type="spellEnd"/>
-      <w:proofErr w:type="gramEnd"/>
       <w:r>
         <w:rPr>
           <w:rFonts w:ascii="Courier New" w:hAnsi="Courier New" w:cs="Courier New"/>
@@ -20639,7 +20128,6 @@
         </w:rPr>
         <w:t xml:space="preserve">                </w:t>
       </w:r>
-      <w:proofErr w:type="gramStart"/>
       <w:r>
         <w:rPr>
           <w:rFonts w:ascii="Courier New" w:hAnsi="Courier New" w:cs="Courier New"/>
@@ -20660,7 +20148,6 @@
         </w:rPr>
         <w:t>desc</w:t>
       </w:r>
-      <w:proofErr w:type="gramEnd"/>
       <w:r>
         <w:rPr>
           <w:rFonts w:ascii="Courier New" w:hAnsi="Courier New" w:cs="Courier New"/>
@@ -21058,7 +20545,6 @@
         <w:t xml:space="preserve">    </w:t>
       </w:r>
       <w:proofErr w:type="spellStart"/>
-      <w:proofErr w:type="gramStart"/>
       <w:r>
         <w:rPr>
           <w:rFonts w:ascii="Courier New" w:hAnsi="Courier New" w:cs="Courier New"/>
@@ -21077,19 +20563,7 @@
           <w:szCs w:val="28"/>
           <w:lang w:val="en-US"/>
         </w:rPr>
-        <w:t>(</w:t>
-      </w:r>
-      <w:proofErr w:type="gramEnd"/>
-      <w:r>
-        <w:rPr>
-          <w:rFonts w:ascii="Courier New" w:hAnsi="Courier New" w:cs="Courier New"/>
-          <w:b/>
-          <w:bCs/>
-          <w:color w:val="000080"/>
-          <w:szCs w:val="28"/>
-          <w:lang w:val="en-US"/>
-        </w:rPr>
-        <w:t>);</w:t>
+        <w:t>();</w:t>
       </w:r>
     </w:p>
     <w:p>
@@ -21102,6 +20576,7 @@
           <w:color w:val="auto"/>
           <w:sz w:val="36"/>
           <w:szCs w:val="36"/>
+          <w:lang w:val="en-US"/>
         </w:rPr>
       </w:pPr>
       <w:r>
@@ -21111,6 +20586,7 @@
           <w:bCs/>
           <w:color w:val="000080"/>
           <w:szCs w:val="28"/>
+          <w:lang w:val="en-US"/>
         </w:rPr>
         <w:t>}</w:t>
       </w:r>
@@ -21119,6 +20595,7 @@
       <w:pPr>
         <w:rPr>
           <w:szCs w:val="28"/>
+          <w:lang w:val="en-US"/>
         </w:rPr>
       </w:pPr>
     </w:p>
@@ -21268,7 +20745,7 @@
         </w:rPr>
         <w:lastRenderedPageBreak/>
         <w:drawing>
-          <wp:inline distT="0" distB="0" distL="0" distR="0" wp14:anchorId="0AA05EB4" wp14:editId="08CCEA00">
+          <wp:inline distT="0" distB="0" distL="0" distR="0" wp14:anchorId="0AA05EB4" wp14:editId="6CF2F199">
             <wp:extent cx="5657850" cy="3072765"/>
             <wp:effectExtent l="0" t="0" r="0" b="0"/>
             <wp:docPr id="18" name="Рисунок 18"/>
@@ -21903,21 +21380,7 @@
         <w:rPr>
           <w:lang w:eastAsia="en-US"/>
         </w:rPr>
-        <w:t xml:space="preserve">Конституция Российской </w:t>
-      </w:r>
-      <w:proofErr w:type="gramStart"/>
-      <w:r>
-        <w:rPr>
-          <w:lang w:eastAsia="en-US"/>
-        </w:rPr>
-        <w:t>Федерации :</w:t>
-      </w:r>
-      <w:proofErr w:type="gramEnd"/>
-      <w:r>
-        <w:rPr>
-          <w:lang w:eastAsia="en-US"/>
-        </w:rPr>
-        <w:t xml:space="preserve"> принята всенародным голосованием 12.12.1993 (с учетом поправок). – Ст. 23, 24, 44.</w:t>
+        <w:t>Конституция Российской Федерации : принята всенародным голосованием 12.12.1993 (с учетом поправок). – Ст. 23, 24, 44.</w:t>
       </w:r>
     </w:p>
     <w:p>
@@ -21935,21 +21398,7 @@
         <w:rPr>
           <w:lang w:eastAsia="en-US"/>
         </w:rPr>
-        <w:t xml:space="preserve">О техническом </w:t>
-      </w:r>
-      <w:proofErr w:type="gramStart"/>
-      <w:r>
-        <w:rPr>
-          <w:lang w:eastAsia="en-US"/>
-        </w:rPr>
-        <w:t>регулировании :</w:t>
-      </w:r>
-      <w:proofErr w:type="gramEnd"/>
-      <w:r>
-        <w:rPr>
-          <w:lang w:eastAsia="en-US"/>
-        </w:rPr>
-        <w:t xml:space="preserve"> Федеральный закон от 27.12.2002 № 184-ФЗ // Собрание законодательства РФ. – 2002. – № 52 (ч. 1). – Ст. 5140.</w:t>
+        <w:t>О техническом регулировании : Федеральный закон от 27.12.2002 № 184-ФЗ // Собрание законодательства РФ. – 2002. – № 52 (ч. 1). – Ст. 5140.</w:t>
       </w:r>
     </w:p>
     <w:p>
@@ -21967,21 +21416,7 @@
         <w:rPr>
           <w:lang w:eastAsia="en-US"/>
         </w:rPr>
-        <w:t xml:space="preserve">Об информации, информационных технологиях и о защите </w:t>
-      </w:r>
-      <w:proofErr w:type="gramStart"/>
-      <w:r>
-        <w:rPr>
-          <w:lang w:eastAsia="en-US"/>
-        </w:rPr>
-        <w:t>информации :</w:t>
-      </w:r>
-      <w:proofErr w:type="gramEnd"/>
-      <w:r>
-        <w:rPr>
-          <w:lang w:eastAsia="en-US"/>
-        </w:rPr>
-        <w:t xml:space="preserve"> Федеральный закон от 27.07.2006 № 149-ФЗ // Собрание законодательства РФ. – 2006. – № 31 (ч. 1). – Ст. 3448.</w:t>
+        <w:t>Об информации, информационных технологиях и о защите информации : Федеральный закон от 27.07.2006 № 149-ФЗ // Собрание законодательства РФ. – 2006. – № 31 (ч. 1). – Ст. 3448.</w:t>
       </w:r>
     </w:p>
     <w:p>
@@ -21999,21 +21434,7 @@
         <w:rPr>
           <w:lang w:eastAsia="en-US"/>
         </w:rPr>
-        <w:t xml:space="preserve">О персональных </w:t>
-      </w:r>
-      <w:proofErr w:type="gramStart"/>
-      <w:r>
-        <w:rPr>
-          <w:lang w:eastAsia="en-US"/>
-        </w:rPr>
-        <w:t>данных :</w:t>
-      </w:r>
-      <w:proofErr w:type="gramEnd"/>
-      <w:r>
-        <w:rPr>
-          <w:lang w:eastAsia="en-US"/>
-        </w:rPr>
-        <w:t xml:space="preserve"> Федеральный закон от 27.07.2006 № 152-ФЗ // Собрание законодательства РФ. – 2006. – № 31 (ч. 1). – Ст. 3451.</w:t>
+        <w:t>О персональных данных : Федеральный закон от 27.07.2006 № 152-ФЗ // Собрание законодательства РФ. – 2006. – № 31 (ч. 1). – Ст. 3451.</w:t>
       </w:r>
     </w:p>
     <w:p>
@@ -22045,21 +21466,7 @@
         <w:rPr>
           <w:lang w:eastAsia="en-US"/>
         </w:rPr>
-        <w:t xml:space="preserve">. 1991-01-01. – </w:t>
-      </w:r>
-      <w:proofErr w:type="gramStart"/>
-      <w:r>
-        <w:rPr>
-          <w:lang w:eastAsia="en-US"/>
-        </w:rPr>
-        <w:t>М. :</w:t>
-      </w:r>
-      <w:proofErr w:type="gramEnd"/>
-      <w:r>
-        <w:rPr>
-          <w:lang w:eastAsia="en-US"/>
-        </w:rPr>
-        <w:t xml:space="preserve"> Издательство стандартов, 1991. – 48 с.</w:t>
+        <w:t>. 1991-01-01. – М. : Издательство стандартов, 1991. – 48 с.</w:t>
       </w:r>
     </w:p>
     <w:p>
@@ -22091,21 +21498,7 @@
         <w:rPr>
           <w:lang w:eastAsia="en-US"/>
         </w:rPr>
-        <w:t xml:space="preserve">. 1992-01-01. – </w:t>
-      </w:r>
-      <w:proofErr w:type="gramStart"/>
-      <w:r>
-        <w:rPr>
-          <w:lang w:eastAsia="en-US"/>
-        </w:rPr>
-        <w:t>М. :</w:t>
-      </w:r>
-      <w:proofErr w:type="gramEnd"/>
-      <w:r>
-        <w:rPr>
-          <w:lang w:eastAsia="en-US"/>
-        </w:rPr>
-        <w:t xml:space="preserve"> </w:t>
+        <w:t xml:space="preserve">. 1992-01-01. – М. : </w:t>
       </w:r>
       <w:proofErr w:type="spellStart"/>
       <w:r>
@@ -22151,21 +21544,7 @@
         <w:rPr>
           <w:lang w:eastAsia="en-US"/>
         </w:rPr>
-        <w:t xml:space="preserve">. 2002-07-01. – </w:t>
-      </w:r>
-      <w:proofErr w:type="gramStart"/>
-      <w:r>
-        <w:rPr>
-          <w:lang w:eastAsia="en-US"/>
-        </w:rPr>
-        <w:t>М. :</w:t>
-      </w:r>
-      <w:proofErr w:type="gramEnd"/>
-      <w:r>
-        <w:rPr>
-          <w:lang w:eastAsia="en-US"/>
-        </w:rPr>
-        <w:t xml:space="preserve"> Госстандарт России, 2001. – 24 с.</w:t>
+        <w:t>. 2002-07-01. – М. : Госстандарт России, 2001. – 24 с.</w:t>
       </w:r>
     </w:p>
     <w:p>
@@ -22197,21 +21576,7 @@
         <w:rPr>
           <w:lang w:eastAsia="en-US"/>
         </w:rPr>
-        <w:t xml:space="preserve">. 2017-07-01. – </w:t>
-      </w:r>
-      <w:proofErr w:type="gramStart"/>
-      <w:r>
-        <w:rPr>
-          <w:lang w:eastAsia="en-US"/>
-        </w:rPr>
-        <w:t>М. :</w:t>
-      </w:r>
-      <w:proofErr w:type="gramEnd"/>
-      <w:r>
-        <w:rPr>
-          <w:lang w:eastAsia="en-US"/>
-        </w:rPr>
-        <w:t xml:space="preserve"> </w:t>
+        <w:t xml:space="preserve">. 2017-07-01. – М. : </w:t>
       </w:r>
       <w:proofErr w:type="spellStart"/>
       <w:r>
@@ -22257,21 +21622,7 @@
         <w:rPr>
           <w:lang w:eastAsia="en-US"/>
         </w:rPr>
-        <w:t xml:space="preserve">. 2020-09-01. – </w:t>
-      </w:r>
-      <w:proofErr w:type="gramStart"/>
-      <w:r>
-        <w:rPr>
-          <w:lang w:eastAsia="en-US"/>
-        </w:rPr>
-        <w:t>М. :</w:t>
-      </w:r>
-      <w:proofErr w:type="gramEnd"/>
-      <w:r>
-        <w:rPr>
-          <w:lang w:eastAsia="en-US"/>
-        </w:rPr>
-        <w:t xml:space="preserve"> </w:t>
+        <w:t xml:space="preserve">. 2020-09-01. – М. : </w:t>
       </w:r>
       <w:proofErr w:type="spellStart"/>
       <w:r>
@@ -22312,35 +21663,7 @@
         <w:rPr>
           <w:lang w:eastAsia="en-US"/>
         </w:rPr>
-        <w:t xml:space="preserve"> М. С., Поляков В. П. Информационные </w:t>
-      </w:r>
-      <w:proofErr w:type="gramStart"/>
-      <w:r>
-        <w:rPr>
-          <w:lang w:eastAsia="en-US"/>
-        </w:rPr>
-        <w:t>системы :</w:t>
-      </w:r>
-      <w:proofErr w:type="gramEnd"/>
-      <w:r>
-        <w:rPr>
-          <w:lang w:eastAsia="en-US"/>
-        </w:rPr>
-        <w:t xml:space="preserve"> учебное пособие для среднего профессионального образования. – </w:t>
-      </w:r>
-      <w:proofErr w:type="gramStart"/>
-      <w:r>
-        <w:rPr>
-          <w:lang w:eastAsia="en-US"/>
-        </w:rPr>
-        <w:t>Москва :</w:t>
-      </w:r>
-      <w:proofErr w:type="gramEnd"/>
-      <w:r>
-        <w:rPr>
-          <w:lang w:eastAsia="en-US"/>
-        </w:rPr>
-        <w:t xml:space="preserve"> Издательство </w:t>
+        <w:t xml:space="preserve"> М. С., Поляков В. П. Информационные системы : учебное пособие для среднего профессионального образования. – Москва : Издательство </w:t>
       </w:r>
       <w:proofErr w:type="spellStart"/>
       <w:r>
@@ -22372,21 +21695,7 @@
         <w:rPr>
           <w:lang w:eastAsia="en-US"/>
         </w:rPr>
-        <w:t>Лутц М. Программирование на Python. Том I. – 4-е изд. – СПб</w:t>
-      </w:r>
-      <w:proofErr w:type="gramStart"/>
-      <w:r>
-        <w:rPr>
-          <w:lang w:eastAsia="en-US"/>
-        </w:rPr>
-        <w:t>. :</w:t>
-      </w:r>
-      <w:proofErr w:type="gramEnd"/>
-      <w:r>
-        <w:rPr>
-          <w:lang w:eastAsia="en-US"/>
-        </w:rPr>
-        <w:t xml:space="preserve"> Символ-Плюс, 2011. – 992 с.</w:t>
+        <w:t>Лутц М. Программирование на Python. Том I. – 4-е изд. – СПб. : Символ-Плюс, 2011. – 992 с.</w:t>
       </w:r>
     </w:p>
     <w:p>
@@ -37935,6 +37244,7 @@
   <w:style w:type="character" w:default="1" w:styleId="a0">
     <w:name w:val="Default Paragraph Font"/>
     <w:uiPriority w:val="1"/>
+    <w:semiHidden/>
     <w:unhideWhenUsed/>
   </w:style>
   <w:style w:type="table" w:default="1" w:styleId="a1">
